--- a/lab3/ОТЧЁТ ПО ЛАБОРАТОРНОЙ РАБОТЕ 3.docx
+++ b/lab3/ОТЧЁТ ПО ЛАБОРАТОРНОЙ РАБОТЕ 3.docx
@@ -1,3151 +1,1685 @@
 
 <file path=word/document.xml><?xml version="1.0" encoding="utf-8"?>
-<w:document xmlns:wpc="http://schemas.microsoft.com/office/word/2010/wordprocessingCanvas" xmlns:cx="http://schemas.microsoft.com/office/drawing/2014/chartex" xmlns:mc="http://schemas.openxmlformats.org/markup-compatibility/2006" xmlns:o="urn:schemas-microsoft-com:office:office" xmlns:r="http://schemas.openxmlformats.org/officeDocument/2006/relationships" xmlns:m="http://schemas.openxmlformats.org/officeDocument/2006/math" xmlns:v="urn:schemas-microsoft-com:vml" xmlns:wp14="http://schemas.microsoft.com/office/word/2010/wordprocessingDrawing" xmlns:wp="http://schemas.openxmlformats.org/drawingml/2006/wordprocessingDrawing" xmlns:w10="urn:schemas-microsoft-com:office:word" xmlns:w="http://schemas.openxmlformats.org/wordprocessingml/2006/main" xmlns:w14="http://schemas.microsoft.com/office/word/2010/wordml" xmlns:w15="http://schemas.microsoft.com/office/word/2012/wordml" xmlns:w16se="http://schemas.microsoft.com/office/word/2015/wordml/symex" xmlns:wpg="http://schemas.microsoft.com/office/word/2010/wordprocessingGroup" xmlns:wpi="http://schemas.microsoft.com/office/word/2010/wordprocessingInk" xmlns:wne="http://schemas.microsoft.com/office/word/2006/wordml" xmlns:wps="http://schemas.microsoft.com/office/word/2010/wordprocessingShape" mc:Ignorable="w14 w15 w16se wp14">
+<w:document xmlns:wpc="http://schemas.microsoft.com/office/word/2010/wordprocessingCanvas" xmlns:cx="http://schemas.microsoft.com/office/drawing/2014/chartex" xmlns:cx1="http://schemas.microsoft.com/office/drawing/2015/9/8/chartex" xmlns:cx2="http://schemas.microsoft.com/office/drawing/2015/10/21/chartex" xmlns:cx3="http://schemas.microsoft.com/office/drawing/2016/5/9/chartex" xmlns:cx4="http://schemas.microsoft.com/office/drawing/2016/5/10/chartex" xmlns:cx5="http://schemas.microsoft.com/office/drawing/2016/5/11/chartex" xmlns:cx6="http://schemas.microsoft.com/office/drawing/2016/5/12/chartex" xmlns:cx7="http://schemas.microsoft.com/office/drawing/2016/5/13/chartex" xmlns:cx8="http://schemas.microsoft.com/office/drawing/2016/5/14/chartex" xmlns:mc="http://schemas.openxmlformats.org/markup-compatibility/2006" xmlns:aink="http://schemas.microsoft.com/office/drawing/2016/ink" xmlns:am3d="http://schemas.microsoft.com/office/drawing/2017/model3d" xmlns:o="urn:schemas-microsoft-com:office:office" xmlns:oel="http://schemas.microsoft.com/office/2019/extlst" xmlns:r="http://schemas.openxmlformats.org/officeDocument/2006/relationships" xmlns:m="http://schemas.openxmlformats.org/officeDocument/2006/math" xmlns:v="urn:schemas-microsoft-com:vml" xmlns:wp14="http://schemas.microsoft.com/office/word/2010/wordprocessingDrawing" xmlns:wp="http://schemas.openxmlformats.org/drawingml/2006/wordprocessingDrawing" xmlns:w10="urn:schemas-microsoft-com:office:word" xmlns:w="http://schemas.openxmlformats.org/wordprocessingml/2006/main" xmlns:w14="http://schemas.microsoft.com/office/word/2010/wordml" xmlns:w15="http://schemas.microsoft.com/office/word/2012/wordml" xmlns:w16cex="http://schemas.microsoft.com/office/word/2018/wordml/cex" xmlns:w16cid="http://schemas.microsoft.com/office/word/2016/wordml/cid" xmlns:w16="http://schemas.microsoft.com/office/word/2018/wordml" xmlns:w16du="http://schemas.microsoft.com/office/word/2023/wordml/word16du" xmlns:w16sdtdh="http://schemas.microsoft.com/office/word/2020/wordml/sdtdatahash" xmlns:w16sdtfl="http://schemas.microsoft.com/office/word/2024/wordml/sdtformatlock" xmlns:w16se="http://schemas.microsoft.com/office/word/2015/wordml/symex" xmlns:wpg="http://schemas.microsoft.com/office/word/2010/wordprocessingGroup" xmlns:wpi="http://schemas.microsoft.com/office/word/2010/wordprocessingInk" xmlns:wne="http://schemas.microsoft.com/office/word/2006/wordml" xmlns:wps="http://schemas.microsoft.com/office/word/2010/wordprocessingShape" mc:Ignorable="w14 w15 w16se w16cid w16 w16cex w16sdtdh w16sdtfl w16du wp14">
   <w:body>
     <w:p>
       <w:pPr>
-        <w:rPr>
-          <w:lang w:val="ru-RU"/>
-        </w:rPr>
-      </w:pPr>
-      <w:r>
+        <w:jc w:val="center"/>
         <w:rPr>
           <w:b/>
           <w:bCs/>
-          <w:lang w:val="ru-RU"/>
-        </w:rPr>
-        <w:t>ОТЧЁТ ПО ЛАБОРАТОРНОЙ РАБОТЕ №3</w:t>
-      </w:r>
-    </w:p>
-    <w:p>
-      <w:pPr>
-        <w:rPr>
-          <w:lang w:val="ru-RU"/>
         </w:rPr>
       </w:pPr>
       <w:r>
         <w:rPr>
           <w:b/>
           <w:bCs/>
-          <w:lang w:val="ru-RU"/>
         </w:rPr>
-        <w:t>Тема:</w:t>
-      </w:r>
-      <w:r>
-        <w:rPr>
-          <w:lang w:val="ru-RU"/>
-        </w:rPr>
-        <w:t xml:space="preserve"> Базовые растровые алгоритмы</w:t>
+        <w:t>ОТЧЁТ ПО ЛАБОРАТОРНОЙ РАБОТЕ №3</w:t>
       </w:r>
     </w:p>
     <w:p>
-      <w:pPr>
-        <w:rPr>
-          <w:lang w:val="en-US"/>
-        </w:rPr>
-      </w:pPr>
-      <w:r>
+      <w:r>
+        <w:t xml:space="preserve">Базовые растровые алгоритмы (пошаговый, ЦДА, </w:t>
+      </w:r>
+      <w:proofErr w:type="spellStart"/>
+      <w:r>
+        <w:t>Брезенхем</w:t>
+      </w:r>
+      <w:proofErr w:type="spellEnd"/>
+      <w:r>
+        <w:t xml:space="preserve"> для отрезков и окружностей)</w:t>
+      </w:r>
+    </w:p>
+    <w:p>
+      <w:pPr>
         <w:rPr>
           <w:b/>
           <w:bCs/>
-          <w:lang w:val="en-US"/>
-        </w:rPr>
-        <w:t>ЦЕЛЬ РАБОТЫ</w:t>
-      </w:r>
-    </w:p>
-    <w:p>
-      <w:pPr>
-        <w:numPr>
-          <w:ilvl w:val="0"/>
-          <w:numId w:val="15"/>
-        </w:numPr>
-        <w:rPr>
-          <w:lang w:val="ru-RU"/>
-        </w:rPr>
-      </w:pPr>
-      <w:r>
-        <w:rPr>
-          <w:lang w:val="ru-RU"/>
-        </w:rPr>
-        <w:t>Закрепить теоретический материал и освоить базовые алгоритмы растеризации отрезков и кривых.</w:t>
-      </w:r>
-    </w:p>
-    <w:p>
-      <w:pPr>
-        <w:numPr>
-          <w:ilvl w:val="0"/>
-          <w:numId w:val="15"/>
-        </w:numPr>
-        <w:rPr>
-          <w:lang w:val="ru-RU"/>
-        </w:rPr>
-      </w:pPr>
-      <w:r>
-        <w:rPr>
-          <w:lang w:val="ru-RU"/>
-        </w:rPr>
-        <w:t>Изучить и реализовать пошаговый алгоритм, цифровой дифференциальный анализатор (ЦДА), алгоритм Брезенхема для отрезков и алгоритм Брезенхема для окружностей.</w:t>
-      </w:r>
-    </w:p>
-    <w:p>
-      <w:pPr>
-        <w:numPr>
-          <w:ilvl w:val="0"/>
-          <w:numId w:val="15"/>
-        </w:numPr>
-        <w:rPr>
-          <w:lang w:val="ru-RU"/>
-        </w:rPr>
-      </w:pPr>
-      <w:r>
-        <w:rPr>
-          <w:lang w:val="ru-RU"/>
-        </w:rPr>
-        <w:t>Разработать приложение с графическим интерфейсом, иллюстрирующее работу алгоритмов, с возможностью масштабирования, панорамирования и вывода системы координат.</w:t>
-      </w:r>
-    </w:p>
-    <w:p>
-      <w:pPr>
-        <w:numPr>
-          <w:ilvl w:val="0"/>
-          <w:numId w:val="15"/>
-        </w:numPr>
-        <w:rPr>
-          <w:lang w:val="ru-RU"/>
-        </w:rPr>
-      </w:pPr>
-      <w:r>
-        <w:rPr>
-          <w:lang w:val="ru-RU"/>
-        </w:rPr>
-        <w:t>Провести замеры временных характеристик реализованных алгоритмов для их сравнения.</w:t>
-      </w:r>
-    </w:p>
-    <w:p>
-      <w:pPr>
-        <w:rPr>
-          <w:lang w:val="ru-RU"/>
         </w:rPr>
       </w:pPr>
       <w:r>
         <w:rPr>
           <w:b/>
           <w:bCs/>
-          <w:lang w:val="ru-RU"/>
         </w:rPr>
-        <w:t>ХОД РАБОТЫ</w:t>
+        <w:t>ЦЕЛЬ РАБОТЫ</w:t>
       </w:r>
     </w:p>
     <w:p>
       <w:pPr>
-        <w:rPr>
-          <w:lang w:val="ru-RU"/>
-        </w:rPr>
-      </w:pPr>
-      <w:r>
+        <w:numPr>
+          <w:ilvl w:val="0"/>
+          <w:numId w:val="25"/>
+        </w:numPr>
+      </w:pPr>
+      <w:r>
+        <w:t xml:space="preserve">Изучить базовые алгоритмы растеризации отрезков и кривых (пошаговый алгоритм, цифровой дифференциальный анализатор (ЦДА), алгоритм </w:t>
+      </w:r>
+      <w:proofErr w:type="spellStart"/>
+      <w:r>
+        <w:t>Брезенхема</w:t>
+      </w:r>
+      <w:proofErr w:type="spellEnd"/>
+      <w:r>
+        <w:t xml:space="preserve"> для отрезков и алгоритм </w:t>
+      </w:r>
+      <w:proofErr w:type="spellStart"/>
+      <w:r>
+        <w:t>Брезенхема</w:t>
+      </w:r>
+      <w:proofErr w:type="spellEnd"/>
+      <w:r>
+        <w:t xml:space="preserve"> для окружности).</w:t>
+      </w:r>
+    </w:p>
+    <w:p>
+      <w:pPr>
+        <w:numPr>
+          <w:ilvl w:val="0"/>
+          <w:numId w:val="25"/>
+        </w:numPr>
+      </w:pPr>
+      <w:r>
+        <w:t>Реализовать данные алгоритмы на практике, обеспечив 8-связную генерацию пикселей.</w:t>
+      </w:r>
+    </w:p>
+    <w:p>
+      <w:pPr>
+        <w:numPr>
+          <w:ilvl w:val="0"/>
+          <w:numId w:val="25"/>
+        </w:numPr>
+      </w:pPr>
+      <w:r>
+        <w:t>Разработать программное приложение с графическим интерфейсом (GUI), включающее систему координат, линии сетки, механизмы масштабирования (зум) и панорамирования.</w:t>
+      </w:r>
+    </w:p>
+    <w:p>
+      <w:pPr>
+        <w:numPr>
+          <w:ilvl w:val="0"/>
+          <w:numId w:val="25"/>
+        </w:numPr>
+      </w:pPr>
+      <w:r>
+        <w:t>Провести замеры временных характеристик реализованных алгоритмов (с усреднением) для наглядного сравнения их производительности.</w:t>
+      </w:r>
+    </w:p>
+    <w:p>
+      <w:pPr>
         <w:rPr>
           <w:b/>
           <w:bCs/>
-          <w:lang w:val="ru-RU"/>
-        </w:rPr>
-        <w:t>1. Изучение теоретических основ</w:t>
-      </w:r>
-    </w:p>
-    <w:p>
-      <w:pPr>
-        <w:rPr>
-          <w:lang w:val="ru-RU"/>
-        </w:rPr>
-      </w:pPr>
-      <w:r>
-        <w:rPr>
-          <w:lang w:val="ru-RU"/>
-        </w:rPr>
-        <w:t>В ходе подготовки к работе были изучены следующие концепции:</w:t>
-      </w:r>
-    </w:p>
-    <w:p>
-      <w:pPr>
-        <w:numPr>
-          <w:ilvl w:val="0"/>
-          <w:numId w:val="16"/>
-        </w:numPr>
-        <w:rPr>
-          <w:lang w:val="en-US"/>
         </w:rPr>
       </w:pPr>
       <w:r>
         <w:rPr>
           <w:b/>
           <w:bCs/>
-          <w:lang w:val="ru-RU"/>
         </w:rPr>
-        <w:t>Растеризация</w:t>
-      </w:r>
-      <w:r>
-        <w:rPr>
-          <w:lang w:val="ru-RU"/>
-        </w:rPr>
-        <w:t xml:space="preserve"> — процесс определения пикселей, наилучшим образом аппроксимирующих заданный отрезок или кривую. </w:t>
-      </w:r>
-      <w:proofErr w:type="spellStart"/>
-      <w:r>
-        <w:rPr>
-          <w:lang w:val="en-US"/>
-        </w:rPr>
-        <w:t>Критерии</w:t>
-      </w:r>
-      <w:proofErr w:type="spellEnd"/>
-      <w:r>
-        <w:rPr>
-          <w:lang w:val="en-US"/>
-        </w:rPr>
-        <w:t xml:space="preserve"> </w:t>
-      </w:r>
-      <w:proofErr w:type="spellStart"/>
-      <w:r>
-        <w:rPr>
-          <w:lang w:val="en-US"/>
-        </w:rPr>
-        <w:t>оценки</w:t>
-      </w:r>
-      <w:proofErr w:type="spellEnd"/>
-      <w:r>
-        <w:rPr>
-          <w:lang w:val="en-US"/>
-        </w:rPr>
-        <w:t xml:space="preserve">: </w:t>
-      </w:r>
-      <w:proofErr w:type="spellStart"/>
-      <w:r>
-        <w:rPr>
-          <w:lang w:val="en-US"/>
-        </w:rPr>
-        <w:t>качество</w:t>
-      </w:r>
-      <w:proofErr w:type="spellEnd"/>
-      <w:r>
-        <w:rPr>
-          <w:lang w:val="en-US"/>
-        </w:rPr>
-        <w:t xml:space="preserve"> (</w:t>
-      </w:r>
-      <w:proofErr w:type="spellStart"/>
-      <w:r>
-        <w:rPr>
-          <w:lang w:val="en-US"/>
-        </w:rPr>
-        <w:t>непрерывность</w:t>
-      </w:r>
-      <w:proofErr w:type="spellEnd"/>
-      <w:r>
-        <w:rPr>
-          <w:lang w:val="en-US"/>
-        </w:rPr>
-        <w:t xml:space="preserve">), </w:t>
-      </w:r>
-      <w:proofErr w:type="spellStart"/>
-      <w:r>
-        <w:rPr>
-          <w:lang w:val="en-US"/>
-        </w:rPr>
-        <w:t>скорость</w:t>
-      </w:r>
-      <w:proofErr w:type="spellEnd"/>
-      <w:r>
-        <w:rPr>
-          <w:lang w:val="en-US"/>
-        </w:rPr>
-        <w:t xml:space="preserve"> и </w:t>
-      </w:r>
-      <w:proofErr w:type="spellStart"/>
-      <w:r>
-        <w:rPr>
-          <w:lang w:val="en-US"/>
-        </w:rPr>
-        <w:t>простота</w:t>
-      </w:r>
-      <w:proofErr w:type="spellEnd"/>
-      <w:r>
-        <w:rPr>
-          <w:lang w:val="en-US"/>
-        </w:rPr>
-        <w:t xml:space="preserve"> </w:t>
-      </w:r>
-      <w:proofErr w:type="spellStart"/>
-      <w:r>
-        <w:rPr>
-          <w:lang w:val="en-US"/>
-        </w:rPr>
-        <w:t>реализации</w:t>
-      </w:r>
-      <w:proofErr w:type="spellEnd"/>
-      <w:r>
-        <w:rPr>
-          <w:lang w:val="en-US"/>
-        </w:rPr>
-        <w:t>.</w:t>
+        <w:t>ХОД РАБОТЫ</w:t>
       </w:r>
     </w:p>
     <w:p>
       <w:pPr>
-        <w:numPr>
-          <w:ilvl w:val="0"/>
-          <w:numId w:val="16"/>
-        </w:numPr>
-        <w:rPr>
-          <w:lang w:val="ru-RU"/>
-        </w:rPr>
-      </w:pPr>
-      <w:r>
         <w:rPr>
           <w:b/>
           <w:bCs/>
-          <w:lang w:val="ru-RU"/>
-        </w:rPr>
-        <w:t>Связность:</w:t>
-      </w:r>
-      <w:r>
-        <w:rPr>
-          <w:lang w:val="ru-RU"/>
-        </w:rPr>
-        <w:t xml:space="preserve"> В качестве линии на растровой сетке выступает набор пикселей. 4-связная линия образуется, если у соседних пикселей отличается только одна координата, 8-связная — если координаты могут отличаться на единицу по обеим осям одновременно.</w:t>
-      </w:r>
-    </w:p>
-    <w:p>
-      <w:pPr>
-        <w:numPr>
-          <w:ilvl w:val="0"/>
-          <w:numId w:val="16"/>
-        </w:numPr>
-        <w:rPr>
-          <w:lang w:val="ru-RU"/>
         </w:rPr>
       </w:pPr>
       <w:r>
         <w:rPr>
           <w:b/>
           <w:bCs/>
-          <w:lang w:val="ru-RU"/>
         </w:rPr>
-        <w:t>Пошаговый алгоритм</w:t>
-      </w:r>
-      <w:r>
-        <w:rPr>
-          <w:lang w:val="ru-RU"/>
-        </w:rPr>
-        <w:t xml:space="preserve"> — наиболее очевидный метод, основанный на уравнении прямой </w:t>
-      </w:r>
-      <w:r>
-        <w:rPr>
-          <w:lang w:val="en-US"/>
-        </w:rPr>
-        <w:t>y</w:t>
-      </w:r>
-      <w:r>
-        <w:rPr>
-          <w:lang w:val="ru-RU"/>
-        </w:rPr>
-        <w:t>=</w:t>
-      </w:r>
-      <w:proofErr w:type="spellStart"/>
-      <w:r>
-        <w:rPr>
-          <w:lang w:val="en-US"/>
-        </w:rPr>
-        <w:t>kx</w:t>
-      </w:r>
-      <w:proofErr w:type="spellEnd"/>
-      <w:r>
-        <w:rPr>
-          <w:lang w:val="ru-RU"/>
-        </w:rPr>
-        <w:t>+</w:t>
-      </w:r>
-      <w:proofErr w:type="spellStart"/>
-      <w:r>
-        <w:rPr>
-          <w:lang w:val="en-US"/>
-        </w:rPr>
-        <w:t>b</w:t>
-      </w:r>
-      <w:r>
-        <w:rPr>
-          <w:i/>
-          <w:iCs/>
-          <w:lang w:val="en-US"/>
-        </w:rPr>
-        <w:t>y</w:t>
-      </w:r>
-      <w:proofErr w:type="spellEnd"/>
-      <w:r>
-        <w:rPr>
-          <w:lang w:val="ru-RU"/>
-        </w:rPr>
-        <w:t>=</w:t>
-      </w:r>
-      <w:proofErr w:type="spellStart"/>
-      <w:r>
-        <w:rPr>
-          <w:i/>
-          <w:iCs/>
-          <w:lang w:val="en-US"/>
-        </w:rPr>
-        <w:t>kx</w:t>
-      </w:r>
-      <w:proofErr w:type="spellEnd"/>
-      <w:r>
-        <w:rPr>
-          <w:lang w:val="ru-RU"/>
-        </w:rPr>
-        <w:t>+</w:t>
-      </w:r>
-      <w:proofErr w:type="spellStart"/>
-      <w:r>
-        <w:rPr>
-          <w:i/>
-          <w:iCs/>
-          <w:lang w:val="en-US"/>
-        </w:rPr>
-        <w:t>b</w:t>
-      </w:r>
-      <w:proofErr w:type="spellEnd"/>
-      <w:r>
-        <w:rPr>
-          <w:lang w:val="ru-RU"/>
-        </w:rPr>
-        <w:t>. Недостатком является использование вещественных чисел и операций округления, что замедляет работу.</w:t>
+        <w:t>1. Изучение теоретических основ</w:t>
       </w:r>
     </w:p>
     <w:p>
+      <w:r>
+        <w:t>В ходе подготовки к работе были изучены следующие концепции:</w:t>
+      </w:r>
+    </w:p>
+    <w:p>
       <w:pPr>
         <w:numPr>
           <w:ilvl w:val="0"/>
-          <w:numId w:val="16"/>
+          <w:numId w:val="26"/>
         </w:numPr>
-        <w:rPr>
-          <w:lang w:val="en-US"/>
-        </w:rPr>
       </w:pPr>
       <w:r>
         <w:rPr>
           <w:b/>
           <w:bCs/>
-          <w:lang w:val="ru-RU"/>
         </w:rPr>
-        <w:t>Алгоритм ЦДА (</w:t>
-      </w:r>
+        <w:t>Растеризация:</w:t>
+      </w:r>
+      <w:r>
+        <w:t xml:space="preserve"> Процесс определения пикселей, наилучшим образом аппроксимирующих заданный отрезок или кривую на дискретной сетке.</w:t>
+      </w:r>
+    </w:p>
+    <w:p>
+      <w:pPr>
+        <w:numPr>
+          <w:ilvl w:val="0"/>
+          <w:numId w:val="26"/>
+        </w:numPr>
+      </w:pPr>
       <w:r>
         <w:rPr>
           <w:b/>
           <w:bCs/>
-          <w:lang w:val="en-US"/>
         </w:rPr>
-        <w:t>DDA</w:t>
+        <w:t>Связность пикселей:</w:t>
+      </w:r>
+      <w:r>
+        <w:t xml:space="preserve"> Понятие, определяющее, какие пиксели считать соседними. В работе строятся </w:t>
       </w:r>
       <w:r>
         <w:rPr>
           <w:b/>
           <w:bCs/>
-          <w:lang w:val="ru-RU"/>
         </w:rPr>
-        <w:t>)</w:t>
-      </w:r>
-      <w:r>
-        <w:rPr>
-          <w:lang w:val="ru-RU"/>
-        </w:rPr>
-        <w:t xml:space="preserve"> — основан на вычислении дифференциала. Вычисляется максимальное приращение </w:t>
-      </w:r>
-      <w:r>
-        <w:rPr>
-          <w:lang w:val="en-US"/>
-        </w:rPr>
-        <w:t>L</w:t>
-      </w:r>
-      <w:r>
-        <w:rPr>
-          <w:lang w:val="ru-RU"/>
-        </w:rPr>
-        <w:t>=</w:t>
-      </w:r>
-      <w:r>
-        <w:rPr>
-          <w:lang w:val="en-US"/>
-        </w:rPr>
-        <w:t>max</w:t>
-      </w:r>
-      <w:r>
-        <w:rPr>
-          <w:rFonts w:ascii="Cambria Math" w:hAnsi="Cambria Math" w:cs="Cambria Math"/>
-          <w:lang w:val="ru-RU"/>
-        </w:rPr>
-        <w:t>⁡</w:t>
-      </w:r>
-      <w:r>
-        <w:rPr>
-          <w:lang w:val="ru-RU"/>
-        </w:rPr>
-        <w:t>(</w:t>
-      </w:r>
-      <w:r>
-        <w:rPr>
-          <w:rFonts w:ascii="Cambria Math" w:hAnsi="Cambria Math" w:cs="Cambria Math"/>
-          <w:lang w:val="ru-RU"/>
-        </w:rPr>
-        <w:t>∣</w:t>
-      </w:r>
-      <w:proofErr w:type="spellStart"/>
-      <w:r>
-        <w:rPr>
-          <w:rFonts w:ascii="Arial" w:hAnsi="Arial" w:cs="Arial"/>
-          <w:lang w:val="en-US"/>
-        </w:rPr>
-        <w:t>Δ</w:t>
-      </w:r>
-      <w:r>
-        <w:rPr>
-          <w:lang w:val="en-US"/>
-        </w:rPr>
-        <w:t>x</w:t>
-      </w:r>
-      <w:proofErr w:type="spellEnd"/>
-      <w:proofErr w:type="gramStart"/>
-      <w:r>
-        <w:rPr>
-          <w:rFonts w:ascii="Cambria Math" w:hAnsi="Cambria Math" w:cs="Cambria Math"/>
-          <w:lang w:val="ru-RU"/>
-        </w:rPr>
-        <w:t>∣</w:t>
-      </w:r>
-      <w:r>
-        <w:rPr>
-          <w:lang w:val="ru-RU"/>
-        </w:rPr>
-        <w:t>,</w:t>
-      </w:r>
-      <w:r>
-        <w:rPr>
-          <w:rFonts w:ascii="Cambria Math" w:hAnsi="Cambria Math" w:cs="Cambria Math"/>
-          <w:lang w:val="ru-RU"/>
-        </w:rPr>
-        <w:t>∣</w:t>
-      </w:r>
-      <w:proofErr w:type="spellStart"/>
-      <w:proofErr w:type="gramEnd"/>
-      <w:r>
-        <w:rPr>
-          <w:rFonts w:ascii="Arial" w:hAnsi="Arial" w:cs="Arial"/>
-          <w:lang w:val="en-US"/>
-        </w:rPr>
-        <w:t>Δ</w:t>
-      </w:r>
-      <w:r>
-        <w:rPr>
-          <w:lang w:val="en-US"/>
-        </w:rPr>
-        <w:t>y</w:t>
-      </w:r>
-      <w:proofErr w:type="spellEnd"/>
-      <w:r>
-        <w:rPr>
-          <w:rFonts w:ascii="Cambria Math" w:hAnsi="Cambria Math" w:cs="Cambria Math"/>
-          <w:lang w:val="ru-RU"/>
-        </w:rPr>
-        <w:t>∣</w:t>
-      </w:r>
-      <w:r>
-        <w:rPr>
-          <w:lang w:val="ru-RU"/>
-        </w:rPr>
-        <w:t>)</w:t>
-      </w:r>
-      <w:r>
-        <w:rPr>
-          <w:i/>
-          <w:iCs/>
-          <w:lang w:val="en-US"/>
-        </w:rPr>
-        <w:t>L</w:t>
-      </w:r>
-      <w:r>
-        <w:rPr>
-          <w:lang w:val="ru-RU"/>
-        </w:rPr>
-        <w:t>=</w:t>
-      </w:r>
-      <w:r>
-        <w:rPr>
-          <w:lang w:val="en-US"/>
-        </w:rPr>
-        <w:t>max</w:t>
-      </w:r>
-      <w:r>
-        <w:rPr>
-          <w:lang w:val="ru-RU"/>
-        </w:rPr>
-        <w:t>(</w:t>
-      </w:r>
-      <w:r>
-        <w:rPr>
-          <w:rFonts w:ascii="Cambria Math" w:hAnsi="Cambria Math" w:cs="Cambria Math"/>
-          <w:lang w:val="ru-RU"/>
-        </w:rPr>
-        <w:t>∣</w:t>
-      </w:r>
-      <w:proofErr w:type="spellStart"/>
-      <w:r>
-        <w:rPr>
-          <w:rFonts w:ascii="Arial" w:hAnsi="Arial" w:cs="Arial"/>
-          <w:lang w:val="en-US"/>
-        </w:rPr>
-        <w:t>Δ</w:t>
-      </w:r>
-      <w:r>
-        <w:rPr>
-          <w:i/>
-          <w:iCs/>
-          <w:lang w:val="en-US"/>
-        </w:rPr>
-        <w:t>x</w:t>
-      </w:r>
-      <w:proofErr w:type="spellEnd"/>
-      <w:r>
-        <w:rPr>
-          <w:rFonts w:ascii="Cambria Math" w:hAnsi="Cambria Math" w:cs="Cambria Math"/>
-          <w:lang w:val="ru-RU"/>
-        </w:rPr>
-        <w:t>∣</w:t>
-      </w:r>
-      <w:r>
-        <w:rPr>
-          <w:lang w:val="ru-RU"/>
-        </w:rPr>
-        <w:t>,</w:t>
-      </w:r>
-      <w:r>
-        <w:rPr>
-          <w:rFonts w:ascii="Cambria Math" w:hAnsi="Cambria Math" w:cs="Cambria Math"/>
-          <w:lang w:val="ru-RU"/>
-        </w:rPr>
-        <w:t>∣</w:t>
-      </w:r>
-      <w:proofErr w:type="spellStart"/>
-      <w:r>
-        <w:rPr>
-          <w:rFonts w:ascii="Arial" w:hAnsi="Arial" w:cs="Arial"/>
-          <w:lang w:val="en-US"/>
-        </w:rPr>
-        <w:t>Δ</w:t>
-      </w:r>
-      <w:r>
-        <w:rPr>
-          <w:i/>
-          <w:iCs/>
-          <w:lang w:val="en-US"/>
-        </w:rPr>
-        <w:t>y</w:t>
-      </w:r>
-      <w:proofErr w:type="spellEnd"/>
-      <w:r>
-        <w:rPr>
-          <w:rFonts w:ascii="Cambria Math" w:hAnsi="Cambria Math" w:cs="Cambria Math"/>
-          <w:lang w:val="ru-RU"/>
-        </w:rPr>
-        <w:t>∣</w:t>
-      </w:r>
-      <w:r>
-        <w:rPr>
-          <w:lang w:val="ru-RU"/>
-        </w:rPr>
-        <w:t xml:space="preserve">), а затем координаты на каждом шаге увеличиваются на дробные приращения. </w:t>
-      </w:r>
-      <w:proofErr w:type="spellStart"/>
-      <w:r>
-        <w:rPr>
-          <w:lang w:val="en-US"/>
-        </w:rPr>
-        <w:t>Использует</w:t>
-      </w:r>
-      <w:proofErr w:type="spellEnd"/>
-      <w:r>
-        <w:rPr>
-          <w:lang w:val="en-US"/>
-        </w:rPr>
-        <w:t xml:space="preserve"> </w:t>
-      </w:r>
-      <w:proofErr w:type="spellStart"/>
-      <w:r>
-        <w:rPr>
-          <w:lang w:val="en-US"/>
-        </w:rPr>
-        <w:t>вещественную</w:t>
-      </w:r>
-      <w:proofErr w:type="spellEnd"/>
-      <w:r>
-        <w:rPr>
-          <w:lang w:val="en-US"/>
-        </w:rPr>
-        <w:t xml:space="preserve"> </w:t>
-      </w:r>
-      <w:proofErr w:type="spellStart"/>
-      <w:r>
-        <w:rPr>
-          <w:lang w:val="en-US"/>
-        </w:rPr>
-        <w:t>арифметику</w:t>
-      </w:r>
-      <w:proofErr w:type="spellEnd"/>
-      <w:r>
-        <w:rPr>
-          <w:lang w:val="en-US"/>
-        </w:rPr>
-        <w:t>.</w:t>
+        <w:t>8-связные линии</w:t>
+      </w:r>
+      <w:r>
+        <w:t xml:space="preserve">, где пиксели считаются соседними, если их координаты по </w:t>
+      </w:r>
+      <m:oMath>
+        <m:r>
+          <w:rPr>
+            <w:rFonts w:ascii="Cambria Math" w:hAnsi="Cambria Math"/>
+          </w:rPr>
+          <m:t>X</m:t>
+        </m:r>
+      </m:oMath>
+      <w:r>
+        <w:t xml:space="preserve">и </w:t>
+      </w:r>
+      <m:oMath>
+        <m:r>
+          <w:rPr>
+            <w:rFonts w:ascii="Cambria Math" w:hAnsi="Cambria Math"/>
+          </w:rPr>
+          <m:t>Y</m:t>
+        </m:r>
+      </m:oMath>
+      <w:r>
+        <w:t xml:space="preserve">отличаются не более чем на единицу: </w:t>
+      </w:r>
+      <m:oMath>
+        <m:r>
+          <w:rPr>
+            <w:rFonts w:ascii="Cambria Math" w:hAnsi="Cambria Math"/>
+          </w:rPr>
+          <m:t>∣</m:t>
+        </m:r>
+        <m:sSub>
+          <m:sSubPr>
+            <m:ctrlPr>
+              <w:rPr>
+                <w:rFonts w:ascii="Cambria Math" w:hAnsi="Cambria Math"/>
+              </w:rPr>
+            </m:ctrlPr>
+          </m:sSubPr>
+          <m:e>
+            <m:r>
+              <w:rPr>
+                <w:rFonts w:ascii="Cambria Math" w:hAnsi="Cambria Math"/>
+              </w:rPr>
+              <m:t>x</m:t>
+            </m:r>
+          </m:e>
+          <m:sub>
+            <m:r>
+              <w:rPr>
+                <w:rFonts w:ascii="Cambria Math" w:hAnsi="Cambria Math"/>
+              </w:rPr>
+              <m:t>1</m:t>
+            </m:r>
+          </m:sub>
+        </m:sSub>
+        <m:r>
+          <w:rPr>
+            <w:rFonts w:ascii="Cambria Math" w:hAnsi="Cambria Math"/>
+          </w:rPr>
+          <m:t>-</m:t>
+        </m:r>
+        <m:sSub>
+          <m:sSubPr>
+            <m:ctrlPr>
+              <w:rPr>
+                <w:rFonts w:ascii="Cambria Math" w:hAnsi="Cambria Math"/>
+              </w:rPr>
+            </m:ctrlPr>
+          </m:sSubPr>
+          <m:e>
+            <m:r>
+              <w:rPr>
+                <w:rFonts w:ascii="Cambria Math" w:hAnsi="Cambria Math"/>
+              </w:rPr>
+              <m:t>x</m:t>
+            </m:r>
+          </m:e>
+          <m:sub>
+            <m:r>
+              <w:rPr>
+                <w:rFonts w:ascii="Cambria Math" w:hAnsi="Cambria Math"/>
+              </w:rPr>
+              <m:t>2</m:t>
+            </m:r>
+          </m:sub>
+        </m:sSub>
+        <m:r>
+          <w:rPr>
+            <w:rFonts w:ascii="Cambria Math" w:hAnsi="Cambria Math"/>
+          </w:rPr>
+          <m:t>∣≤1, ∣</m:t>
+        </m:r>
+        <m:sSub>
+          <m:sSubPr>
+            <m:ctrlPr>
+              <w:rPr>
+                <w:rFonts w:ascii="Cambria Math" w:hAnsi="Cambria Math"/>
+              </w:rPr>
+            </m:ctrlPr>
+          </m:sSubPr>
+          <m:e>
+            <m:r>
+              <w:rPr>
+                <w:rFonts w:ascii="Cambria Math" w:hAnsi="Cambria Math"/>
+              </w:rPr>
+              <m:t>y</m:t>
+            </m:r>
+          </m:e>
+          <m:sub>
+            <m:r>
+              <w:rPr>
+                <w:rFonts w:ascii="Cambria Math" w:hAnsi="Cambria Math"/>
+              </w:rPr>
+              <m:t>1</m:t>
+            </m:r>
+          </m:sub>
+        </m:sSub>
+        <m:r>
+          <w:rPr>
+            <w:rFonts w:ascii="Cambria Math" w:hAnsi="Cambria Math"/>
+          </w:rPr>
+          <m:t>-</m:t>
+        </m:r>
+        <m:sSub>
+          <m:sSubPr>
+            <m:ctrlPr>
+              <w:rPr>
+                <w:rFonts w:ascii="Cambria Math" w:hAnsi="Cambria Math"/>
+              </w:rPr>
+            </m:ctrlPr>
+          </m:sSubPr>
+          <m:e>
+            <m:r>
+              <w:rPr>
+                <w:rFonts w:ascii="Cambria Math" w:hAnsi="Cambria Math"/>
+              </w:rPr>
+              <m:t>y</m:t>
+            </m:r>
+          </m:e>
+          <m:sub>
+            <m:r>
+              <w:rPr>
+                <w:rFonts w:ascii="Cambria Math" w:hAnsi="Cambria Math"/>
+              </w:rPr>
+              <m:t>2</m:t>
+            </m:r>
+          </m:sub>
+        </m:sSub>
+        <m:r>
+          <w:rPr>
+            <w:rFonts w:ascii="Cambria Math" w:hAnsi="Cambria Math"/>
+          </w:rPr>
+          <m:t>∣≤1</m:t>
+        </m:r>
+      </m:oMath>
+      <w:r>
+        <w:t>. Это позволяет избежать разрывов на крутых отрезках.</w:t>
       </w:r>
     </w:p>
     <w:p>
       <w:pPr>
         <w:numPr>
           <w:ilvl w:val="0"/>
-          <w:numId w:val="16"/>
+          <w:numId w:val="26"/>
         </w:numPr>
-        <w:rPr>
-          <w:lang w:val="en-US"/>
-        </w:rPr>
       </w:pPr>
       <w:r>
         <w:rPr>
           <w:b/>
           <w:bCs/>
-          <w:lang w:val="ru-RU"/>
         </w:rPr>
-        <w:t>Алгоритм Брезенхема (отрезок)</w:t>
-      </w:r>
-      <w:r>
-        <w:rPr>
-          <w:lang w:val="ru-RU"/>
-        </w:rPr>
-        <w:t xml:space="preserve"> — использует только целочисленную арифметику (сложение, вычитание, сдвиг). На каждом шаге выбирается пиксель, который минимизирует отклонение от идеальной прямой. </w:t>
-      </w:r>
-      <w:proofErr w:type="spellStart"/>
-      <w:r>
-        <w:rPr>
-          <w:lang w:val="en-US"/>
-        </w:rPr>
-        <w:t>Строит</w:t>
-      </w:r>
-      <w:proofErr w:type="spellEnd"/>
-      <w:r>
-        <w:rPr>
-          <w:lang w:val="en-US"/>
-        </w:rPr>
-        <w:t xml:space="preserve"> 8-связную </w:t>
-      </w:r>
-      <w:proofErr w:type="spellStart"/>
-      <w:r>
-        <w:rPr>
-          <w:lang w:val="en-US"/>
-        </w:rPr>
-        <w:t>линию</w:t>
-      </w:r>
-      <w:proofErr w:type="spellEnd"/>
-      <w:r>
-        <w:rPr>
-          <w:lang w:val="en-US"/>
-        </w:rPr>
-        <w:t>.</w:t>
+        <w:t>Пошаговый алгоритм:</w:t>
+      </w:r>
+      <w:r>
+        <w:t xml:space="preserve"> Наиболее простой метод, основанный на уравнении прямой </w:t>
+      </w:r>
+      <m:oMath>
+        <m:r>
+          <w:rPr>
+            <w:rFonts w:ascii="Cambria Math" w:hAnsi="Cambria Math"/>
+          </w:rPr>
+          <m:t>y=kx+b</m:t>
+        </m:r>
+      </m:oMath>
+      <w:r>
+        <w:t>. Главный недостаток — использование вещественной арифметики и операции округления, что замедляет работу.</w:t>
       </w:r>
     </w:p>
     <w:p>
       <w:pPr>
         <w:numPr>
           <w:ilvl w:val="0"/>
-          <w:numId w:val="16"/>
+          <w:numId w:val="26"/>
         </w:numPr>
-        <w:rPr>
-          <w:lang w:val="ru-RU"/>
-        </w:rPr>
       </w:pPr>
       <w:r>
         <w:rPr>
           <w:b/>
           <w:bCs/>
-          <w:lang w:val="ru-RU"/>
         </w:rPr>
-        <w:t>Алгоритм Брезенхема (окружность)</w:t>
-      </w:r>
-      <w:r>
-        <w:rPr>
-          <w:lang w:val="ru-RU"/>
-        </w:rPr>
-        <w:t xml:space="preserve"> — использует свойство симметрии окружности. Достаточно рассчитать дугу в одном октанте (например, от 90</w:t>
-      </w:r>
-      <w:r>
-        <w:rPr>
-          <w:rFonts w:ascii="Cambria Math" w:hAnsi="Cambria Math" w:cs="Cambria Math"/>
-          <w:lang w:val="ru-RU"/>
-        </w:rPr>
-        <w:t>∘</w:t>
-      </w:r>
-      <w:r>
-        <w:rPr>
-          <w:lang w:val="ru-RU"/>
-        </w:rPr>
-        <w:t>90</w:t>
-      </w:r>
-      <w:r>
-        <w:rPr>
-          <w:rFonts w:ascii="Cambria Math" w:hAnsi="Cambria Math" w:cs="Cambria Math"/>
-          <w:lang w:val="ru-RU"/>
-        </w:rPr>
-        <w:t>∘</w:t>
-      </w:r>
-      <w:r>
-        <w:rPr>
-          <w:lang w:val="ru-RU"/>
-        </w:rPr>
-        <w:t xml:space="preserve"> до 45</w:t>
-      </w:r>
-      <w:r>
-        <w:rPr>
-          <w:rFonts w:ascii="Cambria Math" w:hAnsi="Cambria Math" w:cs="Cambria Math"/>
-          <w:lang w:val="ru-RU"/>
-        </w:rPr>
-        <w:t>∘</w:t>
-      </w:r>
-      <w:r>
-        <w:rPr>
-          <w:lang w:val="ru-RU"/>
-        </w:rPr>
-        <w:t>45</w:t>
-      </w:r>
-      <w:r>
-        <w:rPr>
-          <w:rFonts w:ascii="Cambria Math" w:hAnsi="Cambria Math" w:cs="Cambria Math"/>
-          <w:lang w:val="ru-RU"/>
-        </w:rPr>
-        <w:t>∘</w:t>
-      </w:r>
-      <w:r>
-        <w:rPr>
-          <w:lang w:val="ru-RU"/>
-        </w:rPr>
-        <w:t>), а остальные части отрисовать зеркально, меняя знаки координат.</w:t>
+        <w:t>Цифровой дифференциальный анализатор (ЦДА):</w:t>
+      </w:r>
+      <w:r>
+        <w:t xml:space="preserve"> Основан на вычислении дифференциала. Вычисляется максимальное приращение </w:t>
+      </w:r>
+      <m:oMath>
+        <m:r>
+          <w:rPr>
+            <w:rFonts w:ascii="Cambria Math" w:hAnsi="Cambria Math"/>
+          </w:rPr>
+          <m:t>L=</m:t>
+        </m:r>
+        <m:r>
+          <m:rPr>
+            <m:sty m:val="p"/>
+          </m:rPr>
+          <w:rPr>
+            <w:rFonts w:ascii="Cambria Math" w:hAnsi="Cambria Math"/>
+          </w:rPr>
+          <m:t>max</m:t>
+        </m:r>
+        <m:r>
+          <w:rPr>
+            <w:rFonts w:ascii="Cambria Math" w:hAnsi="Cambria Math"/>
+          </w:rPr>
+          <m:t>⁡</m:t>
+        </m:r>
+        <m:d>
+          <m:dPr>
+            <m:sepChr m:val=","/>
+            <m:ctrlPr>
+              <w:rPr>
+                <w:rFonts w:ascii="Cambria Math" w:hAnsi="Cambria Math"/>
+              </w:rPr>
+            </m:ctrlPr>
+          </m:dPr>
+          <m:e>
+            <m:r>
+              <w:rPr>
+                <w:rFonts w:ascii="Cambria Math" w:hAnsi="Cambria Math"/>
+              </w:rPr>
+              <m:t>∣</m:t>
+            </m:r>
+          </m:e>
+          <m:e>
+            <m:r>
+              <m:rPr>
+                <m:sty m:val="p"/>
+              </m:rPr>
+              <w:rPr>
+                <w:rFonts w:ascii="Cambria Math" w:hAnsi="Cambria Math"/>
+              </w:rPr>
+              <m:t>Δ</m:t>
+            </m:r>
+            <m:r>
+              <w:rPr>
+                <w:rFonts w:ascii="Cambria Math" w:hAnsi="Cambria Math"/>
+              </w:rPr>
+              <m:t>x∣∣</m:t>
+            </m:r>
+            <m:r>
+              <m:rPr>
+                <m:sty m:val="p"/>
+              </m:rPr>
+              <w:rPr>
+                <w:rFonts w:ascii="Cambria Math" w:hAnsi="Cambria Math"/>
+              </w:rPr>
+              <m:t>Δ</m:t>
+            </m:r>
+            <m:r>
+              <w:rPr>
+                <w:rFonts w:ascii="Cambria Math" w:hAnsi="Cambria Math"/>
+              </w:rPr>
+              <m:t>y∣</m:t>
+            </m:r>
+          </m:e>
+        </m:d>
+      </m:oMath>
+      <w:r>
+        <w:t xml:space="preserve">, затем координаты изменяются с шагом </w:t>
+      </w:r>
+      <m:oMath>
+        <m:r>
+          <m:rPr>
+            <m:sty m:val="p"/>
+          </m:rPr>
+          <w:rPr>
+            <w:rFonts w:ascii="Cambria Math" w:hAnsi="Cambria Math"/>
+          </w:rPr>
+          <m:t>Δ</m:t>
+        </m:r>
+        <m:r>
+          <w:rPr>
+            <w:rFonts w:ascii="Cambria Math" w:hAnsi="Cambria Math"/>
+          </w:rPr>
+          <m:t>x/L</m:t>
+        </m:r>
+      </m:oMath>
+      <w:r>
+        <w:t xml:space="preserve">и </w:t>
+      </w:r>
+      <m:oMath>
+        <m:r>
+          <m:rPr>
+            <m:sty m:val="p"/>
+          </m:rPr>
+          <w:rPr>
+            <w:rFonts w:ascii="Cambria Math" w:hAnsi="Cambria Math"/>
+          </w:rPr>
+          <m:t>Δ</m:t>
+        </m:r>
+        <m:r>
+          <w:rPr>
+            <w:rFonts w:ascii="Cambria Math" w:hAnsi="Cambria Math"/>
+          </w:rPr>
+          <m:t>y/L</m:t>
+        </m:r>
+      </m:oMath>
+      <w:r>
+        <w:t>. Использует вещественные числа.</w:t>
       </w:r>
     </w:p>
     <w:p>
       <w:pPr>
-        <w:rPr>
-          <w:lang w:val="en-US"/>
-        </w:rPr>
+        <w:numPr>
+          <w:ilvl w:val="0"/>
+          <w:numId w:val="26"/>
+        </w:numPr>
       </w:pPr>
       <w:r>
         <w:rPr>
           <w:b/>
           <w:bCs/>
-          <w:lang w:val="en-US"/>
         </w:rPr>
-        <w:lastRenderedPageBreak/>
-        <w:t xml:space="preserve">2. </w:t>
+        <w:t xml:space="preserve">Алгоритм </w:t>
       </w:r>
       <w:proofErr w:type="spellStart"/>
       <w:r>
         <w:rPr>
           <w:b/>
           <w:bCs/>
-          <w:lang w:val="en-US"/>
         </w:rPr>
-        <w:t>Математические</w:t>
+        <w:t>Брезенхема</w:t>
       </w:r>
       <w:proofErr w:type="spellEnd"/>
       <w:r>
         <w:rPr>
           <w:b/>
           <w:bCs/>
-          <w:lang w:val="en-US"/>
         </w:rPr>
-        <w:t xml:space="preserve"> </w:t>
-      </w:r>
-      <w:proofErr w:type="spellStart"/>
+        <w:t xml:space="preserve"> (линия):</w:t>
+      </w:r>
+      <w:r>
+        <w:t xml:space="preserve"> Эффективный алгоритм, использующий только целочисленную арифметику. На каждом шаге выбирается пиксель, центр которого находится ближе всего к идеальной математической прямой.</w:t>
+      </w:r>
+    </w:p>
+    <w:p>
+      <w:pPr>
+        <w:numPr>
+          <w:ilvl w:val="0"/>
+          <w:numId w:val="26"/>
+        </w:numPr>
+      </w:pPr>
       <w:r>
         <w:rPr>
           <w:b/>
           <w:bCs/>
-          <w:lang w:val="en-US"/>
         </w:rPr>
-        <w:t>формулы</w:t>
-      </w:r>
-      <w:proofErr w:type="spellEnd"/>
+        <w:lastRenderedPageBreak/>
+        <w:t xml:space="preserve">Алгоритм </w:t>
+      </w:r>
+      <w:proofErr w:type="spellStart"/>
       <w:r>
         <w:rPr>
           <w:b/>
           <w:bCs/>
-          <w:lang w:val="en-US"/>
         </w:rPr>
-        <w:t xml:space="preserve"> </w:t>
-      </w:r>
-      <w:proofErr w:type="spellStart"/>
+        <w:t>Брезенхема</w:t>
+      </w:r>
+      <w:proofErr w:type="spellEnd"/>
       <w:r>
         <w:rPr>
           <w:b/>
           <w:bCs/>
-          <w:lang w:val="en-US"/>
         </w:rPr>
-        <w:t>преобразований</w:t>
-      </w:r>
-      <w:proofErr w:type="spellEnd"/>
+        <w:t xml:space="preserve"> (окружность):</w:t>
+      </w:r>
+      <w:r>
+        <w:t xml:space="preserve"> Использует симметрию окружности (достаточно построить дугу в одном октанте, остальные 7 получаются зеркальным отражением и перестановкой </w:t>
+      </w:r>
+      <m:oMath>
+        <m:r>
+          <w:rPr>
+            <w:rFonts w:ascii="Cambria Math" w:hAnsi="Cambria Math"/>
+          </w:rPr>
+          <m:t>X</m:t>
+        </m:r>
+      </m:oMath>
+      <w:r>
+        <w:t xml:space="preserve">и </w:t>
+      </w:r>
+      <m:oMath>
+        <m:r>
+          <w:rPr>
+            <w:rFonts w:ascii="Cambria Math" w:hAnsi="Cambria Math"/>
+          </w:rPr>
+          <m:t>Y</m:t>
+        </m:r>
+      </m:oMath>
+      <w:r>
+        <w:t>). Применяет только целочисленные операции.</w:t>
+      </w:r>
     </w:p>
     <w:p>
       <w:pPr>
-        <w:rPr>
-          <w:lang w:val="ru-RU"/>
-        </w:rPr>
-      </w:pPr>
-      <w:r>
-        <w:rPr>
-          <w:lang w:val="ru-RU"/>
-        </w:rPr>
-        <w:t>Для программной реализации были использованы следующие формулы и правила:</w:t>
-      </w:r>
-    </w:p>
-    <w:p>
-      <w:pPr>
-        <w:numPr>
-          <w:ilvl w:val="0"/>
-          <w:numId w:val="17"/>
-        </w:numPr>
-        <w:rPr>
-          <w:lang w:val="en-US"/>
-        </w:rPr>
-      </w:pPr>
-      <w:proofErr w:type="spellStart"/>
-      <w:r>
         <w:rPr>
           <w:b/>
           <w:bCs/>
-          <w:lang w:val="en-US"/>
         </w:rPr>
-        <w:t>Пошаговый</w:t>
-      </w:r>
-      <w:proofErr w:type="spellEnd"/>
+      </w:pPr>
       <w:r>
         <w:rPr>
           <w:b/>
           <w:bCs/>
-          <w:lang w:val="en-US"/>
         </w:rPr>
-        <w:t xml:space="preserve"> </w:t>
-      </w:r>
-      <w:proofErr w:type="spellStart"/>
+        <w:t>2. Математические формулы и логика алгоритмов</w:t>
+      </w:r>
+    </w:p>
+    <w:p>
+      <w:r>
+        <w:t>Для программной реализации были использованы следующие формулы:</w:t>
+      </w:r>
+    </w:p>
+    <w:p>
       <w:r>
         <w:rPr>
           <w:b/>
           <w:bCs/>
-          <w:lang w:val="en-US"/>
         </w:rPr>
-        <w:t>алгоритм</w:t>
-      </w:r>
-      <w:proofErr w:type="spellEnd"/>
+        <w:t>Пошаговый алгоритм:</w:t>
+      </w:r>
+      <w:r>
+        <w:br/>
+        <w:t xml:space="preserve">Вычисление </w:t>
+      </w:r>
+      <m:oMath>
+        <m:r>
+          <w:rPr>
+            <w:rFonts w:ascii="Cambria Math" w:hAnsi="Cambria Math"/>
+          </w:rPr>
+          <m:t>y</m:t>
+        </m:r>
+      </m:oMath>
+      <w:r>
+        <w:t xml:space="preserve">для каждого целого </w:t>
+      </w:r>
+      <m:oMath>
+        <m:r>
+          <w:rPr>
+            <w:rFonts w:ascii="Cambria Math" w:hAnsi="Cambria Math"/>
+          </w:rPr>
+          <m:t>x</m:t>
+        </m:r>
+      </m:oMath>
+      <w:r>
+        <w:t>:</w:t>
+      </w:r>
+      <w:r>
+        <w:br/>
+      </w:r>
+      <m:oMath>
+        <m:r>
+          <w:rPr>
+            <w:rFonts w:ascii="Cambria Math" w:hAnsi="Cambria Math"/>
+          </w:rPr>
+          <m:t>y=kx+b</m:t>
+        </m:r>
+      </m:oMath>
+      <w:r>
+        <w:t xml:space="preserve">, где </w:t>
+      </w:r>
+      <m:oMath>
+        <m:r>
+          <w:rPr>
+            <w:rFonts w:ascii="Cambria Math" w:hAnsi="Cambria Math"/>
+          </w:rPr>
+          <m:t>k=</m:t>
+        </m:r>
+        <m:f>
+          <m:fPr>
+            <m:ctrlPr>
+              <w:rPr>
+                <w:rFonts w:ascii="Cambria Math" w:hAnsi="Cambria Math"/>
+              </w:rPr>
+            </m:ctrlPr>
+          </m:fPr>
+          <m:num>
+            <m:sSub>
+              <m:sSubPr>
+                <m:ctrlPr>
+                  <w:rPr>
+                    <w:rFonts w:ascii="Cambria Math" w:hAnsi="Cambria Math"/>
+                  </w:rPr>
+                </m:ctrlPr>
+              </m:sSubPr>
+              <m:e>
+                <m:r>
+                  <w:rPr>
+                    <w:rFonts w:ascii="Cambria Math" w:hAnsi="Cambria Math"/>
+                  </w:rPr>
+                  <m:t>y</m:t>
+                </m:r>
+              </m:e>
+              <m:sub>
+                <m:r>
+                  <w:rPr>
+                    <w:rFonts w:ascii="Cambria Math" w:hAnsi="Cambria Math"/>
+                  </w:rPr>
+                  <m:t>2</m:t>
+                </m:r>
+              </m:sub>
+            </m:sSub>
+            <m:r>
+              <w:rPr>
+                <w:rFonts w:ascii="Cambria Math" w:hAnsi="Cambria Math"/>
+              </w:rPr>
+              <m:t>-</m:t>
+            </m:r>
+            <m:sSub>
+              <m:sSubPr>
+                <m:ctrlPr>
+                  <w:rPr>
+                    <w:rFonts w:ascii="Cambria Math" w:hAnsi="Cambria Math"/>
+                  </w:rPr>
+                </m:ctrlPr>
+              </m:sSubPr>
+              <m:e>
+                <m:r>
+                  <w:rPr>
+                    <w:rFonts w:ascii="Cambria Math" w:hAnsi="Cambria Math"/>
+                  </w:rPr>
+                  <m:t>y</m:t>
+                </m:r>
+              </m:e>
+              <m:sub>
+                <m:r>
+                  <w:rPr>
+                    <w:rFonts w:ascii="Cambria Math" w:hAnsi="Cambria Math"/>
+                  </w:rPr>
+                  <m:t>1</m:t>
+                </m:r>
+              </m:sub>
+            </m:sSub>
+          </m:num>
+          <m:den>
+            <m:sSub>
+              <m:sSubPr>
+                <m:ctrlPr>
+                  <w:rPr>
+                    <w:rFonts w:ascii="Cambria Math" w:hAnsi="Cambria Math"/>
+                  </w:rPr>
+                </m:ctrlPr>
+              </m:sSubPr>
+              <m:e>
+                <m:r>
+                  <w:rPr>
+                    <w:rFonts w:ascii="Cambria Math" w:hAnsi="Cambria Math"/>
+                  </w:rPr>
+                  <m:t>x</m:t>
+                </m:r>
+              </m:e>
+              <m:sub>
+                <m:r>
+                  <w:rPr>
+                    <w:rFonts w:ascii="Cambria Math" w:hAnsi="Cambria Math"/>
+                  </w:rPr>
+                  <m:t>2</m:t>
+                </m:r>
+              </m:sub>
+            </m:sSub>
+            <m:r>
+              <w:rPr>
+                <w:rFonts w:ascii="Cambria Math" w:hAnsi="Cambria Math"/>
+              </w:rPr>
+              <m:t>-</m:t>
+            </m:r>
+            <m:sSub>
+              <m:sSubPr>
+                <m:ctrlPr>
+                  <w:rPr>
+                    <w:rFonts w:ascii="Cambria Math" w:hAnsi="Cambria Math"/>
+                  </w:rPr>
+                </m:ctrlPr>
+              </m:sSubPr>
+              <m:e>
+                <m:r>
+                  <w:rPr>
+                    <w:rFonts w:ascii="Cambria Math" w:hAnsi="Cambria Math"/>
+                  </w:rPr>
+                  <m:t>x</m:t>
+                </m:r>
+              </m:e>
+              <m:sub>
+                <m:r>
+                  <w:rPr>
+                    <w:rFonts w:ascii="Cambria Math" w:hAnsi="Cambria Math"/>
+                  </w:rPr>
+                  <m:t>1</m:t>
+                </m:r>
+              </m:sub>
+            </m:sSub>
+          </m:den>
+        </m:f>
+      </m:oMath>
+      <w:r>
+        <w:t xml:space="preserve">, </w:t>
+      </w:r>
+      <m:oMath>
+        <m:r>
+          <w:rPr>
+            <w:rFonts w:ascii="Cambria Math" w:hAnsi="Cambria Math"/>
+          </w:rPr>
+          <m:t>b=</m:t>
+        </m:r>
+        <m:sSub>
+          <m:sSubPr>
+            <m:ctrlPr>
+              <w:rPr>
+                <w:rFonts w:ascii="Cambria Math" w:hAnsi="Cambria Math"/>
+              </w:rPr>
+            </m:ctrlPr>
+          </m:sSubPr>
+          <m:e>
+            <m:r>
+              <w:rPr>
+                <w:rFonts w:ascii="Cambria Math" w:hAnsi="Cambria Math"/>
+              </w:rPr>
+              <m:t>y</m:t>
+            </m:r>
+          </m:e>
+          <m:sub>
+            <m:r>
+              <w:rPr>
+                <w:rFonts w:ascii="Cambria Math" w:hAnsi="Cambria Math"/>
+              </w:rPr>
+              <m:t>1</m:t>
+            </m:r>
+          </m:sub>
+        </m:sSub>
+        <m:r>
+          <w:rPr>
+            <w:rFonts w:ascii="Cambria Math" w:hAnsi="Cambria Math"/>
+          </w:rPr>
+          <m:t>-k⋅</m:t>
+        </m:r>
+        <m:sSub>
+          <m:sSubPr>
+            <m:ctrlPr>
+              <w:rPr>
+                <w:rFonts w:ascii="Cambria Math" w:hAnsi="Cambria Math"/>
+              </w:rPr>
+            </m:ctrlPr>
+          </m:sSubPr>
+          <m:e>
+            <m:r>
+              <w:rPr>
+                <w:rFonts w:ascii="Cambria Math" w:hAnsi="Cambria Math"/>
+              </w:rPr>
+              <m:t>x</m:t>
+            </m:r>
+          </m:e>
+          <m:sub>
+            <m:r>
+              <w:rPr>
+                <w:rFonts w:ascii="Cambria Math" w:hAnsi="Cambria Math"/>
+              </w:rPr>
+              <m:t>1</m:t>
+            </m:r>
+          </m:sub>
+        </m:sSub>
+      </m:oMath>
+      <w:r>
+        <w:t>.</w:t>
+      </w:r>
+      <w:r>
+        <w:br/>
+        <w:t>Результат округляется до целого числа.</w:t>
+      </w:r>
+    </w:p>
+    <w:p>
       <w:r>
         <w:rPr>
           <w:b/>
           <w:bCs/>
-          <w:lang w:val="en-US"/>
         </w:rPr>
-        <w:t>:</w:t>
+        <w:t>Цифровой дифференциальный анализатор (ЦДА):</w:t>
+      </w:r>
+      <w:r>
+        <w:br/>
+      </w:r>
+      <m:oMath>
+        <m:sSub>
+          <m:sSubPr>
+            <m:ctrlPr>
+              <w:rPr>
+                <w:rFonts w:ascii="Cambria Math" w:hAnsi="Cambria Math"/>
+              </w:rPr>
+            </m:ctrlPr>
+          </m:sSubPr>
+          <m:e>
+            <m:r>
+              <w:rPr>
+                <w:rFonts w:ascii="Cambria Math" w:hAnsi="Cambria Math"/>
+              </w:rPr>
+              <m:t>x</m:t>
+            </m:r>
+          </m:e>
+          <m:sub>
+            <m:r>
+              <w:rPr>
+                <w:rFonts w:ascii="Cambria Math" w:hAnsi="Cambria Math"/>
+              </w:rPr>
+              <m:t>i+1</m:t>
+            </m:r>
+          </m:sub>
+        </m:sSub>
+        <m:r>
+          <w:rPr>
+            <w:rFonts w:ascii="Cambria Math" w:hAnsi="Cambria Math"/>
+          </w:rPr>
+          <m:t>=</m:t>
+        </m:r>
+        <m:sSub>
+          <m:sSubPr>
+            <m:ctrlPr>
+              <w:rPr>
+                <w:rFonts w:ascii="Cambria Math" w:hAnsi="Cambria Math"/>
+              </w:rPr>
+            </m:ctrlPr>
+          </m:sSubPr>
+          <m:e>
+            <m:r>
+              <w:rPr>
+                <w:rFonts w:ascii="Cambria Math" w:hAnsi="Cambria Math"/>
+              </w:rPr>
+              <m:t>x</m:t>
+            </m:r>
+          </m:e>
+          <m:sub>
+            <m:r>
+              <w:rPr>
+                <w:rFonts w:ascii="Cambria Math" w:hAnsi="Cambria Math"/>
+              </w:rPr>
+              <m:t>i</m:t>
+            </m:r>
+          </m:sub>
+        </m:sSub>
+        <m:r>
+          <w:rPr>
+            <w:rFonts w:ascii="Cambria Math" w:hAnsi="Cambria Math"/>
+          </w:rPr>
+          <m:t>+</m:t>
+        </m:r>
+        <m:f>
+          <m:fPr>
+            <m:ctrlPr>
+              <w:rPr>
+                <w:rFonts w:ascii="Cambria Math" w:hAnsi="Cambria Math"/>
+              </w:rPr>
+            </m:ctrlPr>
+          </m:fPr>
+          <m:num>
+            <m:r>
+              <m:rPr>
+                <m:sty m:val="p"/>
+              </m:rPr>
+              <w:rPr>
+                <w:rFonts w:ascii="Cambria Math" w:hAnsi="Cambria Math"/>
+              </w:rPr>
+              <m:t>Δ</m:t>
+            </m:r>
+            <m:r>
+              <w:rPr>
+                <w:rFonts w:ascii="Cambria Math" w:hAnsi="Cambria Math"/>
+              </w:rPr>
+              <m:t>x</m:t>
+            </m:r>
+          </m:num>
+          <m:den>
+            <m:r>
+              <w:rPr>
+                <w:rFonts w:ascii="Cambria Math" w:hAnsi="Cambria Math"/>
+              </w:rPr>
+              <m:t>L</m:t>
+            </m:r>
+          </m:den>
+        </m:f>
+        <m:r>
+          <w:rPr>
+            <w:rFonts w:ascii="Cambria Math" w:hAnsi="Cambria Math"/>
+          </w:rPr>
+          <m:t>, </m:t>
+        </m:r>
+        <m:sSub>
+          <m:sSubPr>
+            <m:ctrlPr>
+              <w:rPr>
+                <w:rFonts w:ascii="Cambria Math" w:hAnsi="Cambria Math"/>
+              </w:rPr>
+            </m:ctrlPr>
+          </m:sSubPr>
+          <m:e>
+            <m:r>
+              <w:rPr>
+                <w:rFonts w:ascii="Cambria Math" w:hAnsi="Cambria Math"/>
+              </w:rPr>
+              <m:t>y</m:t>
+            </m:r>
+          </m:e>
+          <m:sub>
+            <m:r>
+              <w:rPr>
+                <w:rFonts w:ascii="Cambria Math" w:hAnsi="Cambria Math"/>
+              </w:rPr>
+              <m:t>i+1</m:t>
+            </m:r>
+          </m:sub>
+        </m:sSub>
+        <m:r>
+          <w:rPr>
+            <w:rFonts w:ascii="Cambria Math" w:hAnsi="Cambria Math"/>
+          </w:rPr>
+          <m:t>=</m:t>
+        </m:r>
+        <m:sSub>
+          <m:sSubPr>
+            <m:ctrlPr>
+              <w:rPr>
+                <w:rFonts w:ascii="Cambria Math" w:hAnsi="Cambria Math"/>
+              </w:rPr>
+            </m:ctrlPr>
+          </m:sSubPr>
+          <m:e>
+            <m:r>
+              <w:rPr>
+                <w:rFonts w:ascii="Cambria Math" w:hAnsi="Cambria Math"/>
+              </w:rPr>
+              <m:t>y</m:t>
+            </m:r>
+          </m:e>
+          <m:sub>
+            <m:r>
+              <w:rPr>
+                <w:rFonts w:ascii="Cambria Math" w:hAnsi="Cambria Math"/>
+              </w:rPr>
+              <m:t>i</m:t>
+            </m:r>
+          </m:sub>
+        </m:sSub>
+        <m:r>
+          <w:rPr>
+            <w:rFonts w:ascii="Cambria Math" w:hAnsi="Cambria Math"/>
+          </w:rPr>
+          <m:t>+</m:t>
+        </m:r>
+        <m:f>
+          <m:fPr>
+            <m:ctrlPr>
+              <w:rPr>
+                <w:rFonts w:ascii="Cambria Math" w:hAnsi="Cambria Math"/>
+              </w:rPr>
+            </m:ctrlPr>
+          </m:fPr>
+          <m:num>
+            <m:r>
+              <m:rPr>
+                <m:sty m:val="p"/>
+              </m:rPr>
+              <w:rPr>
+                <w:rFonts w:ascii="Cambria Math" w:hAnsi="Cambria Math"/>
+              </w:rPr>
+              <m:t>Δ</m:t>
+            </m:r>
+            <m:r>
+              <w:rPr>
+                <w:rFonts w:ascii="Cambria Math" w:hAnsi="Cambria Math"/>
+              </w:rPr>
+              <m:t>y</m:t>
+            </m:r>
+          </m:num>
+          <m:den>
+            <m:r>
+              <w:rPr>
+                <w:rFonts w:ascii="Cambria Math" w:hAnsi="Cambria Math"/>
+              </w:rPr>
+              <m:t>L</m:t>
+            </m:r>
+          </m:den>
+        </m:f>
+      </m:oMath>
+      <w:r>
+        <w:t xml:space="preserve">, где </w:t>
+      </w:r>
+      <m:oMath>
+        <m:r>
+          <w:rPr>
+            <w:rFonts w:ascii="Cambria Math" w:hAnsi="Cambria Math"/>
+          </w:rPr>
+          <m:t>L=</m:t>
+        </m:r>
+        <m:r>
+          <m:rPr>
+            <m:sty m:val="p"/>
+          </m:rPr>
+          <w:rPr>
+            <w:rFonts w:ascii="Cambria Math" w:hAnsi="Cambria Math"/>
+          </w:rPr>
+          <m:t>max</m:t>
+        </m:r>
+        <m:r>
+          <w:rPr>
+            <w:rFonts w:ascii="Cambria Math" w:hAnsi="Cambria Math"/>
+          </w:rPr>
+          <m:t>⁡</m:t>
+        </m:r>
+        <m:d>
+          <m:dPr>
+            <m:sepChr m:val=","/>
+            <m:ctrlPr>
+              <w:rPr>
+                <w:rFonts w:ascii="Cambria Math" w:hAnsi="Cambria Math"/>
+              </w:rPr>
+            </m:ctrlPr>
+          </m:dPr>
+          <m:e>
+            <m:r>
+              <w:rPr>
+                <w:rFonts w:ascii="Cambria Math" w:hAnsi="Cambria Math"/>
+              </w:rPr>
+              <m:t>∣</m:t>
+            </m:r>
+          </m:e>
+          <m:e>
+            <m:r>
+              <m:rPr>
+                <m:sty m:val="p"/>
+              </m:rPr>
+              <w:rPr>
+                <w:rFonts w:ascii="Cambria Math" w:hAnsi="Cambria Math"/>
+              </w:rPr>
+              <m:t>Δ</m:t>
+            </m:r>
+            <m:r>
+              <w:rPr>
+                <w:rFonts w:ascii="Cambria Math" w:hAnsi="Cambria Math"/>
+              </w:rPr>
+              <m:t>x∣∣</m:t>
+            </m:r>
+            <m:r>
+              <m:rPr>
+                <m:sty m:val="p"/>
+              </m:rPr>
+              <w:rPr>
+                <w:rFonts w:ascii="Cambria Math" w:hAnsi="Cambria Math"/>
+              </w:rPr>
+              <m:t>Δ</m:t>
+            </m:r>
+            <m:r>
+              <w:rPr>
+                <w:rFonts w:ascii="Cambria Math" w:hAnsi="Cambria Math"/>
+              </w:rPr>
+              <m:t>y∣</m:t>
+            </m:r>
+          </m:e>
+        </m:d>
+      </m:oMath>
+      <w:r>
+        <w:t>.</w:t>
       </w:r>
     </w:p>
     <w:p>
-      <w:pPr>
-        <w:rPr>
-          <w:lang w:val="en-US"/>
-        </w:rPr>
-      </w:pPr>
-      <w:r>
-        <w:rPr>
-          <w:lang w:val="en-US"/>
-        </w:rPr>
-        <w:t>y = \text{round}(k \</w:t>
-      </w:r>
-      <w:proofErr w:type="spellStart"/>
-      <w:r>
-        <w:rPr>
-          <w:lang w:val="en-US"/>
-        </w:rPr>
-        <w:t>cdot</w:t>
-      </w:r>
-      <w:proofErr w:type="spellEnd"/>
-      <w:r>
-        <w:rPr>
-          <w:lang w:val="en-US"/>
-        </w:rPr>
-        <w:t xml:space="preserve"> x + b), \text{ </w:t>
-      </w:r>
-      <w:proofErr w:type="spellStart"/>
-      <w:r>
-        <w:rPr>
-          <w:lang w:val="en-US"/>
-        </w:rPr>
-        <w:t>где</w:t>
-      </w:r>
-      <w:proofErr w:type="spellEnd"/>
-      <w:r>
-        <w:rPr>
-          <w:lang w:val="en-US"/>
-        </w:rPr>
-        <w:t xml:space="preserve"> } k = \</w:t>
-      </w:r>
-      <w:proofErr w:type="spellStart"/>
-      <w:r>
-        <w:rPr>
-          <w:lang w:val="en-US"/>
-        </w:rPr>
-        <w:t>frac</w:t>
-      </w:r>
-      <w:proofErr w:type="spellEnd"/>
-      <w:r>
-        <w:rPr>
-          <w:lang w:val="en-US"/>
-        </w:rPr>
-        <w:t>{y_2 - y_1}{x_2 - x_1}, \quad b = y_1 - k \</w:t>
-      </w:r>
-      <w:proofErr w:type="spellStart"/>
-      <w:r>
-        <w:rPr>
-          <w:lang w:val="en-US"/>
-        </w:rPr>
-        <w:t>cdot</w:t>
-      </w:r>
-      <w:proofErr w:type="spellEnd"/>
-      <w:r>
-        <w:rPr>
-          <w:lang w:val="en-US"/>
-        </w:rPr>
-        <w:t xml:space="preserve"> x_1</w:t>
-      </w:r>
-      <w:r>
-        <w:rPr>
-          <w:lang w:val="en-US"/>
-        </w:rPr>
-        <w:br/>
-        <w:t>]</w:t>
-      </w:r>
-    </w:p>
-    <w:p>
-      <w:pPr>
-        <w:numPr>
-          <w:ilvl w:val="0"/>
-          <w:numId w:val="18"/>
-        </w:numPr>
-        <w:rPr>
-          <w:lang w:val="en-US"/>
-        </w:rPr>
-      </w:pPr>
-      <w:proofErr w:type="spellStart"/>
       <w:r>
         <w:rPr>
           <w:b/>
           <w:bCs/>
-          <w:lang w:val="en-US"/>
         </w:rPr>
-        <w:t>Алгоритм</w:t>
-      </w:r>
-      <w:proofErr w:type="spellEnd"/>
+        <w:t xml:space="preserve">Алгоритм </w:t>
+      </w:r>
+      <w:proofErr w:type="spellStart"/>
       <w:r>
         <w:rPr>
           <w:b/>
           <w:bCs/>
-          <w:lang w:val="en-US"/>
         </w:rPr>
-        <w:t xml:space="preserve"> ЦДА:</w:t>
-      </w:r>
-    </w:p>
-    <w:p>
-      <w:pPr>
-        <w:rPr>
-          <w:lang w:val="en-US"/>
-        </w:rPr>
-      </w:pPr>
-      <w:r>
-        <w:rPr>
-          <w:lang w:val="en-US"/>
-        </w:rPr>
-        <w:t>x_{</w:t>
-      </w:r>
-      <w:bookmarkStart w:id="0" w:name="_GoBack"/>
-      <w:r>
-        <w:rPr>
-          <w:lang w:val="en-US"/>
-        </w:rPr>
-        <w:t xml:space="preserve">i+1} = </w:t>
-      </w:r>
-      <w:proofErr w:type="spellStart"/>
-      <w:r>
-        <w:rPr>
-          <w:lang w:val="en-US"/>
-        </w:rPr>
-        <w:t>x_i</w:t>
+        <w:t>Брезенхема</w:t>
       </w:r>
       <w:proofErr w:type="spellEnd"/>
-      <w:r>
-        <w:rPr>
-          <w:lang w:val="en-US"/>
-        </w:rPr>
-        <w:t xml:space="preserve"> + \</w:t>
-      </w:r>
-      <w:proofErr w:type="spellStart"/>
-      <w:r>
-        <w:rPr>
-          <w:lang w:val="en-US"/>
-        </w:rPr>
-        <w:t>frac</w:t>
-      </w:r>
-      <w:proofErr w:type="spellEnd"/>
-      <w:r>
-        <w:rPr>
-          <w:lang w:val="en-US"/>
-        </w:rPr>
-        <w:t xml:space="preserve">{\Delta x}{L}, \quad y_{i+1} = </w:t>
-      </w:r>
-      <w:proofErr w:type="spellStart"/>
-      <w:r>
-        <w:rPr>
-          <w:lang w:val="en-US"/>
-        </w:rPr>
-        <w:t>y_i</w:t>
-      </w:r>
-      <w:proofErr w:type="spellEnd"/>
-      <w:r>
-        <w:rPr>
-          <w:lang w:val="en-US"/>
-        </w:rPr>
-        <w:t xml:space="preserve"> + \</w:t>
-      </w:r>
-      <w:proofErr w:type="spellStart"/>
-      <w:r>
-        <w:rPr>
-          <w:lang w:val="en-US"/>
-        </w:rPr>
-        <w:t>frac</w:t>
-      </w:r>
-      <w:proofErr w:type="spellEnd"/>
-      <w:r>
-        <w:rPr>
-          <w:lang w:val="en-US"/>
-        </w:rPr>
-        <w:t>{\Delta y}{L}</w:t>
-      </w:r>
-      <w:r>
-        <w:rPr>
-          <w:lang w:val="en-US"/>
-        </w:rPr>
-        <w:br/>
-        <w:t>]</w:t>
-      </w:r>
-      <w:bookmarkEnd w:id="0"/>
-      <w:r>
-        <w:rPr>
-          <w:lang w:val="en-US"/>
-        </w:rPr>
-        <w:br/>
-      </w:r>
-      <w:proofErr w:type="spellStart"/>
-      <w:r>
-        <w:rPr>
-          <w:lang w:val="en-US"/>
-        </w:rPr>
-        <w:t>где</w:t>
-      </w:r>
-      <w:proofErr w:type="spellEnd"/>
-      <w:r>
-        <w:rPr>
-          <w:lang w:val="en-US"/>
-        </w:rPr>
-        <w:t xml:space="preserve"> L=max</w:t>
-      </w:r>
-      <w:r>
-        <w:rPr>
-          <w:rFonts w:ascii="Cambria Math" w:hAnsi="Cambria Math" w:cs="Cambria Math"/>
-          <w:lang w:val="en-US"/>
-        </w:rPr>
-        <w:t>⁡</w:t>
-      </w:r>
-      <w:r>
-        <w:rPr>
-          <w:lang w:val="en-US"/>
-        </w:rPr>
-        <w:t>(</w:t>
-      </w:r>
-      <w:r>
-        <w:rPr>
-          <w:rFonts w:ascii="Cambria Math" w:hAnsi="Cambria Math" w:cs="Cambria Math"/>
-          <w:lang w:val="en-US"/>
-        </w:rPr>
-        <w:t>∣</w:t>
-      </w:r>
-      <w:proofErr w:type="spellStart"/>
-      <w:r>
-        <w:rPr>
-          <w:rFonts w:ascii="Arial" w:hAnsi="Arial" w:cs="Arial"/>
-          <w:lang w:val="en-US"/>
-        </w:rPr>
-        <w:t>Δ</w:t>
-      </w:r>
-      <w:r>
-        <w:rPr>
-          <w:lang w:val="en-US"/>
-        </w:rPr>
-        <w:t>x</w:t>
-      </w:r>
-      <w:proofErr w:type="spellEnd"/>
-      <w:r>
-        <w:rPr>
-          <w:rFonts w:ascii="Cambria Math" w:hAnsi="Cambria Math" w:cs="Cambria Math"/>
-          <w:lang w:val="en-US"/>
-        </w:rPr>
-        <w:t>∣</w:t>
-      </w:r>
-      <w:r>
-        <w:rPr>
-          <w:lang w:val="en-US"/>
-        </w:rPr>
-        <w:t>,</w:t>
-      </w:r>
-      <w:r>
-        <w:rPr>
-          <w:rFonts w:ascii="Cambria Math" w:hAnsi="Cambria Math" w:cs="Cambria Math"/>
-          <w:lang w:val="en-US"/>
-        </w:rPr>
-        <w:t>∣</w:t>
-      </w:r>
-      <w:proofErr w:type="spellStart"/>
-      <w:r>
-        <w:rPr>
-          <w:rFonts w:ascii="Arial" w:hAnsi="Arial" w:cs="Arial"/>
-          <w:lang w:val="en-US"/>
-        </w:rPr>
-        <w:t>Δ</w:t>
-      </w:r>
-      <w:r>
-        <w:rPr>
-          <w:lang w:val="en-US"/>
-        </w:rPr>
-        <w:t>y</w:t>
-      </w:r>
-      <w:proofErr w:type="spellEnd"/>
-      <w:r>
-        <w:rPr>
-          <w:rFonts w:ascii="Cambria Math" w:hAnsi="Cambria Math" w:cs="Cambria Math"/>
-          <w:lang w:val="en-US"/>
-        </w:rPr>
-        <w:t>∣</w:t>
-      </w:r>
-      <w:r>
-        <w:rPr>
-          <w:lang w:val="en-US"/>
-        </w:rPr>
-        <w:t>)</w:t>
-      </w:r>
-      <w:r>
-        <w:rPr>
-          <w:i/>
-          <w:iCs/>
-          <w:lang w:val="en-US"/>
-        </w:rPr>
-        <w:t>L</w:t>
-      </w:r>
-      <w:r>
-        <w:rPr>
-          <w:lang w:val="en-US"/>
-        </w:rPr>
-        <w:t>=max(</w:t>
-      </w:r>
-      <w:r>
-        <w:rPr>
-          <w:rFonts w:ascii="Cambria Math" w:hAnsi="Cambria Math" w:cs="Cambria Math"/>
-          <w:lang w:val="en-US"/>
-        </w:rPr>
-        <w:t>∣</w:t>
-      </w:r>
-      <w:proofErr w:type="spellStart"/>
-      <w:r>
-        <w:rPr>
-          <w:rFonts w:ascii="Arial" w:hAnsi="Arial" w:cs="Arial"/>
-          <w:lang w:val="en-US"/>
-        </w:rPr>
-        <w:t>Δ</w:t>
-      </w:r>
-      <w:r>
-        <w:rPr>
-          <w:i/>
-          <w:iCs/>
-          <w:lang w:val="en-US"/>
-        </w:rPr>
-        <w:t>x</w:t>
-      </w:r>
-      <w:proofErr w:type="spellEnd"/>
-      <w:r>
-        <w:rPr>
-          <w:rFonts w:ascii="Cambria Math" w:hAnsi="Cambria Math" w:cs="Cambria Math"/>
-          <w:lang w:val="en-US"/>
-        </w:rPr>
-        <w:t>∣</w:t>
-      </w:r>
-      <w:r>
-        <w:rPr>
-          <w:lang w:val="en-US"/>
-        </w:rPr>
-        <w:t>,</w:t>
-      </w:r>
-      <w:r>
-        <w:rPr>
-          <w:rFonts w:ascii="Cambria Math" w:hAnsi="Cambria Math" w:cs="Cambria Math"/>
-          <w:lang w:val="en-US"/>
-        </w:rPr>
-        <w:t>∣</w:t>
-      </w:r>
-      <w:proofErr w:type="spellStart"/>
-      <w:r>
-        <w:rPr>
-          <w:rFonts w:ascii="Arial" w:hAnsi="Arial" w:cs="Arial"/>
-          <w:lang w:val="en-US"/>
-        </w:rPr>
-        <w:t>Δ</w:t>
-      </w:r>
-      <w:r>
-        <w:rPr>
-          <w:i/>
-          <w:iCs/>
-          <w:lang w:val="en-US"/>
-        </w:rPr>
-        <w:t>y</w:t>
-      </w:r>
-      <w:proofErr w:type="spellEnd"/>
-      <w:r>
-        <w:rPr>
-          <w:rFonts w:ascii="Cambria Math" w:hAnsi="Cambria Math" w:cs="Cambria Math"/>
-          <w:lang w:val="en-US"/>
-        </w:rPr>
-        <w:t>∣</w:t>
-      </w:r>
-      <w:r>
-        <w:rPr>
-          <w:lang w:val="en-US"/>
-        </w:rPr>
-        <w:t>).</w:t>
-      </w:r>
-    </w:p>
-    <w:p>
-      <w:pPr>
-        <w:numPr>
-          <w:ilvl w:val="0"/>
-          <w:numId w:val="19"/>
-        </w:numPr>
-        <w:rPr>
-          <w:lang w:val="en-US"/>
-        </w:rPr>
-      </w:pPr>
-      <w:proofErr w:type="spellStart"/>
       <w:r>
         <w:rPr>
           <w:b/>
           <w:bCs/>
-          <w:lang w:val="en-US"/>
         </w:rPr>
-        <w:t>Целочисленный</w:t>
-      </w:r>
-      <w:proofErr w:type="spellEnd"/>
+        <w:t xml:space="preserve"> (отрезок):</w:t>
+      </w:r>
+      <w:r>
+        <w:br/>
+        <w:t xml:space="preserve">Начальное значение ошибки: </w:t>
+      </w:r>
+      <m:oMath>
+        <m:r>
+          <w:rPr>
+            <w:rFonts w:ascii="Cambria Math" w:hAnsi="Cambria Math"/>
+          </w:rPr>
+          <m:t>E=2</m:t>
+        </m:r>
+        <m:r>
+          <m:rPr>
+            <m:sty m:val="p"/>
+          </m:rPr>
+          <w:rPr>
+            <w:rFonts w:ascii="Cambria Math" w:hAnsi="Cambria Math"/>
+          </w:rPr>
+          <m:t>Δ</m:t>
+        </m:r>
+        <m:r>
+          <w:rPr>
+            <w:rFonts w:ascii="Cambria Math" w:hAnsi="Cambria Math"/>
+          </w:rPr>
+          <m:t>y-</m:t>
+        </m:r>
+        <m:r>
+          <m:rPr>
+            <m:sty m:val="p"/>
+          </m:rPr>
+          <w:rPr>
+            <w:rFonts w:ascii="Cambria Math" w:hAnsi="Cambria Math"/>
+          </w:rPr>
+          <m:t>Δ</m:t>
+        </m:r>
+        <m:r>
+          <w:rPr>
+            <w:rFonts w:ascii="Cambria Math" w:hAnsi="Cambria Math"/>
+          </w:rPr>
+          <m:t>x</m:t>
+        </m:r>
+      </m:oMath>
+      <w:r>
+        <w:t>.</w:t>
+      </w:r>
+      <w:r>
+        <w:br/>
+        <w:t>На каждом шаге:</w:t>
+      </w:r>
+      <w:r>
+        <w:br/>
+        <w:t xml:space="preserve">Если </w:t>
+      </w:r>
+      <m:oMath>
+        <m:r>
+          <w:rPr>
+            <w:rFonts w:ascii="Cambria Math" w:hAnsi="Cambria Math"/>
+          </w:rPr>
+          <m:t>E≥0</m:t>
+        </m:r>
+      </m:oMath>
+      <w:r>
+        <w:t xml:space="preserve">, то </w:t>
+      </w:r>
+      <m:oMath>
+        <m:r>
+          <w:rPr>
+            <w:rFonts w:ascii="Cambria Math" w:hAnsi="Cambria Math"/>
+          </w:rPr>
+          <m:t>y=y+1</m:t>
+        </m:r>
+      </m:oMath>
+      <w:r>
+        <w:t xml:space="preserve">, </w:t>
+      </w:r>
+      <m:oMath>
+        <m:r>
+          <w:rPr>
+            <w:rFonts w:ascii="Cambria Math" w:hAnsi="Cambria Math"/>
+          </w:rPr>
+          <m:t>E=E+2</m:t>
+        </m:r>
+        <m:d>
+          <m:dPr>
+            <m:ctrlPr>
+              <w:rPr>
+                <w:rFonts w:ascii="Cambria Math" w:hAnsi="Cambria Math"/>
+              </w:rPr>
+            </m:ctrlPr>
+          </m:dPr>
+          <m:e>
+            <m:r>
+              <m:rPr>
+                <m:sty m:val="p"/>
+              </m:rPr>
+              <w:rPr>
+                <w:rFonts w:ascii="Cambria Math" w:hAnsi="Cambria Math"/>
+              </w:rPr>
+              <m:t>Δ</m:t>
+            </m:r>
+            <m:r>
+              <w:rPr>
+                <w:rFonts w:ascii="Cambria Math" w:hAnsi="Cambria Math"/>
+              </w:rPr>
+              <m:t>y-</m:t>
+            </m:r>
+            <m:r>
+              <m:rPr>
+                <m:sty m:val="p"/>
+              </m:rPr>
+              <w:rPr>
+                <w:rFonts w:ascii="Cambria Math" w:hAnsi="Cambria Math"/>
+              </w:rPr>
+              <m:t>Δ</m:t>
+            </m:r>
+            <m:r>
+              <w:rPr>
+                <w:rFonts w:ascii="Cambria Math" w:hAnsi="Cambria Math"/>
+              </w:rPr>
+              <m:t>x</m:t>
+            </m:r>
+          </m:e>
+        </m:d>
+      </m:oMath>
+      <w:r>
+        <w:t>.</w:t>
+      </w:r>
+      <w:r>
+        <w:br/>
+        <w:t xml:space="preserve">Если </w:t>
+      </w:r>
+      <m:oMath>
+        <m:r>
+          <w:rPr>
+            <w:rFonts w:ascii="Cambria Math" w:hAnsi="Cambria Math"/>
+          </w:rPr>
+          <m:t>E&lt;0</m:t>
+        </m:r>
+      </m:oMath>
+      <w:r>
+        <w:t xml:space="preserve">, то </w:t>
+      </w:r>
+      <m:oMath>
+        <m:r>
+          <w:rPr>
+            <w:rFonts w:ascii="Cambria Math" w:hAnsi="Cambria Math"/>
+          </w:rPr>
+          <m:t>E=E+2</m:t>
+        </m:r>
+        <m:r>
+          <m:rPr>
+            <m:sty m:val="p"/>
+          </m:rPr>
+          <w:rPr>
+            <w:rFonts w:ascii="Cambria Math" w:hAnsi="Cambria Math"/>
+          </w:rPr>
+          <m:t>Δ</m:t>
+        </m:r>
+        <m:r>
+          <w:rPr>
+            <w:rFonts w:ascii="Cambria Math" w:hAnsi="Cambria Math"/>
+          </w:rPr>
+          <m:t>y</m:t>
+        </m:r>
+      </m:oMath>
+      <w:r>
+        <w:t>.</w:t>
+      </w:r>
+      <w:r>
+        <w:br/>
+        <w:t xml:space="preserve">Координата </w:t>
+      </w:r>
+      <m:oMath>
+        <m:r>
+          <w:rPr>
+            <w:rFonts w:ascii="Cambria Math" w:hAnsi="Cambria Math"/>
+          </w:rPr>
+          <m:t>x</m:t>
+        </m:r>
+      </m:oMath>
+      <w:r>
+        <w:t>увеличивается на 1 на каждом шаге.</w:t>
+      </w:r>
+    </w:p>
+    <w:p>
       <w:r>
         <w:rPr>
           <w:b/>
           <w:bCs/>
-          <w:lang w:val="en-US"/>
         </w:rPr>
-        <w:t xml:space="preserve"> </w:t>
+        <w:t xml:space="preserve">Алгоритм </w:t>
       </w:r>
       <w:proofErr w:type="spellStart"/>
       <w:r>
         <w:rPr>
           <w:b/>
           <w:bCs/>
-          <w:lang w:val="en-US"/>
         </w:rPr>
-        <w:t>алгоритм</w:t>
+        <w:t>Брезенхема</w:t>
       </w:r>
       <w:proofErr w:type="spellEnd"/>
       <w:r>
         <w:rPr>
           <w:b/>
           <w:bCs/>
-          <w:lang w:val="en-US"/>
         </w:rPr>
-        <w:t xml:space="preserve"> </w:t>
-      </w:r>
-      <w:proofErr w:type="spellStart"/>
-      <w:r>
+        <w:t xml:space="preserve"> (окружность):</w:t>
+      </w:r>
+      <w:r>
+        <w:br/>
+        <w:t xml:space="preserve">Начальные значения: </w:t>
+      </w:r>
+      <m:oMath>
+        <m:r>
+          <w:rPr>
+            <w:rFonts w:ascii="Cambria Math" w:hAnsi="Cambria Math"/>
+          </w:rPr>
+          <m:t>x=0,y=R,d=3-2R</m:t>
+        </m:r>
+      </m:oMath>
+      <w:r>
+        <w:t>.</w:t>
+      </w:r>
+      <w:r>
+        <w:br/>
+        <w:t>На каждом шаге:</w:t>
+      </w:r>
+      <w:r>
+        <w:br/>
+        <w:t xml:space="preserve">Если </w:t>
+      </w:r>
+      <m:oMath>
+        <m:r>
+          <w:rPr>
+            <w:rFonts w:ascii="Cambria Math" w:hAnsi="Cambria Math"/>
+          </w:rPr>
+          <m:t>d&gt;0</m:t>
+        </m:r>
+      </m:oMath>
+      <w:r>
+        <w:t xml:space="preserve">, то </w:t>
+      </w:r>
+      <m:oMath>
+        <m:r>
+          <w:rPr>
+            <w:rFonts w:ascii="Cambria Math" w:hAnsi="Cambria Math"/>
+          </w:rPr>
+          <m:t>y=y-1</m:t>
+        </m:r>
+      </m:oMath>
+      <w:r>
+        <w:t xml:space="preserve">, </w:t>
+      </w:r>
+      <m:oMath>
+        <m:r>
+          <w:rPr>
+            <w:rFonts w:ascii="Cambria Math" w:hAnsi="Cambria Math"/>
+          </w:rPr>
+          <m:t>d=d+4</m:t>
+        </m:r>
+        <m:d>
+          <m:dPr>
+            <m:ctrlPr>
+              <w:rPr>
+                <w:rFonts w:ascii="Cambria Math" w:hAnsi="Cambria Math"/>
+              </w:rPr>
+            </m:ctrlPr>
+          </m:dPr>
+          <m:e>
+            <m:r>
+              <w:rPr>
+                <w:rFonts w:ascii="Cambria Math" w:hAnsi="Cambria Math"/>
+              </w:rPr>
+              <m:t>x-y</m:t>
+            </m:r>
+          </m:e>
+        </m:d>
+        <m:r>
+          <w:rPr>
+            <w:rFonts w:ascii="Cambria Math" w:hAnsi="Cambria Math"/>
+          </w:rPr>
+          <m:t>+10</m:t>
+        </m:r>
+      </m:oMath>
+      <w:r>
+        <w:t>.</w:t>
+      </w:r>
+      <w:r>
+        <w:br/>
+        <w:t xml:space="preserve">Если </w:t>
+      </w:r>
+      <m:oMath>
+        <m:r>
+          <w:rPr>
+            <w:rFonts w:ascii="Cambria Math" w:hAnsi="Cambria Math"/>
+          </w:rPr>
+          <m:t>d≤0</m:t>
+        </m:r>
+      </m:oMath>
+      <w:r>
+        <w:t xml:space="preserve">, то </w:t>
+      </w:r>
+      <m:oMath>
+        <m:r>
+          <w:rPr>
+            <w:rFonts w:ascii="Cambria Math" w:hAnsi="Cambria Math"/>
+          </w:rPr>
+          <m:t>d=d+4x+6</m:t>
+        </m:r>
+      </m:oMath>
+      <w:r>
+        <w:t>.</w:t>
+      </w:r>
+      <w:r>
+        <w:br/>
+        <w:t xml:space="preserve">Координата </w:t>
+      </w:r>
+      <m:oMath>
+        <m:r>
+          <w:rPr>
+            <w:rFonts w:ascii="Cambria Math" w:hAnsi="Cambria Math"/>
+          </w:rPr>
+          <m:t>x</m:t>
+        </m:r>
+      </m:oMath>
+      <w:r>
+        <w:t>увеличивается на 1 на каждом шаге.</w:t>
+      </w:r>
+    </w:p>
+    <w:p>
+      <w:pPr>
         <w:rPr>
           <w:b/>
           <w:bCs/>
-          <w:lang w:val="en-US"/>
         </w:rPr>
-        <w:t>Брезенхема</w:t>
-      </w:r>
-      <w:proofErr w:type="spellEnd"/>
+      </w:pPr>
       <w:r>
         <w:rPr>
           <w:b/>
           <w:bCs/>
-          <w:lang w:val="en-US"/>
         </w:rPr>
-        <w:t xml:space="preserve"> (</w:t>
+        <w:t xml:space="preserve">3. Пример сопроводительных вычислений (Алгоритм </w:t>
       </w:r>
       <w:proofErr w:type="spellStart"/>
       <w:r>
         <w:rPr>
           <w:b/>
           <w:bCs/>
-          <w:lang w:val="en-US"/>
         </w:rPr>
-        <w:t>отрезок</w:t>
+        <w:t>Брезенхема</w:t>
       </w:r>
       <w:proofErr w:type="spellEnd"/>
       <w:r>
         <w:rPr>
           <w:b/>
           <w:bCs/>
-          <w:lang w:val="en-US"/>
         </w:rPr>
-        <w:t>):</w:t>
-      </w:r>
-      <w:r>
-        <w:rPr>
-          <w:lang w:val="en-US"/>
-        </w:rPr>
-        <w:br/>
-      </w:r>
-      <w:proofErr w:type="spellStart"/>
-      <w:r>
-        <w:rPr>
-          <w:lang w:val="en-US"/>
-        </w:rPr>
-        <w:t>Инициализация</w:t>
-      </w:r>
-      <w:proofErr w:type="spellEnd"/>
-      <w:r>
-        <w:rPr>
-          <w:lang w:val="en-US"/>
-        </w:rPr>
-        <w:t>: dx=</w:t>
-      </w:r>
-      <w:r>
-        <w:rPr>
-          <w:rFonts w:ascii="Cambria Math" w:hAnsi="Cambria Math" w:cs="Cambria Math"/>
-          <w:lang w:val="en-US"/>
-        </w:rPr>
-        <w:t>∣</w:t>
-      </w:r>
-      <w:r>
-        <w:rPr>
-          <w:lang w:val="en-US"/>
-        </w:rPr>
-        <w:t>x2</w:t>
-      </w:r>
-      <w:r>
-        <w:rPr>
-          <w:rFonts w:ascii="Arial" w:hAnsi="Arial" w:cs="Arial"/>
-          <w:lang w:val="en-US"/>
-        </w:rPr>
-        <w:t>−</w:t>
-      </w:r>
-      <w:r>
-        <w:rPr>
-          <w:lang w:val="en-US"/>
-        </w:rPr>
-        <w:t>x1</w:t>
-      </w:r>
-      <w:r>
-        <w:rPr>
-          <w:rFonts w:ascii="Cambria Math" w:hAnsi="Cambria Math" w:cs="Cambria Math"/>
-          <w:lang w:val="en-US"/>
-        </w:rPr>
-        <w:t>∣</w:t>
-      </w:r>
-      <w:r>
-        <w:rPr>
-          <w:i/>
-          <w:iCs/>
-          <w:lang w:val="en-US"/>
-        </w:rPr>
-        <w:t>dx</w:t>
-      </w:r>
-      <w:r>
-        <w:rPr>
-          <w:lang w:val="en-US"/>
-        </w:rPr>
-        <w:t>=</w:t>
-      </w:r>
-      <w:r>
-        <w:rPr>
-          <w:rFonts w:ascii="Cambria Math" w:hAnsi="Cambria Math" w:cs="Cambria Math"/>
-          <w:lang w:val="en-US"/>
-        </w:rPr>
-        <w:t>∣</w:t>
-      </w:r>
-      <w:r>
-        <w:rPr>
-          <w:i/>
-          <w:iCs/>
-          <w:lang w:val="en-US"/>
-        </w:rPr>
-        <w:t>x</w:t>
-      </w:r>
-      <w:r>
-        <w:rPr>
-          <w:lang w:val="en-US"/>
-        </w:rPr>
-        <w:t>2​−</w:t>
-      </w:r>
-      <w:r>
-        <w:rPr>
-          <w:i/>
-          <w:iCs/>
-          <w:lang w:val="en-US"/>
-        </w:rPr>
-        <w:t>x</w:t>
-      </w:r>
-      <w:r>
-        <w:rPr>
-          <w:lang w:val="en-US"/>
-        </w:rPr>
-        <w:t>1​</w:t>
-      </w:r>
-      <w:r>
-        <w:rPr>
-          <w:rFonts w:ascii="Cambria Math" w:hAnsi="Cambria Math" w:cs="Cambria Math"/>
-          <w:lang w:val="en-US"/>
-        </w:rPr>
-        <w:t>∣</w:t>
-      </w:r>
-      <w:r>
-        <w:rPr>
-          <w:lang w:val="en-US"/>
-        </w:rPr>
-        <w:t xml:space="preserve">, </w:t>
-      </w:r>
-      <w:proofErr w:type="spellStart"/>
-      <w:r>
-        <w:rPr>
-          <w:lang w:val="en-US"/>
-        </w:rPr>
-        <w:t>dy</w:t>
-      </w:r>
-      <w:proofErr w:type="spellEnd"/>
-      <w:r>
-        <w:rPr>
-          <w:lang w:val="en-US"/>
-        </w:rPr>
-        <w:t>=</w:t>
-      </w:r>
-      <w:r>
-        <w:rPr>
-          <w:rFonts w:ascii="Cambria Math" w:hAnsi="Cambria Math" w:cs="Cambria Math"/>
-          <w:lang w:val="en-US"/>
-        </w:rPr>
-        <w:t>∣</w:t>
-      </w:r>
-      <w:r>
-        <w:rPr>
-          <w:lang w:val="en-US"/>
-        </w:rPr>
-        <w:t>y2</w:t>
-      </w:r>
-      <w:r>
-        <w:rPr>
-          <w:rFonts w:ascii="Arial" w:hAnsi="Arial" w:cs="Arial"/>
-          <w:lang w:val="en-US"/>
-        </w:rPr>
-        <w:t>−</w:t>
-      </w:r>
-      <w:r>
-        <w:rPr>
-          <w:lang w:val="en-US"/>
-        </w:rPr>
-        <w:t>y1</w:t>
-      </w:r>
-      <w:r>
-        <w:rPr>
-          <w:rFonts w:ascii="Cambria Math" w:hAnsi="Cambria Math" w:cs="Cambria Math"/>
-          <w:lang w:val="en-US"/>
-        </w:rPr>
-        <w:t>∣</w:t>
-      </w:r>
-      <w:r>
-        <w:rPr>
-          <w:i/>
-          <w:iCs/>
-          <w:lang w:val="en-US"/>
-        </w:rPr>
-        <w:t>dy</w:t>
-      </w:r>
-      <w:r>
-        <w:rPr>
-          <w:lang w:val="en-US"/>
-        </w:rPr>
-        <w:t>=</w:t>
-      </w:r>
-      <w:r>
-        <w:rPr>
-          <w:rFonts w:ascii="Cambria Math" w:hAnsi="Cambria Math" w:cs="Cambria Math"/>
-          <w:lang w:val="en-US"/>
-        </w:rPr>
-        <w:t>∣</w:t>
-      </w:r>
-      <w:r>
-        <w:rPr>
-          <w:i/>
-          <w:iCs/>
-          <w:lang w:val="en-US"/>
-        </w:rPr>
-        <w:t>y</w:t>
-      </w:r>
-      <w:r>
-        <w:rPr>
-          <w:lang w:val="en-US"/>
-        </w:rPr>
-        <w:t>2​−</w:t>
-      </w:r>
-      <w:r>
-        <w:rPr>
-          <w:i/>
-          <w:iCs/>
-          <w:lang w:val="en-US"/>
-        </w:rPr>
-        <w:t>y</w:t>
-      </w:r>
-      <w:r>
-        <w:rPr>
-          <w:lang w:val="en-US"/>
-        </w:rPr>
-        <w:t>1​</w:t>
-      </w:r>
-      <w:r>
-        <w:rPr>
-          <w:rFonts w:ascii="Cambria Math" w:hAnsi="Cambria Math" w:cs="Cambria Math"/>
-          <w:lang w:val="en-US"/>
-        </w:rPr>
-        <w:t>∣</w:t>
-      </w:r>
-      <w:r>
-        <w:rPr>
-          <w:lang w:val="en-US"/>
-        </w:rPr>
-        <w:t>, error=dx−</w:t>
-      </w:r>
-      <w:proofErr w:type="spellStart"/>
-      <w:r>
-        <w:rPr>
-          <w:lang w:val="en-US"/>
-        </w:rPr>
-        <w:t>dyerror</w:t>
-      </w:r>
-      <w:proofErr w:type="spellEnd"/>
-      <w:r>
-        <w:rPr>
-          <w:lang w:val="en-US"/>
-        </w:rPr>
-        <w:t>=</w:t>
-      </w:r>
-      <w:r>
-        <w:rPr>
-          <w:i/>
-          <w:iCs/>
-          <w:lang w:val="en-US"/>
-        </w:rPr>
-        <w:t>dx</w:t>
-      </w:r>
-      <w:r>
-        <w:rPr>
-          <w:lang w:val="en-US"/>
-        </w:rPr>
-        <w:t>−</w:t>
-      </w:r>
-      <w:r>
-        <w:rPr>
-          <w:i/>
-          <w:iCs/>
-          <w:lang w:val="en-US"/>
-        </w:rPr>
-        <w:t>dy</w:t>
-      </w:r>
-      <w:r>
-        <w:rPr>
-          <w:lang w:val="en-US"/>
-        </w:rPr>
-        <w:t>.</w:t>
-      </w:r>
-      <w:r>
-        <w:rPr>
-          <w:lang w:val="en-US"/>
-        </w:rPr>
-        <w:br/>
-      </w:r>
-      <w:r>
-        <w:rPr>
-          <w:lang w:val="ru-RU"/>
-        </w:rPr>
-        <w:t xml:space="preserve">На каждом шаге: если </w:t>
-      </w:r>
-      <w:r>
-        <w:rPr>
-          <w:lang w:val="en-US"/>
-        </w:rPr>
-        <w:t>error</w:t>
-      </w:r>
-      <w:r>
-        <w:rPr>
-          <w:lang w:val="ru-RU"/>
-        </w:rPr>
-        <w:t>≥0</w:t>
-      </w:r>
-      <w:r>
-        <w:rPr>
-          <w:lang w:val="en-US"/>
-        </w:rPr>
-        <w:t>error</w:t>
-      </w:r>
-      <w:r>
-        <w:rPr>
-          <w:lang w:val="ru-RU"/>
-        </w:rPr>
-        <w:t xml:space="preserve">≥0, то </w:t>
-      </w:r>
-      <w:proofErr w:type="spellStart"/>
-      <w:r>
-        <w:rPr>
-          <w:lang w:val="en-US"/>
-        </w:rPr>
-        <w:t>y</w:t>
-      </w:r>
-      <w:r>
-        <w:rPr>
-          <w:i/>
-          <w:iCs/>
-          <w:lang w:val="en-US"/>
-        </w:rPr>
-        <w:t>y</w:t>
-      </w:r>
-      <w:proofErr w:type="spellEnd"/>
-      <w:r>
-        <w:rPr>
-          <w:lang w:val="ru-RU"/>
-        </w:rPr>
-        <w:t xml:space="preserve"> изменяется на ±1±1, а </w:t>
-      </w:r>
-      <w:proofErr w:type="spellStart"/>
-      <w:r>
-        <w:rPr>
-          <w:lang w:val="en-US"/>
-        </w:rPr>
-        <w:t>errorerror</w:t>
-      </w:r>
-      <w:proofErr w:type="spellEnd"/>
-      <w:r>
-        <w:rPr>
-          <w:lang w:val="ru-RU"/>
-        </w:rPr>
-        <w:t xml:space="preserve"> уменьшается на 2</w:t>
-      </w:r>
-      <w:r>
-        <w:rPr>
-          <w:rFonts w:ascii="Cambria Math" w:hAnsi="Cambria Math" w:cs="Cambria Math"/>
-          <w:lang w:val="ru-RU"/>
-        </w:rPr>
-        <w:t>⋅</w:t>
-      </w:r>
-      <w:r>
-        <w:rPr>
-          <w:lang w:val="en-US"/>
-        </w:rPr>
-        <w:t>dy</w:t>
-      </w:r>
-      <w:r>
-        <w:rPr>
-          <w:lang w:val="ru-RU"/>
-        </w:rPr>
-        <w:t>2</w:t>
-      </w:r>
-      <w:r>
-        <w:rPr>
-          <w:rFonts w:ascii="Cambria Math" w:hAnsi="Cambria Math" w:cs="Cambria Math"/>
-          <w:lang w:val="ru-RU"/>
-        </w:rPr>
-        <w:t>⋅</w:t>
-      </w:r>
-      <w:r>
-        <w:rPr>
-          <w:i/>
-          <w:iCs/>
-          <w:lang w:val="en-US"/>
-        </w:rPr>
-        <w:t>dy</w:t>
-      </w:r>
-      <w:r>
-        <w:rPr>
-          <w:lang w:val="ru-RU"/>
-        </w:rPr>
-        <w:t xml:space="preserve">. </w:t>
-      </w:r>
-      <w:proofErr w:type="spellStart"/>
-      <w:r>
-        <w:rPr>
-          <w:lang w:val="en-US"/>
-        </w:rPr>
-        <w:t>Иначе</w:t>
-      </w:r>
-      <w:proofErr w:type="spellEnd"/>
-      <w:r>
-        <w:rPr>
-          <w:lang w:val="en-US"/>
-        </w:rPr>
-        <w:t xml:space="preserve"> </w:t>
-      </w:r>
-      <w:proofErr w:type="spellStart"/>
-      <w:r>
-        <w:rPr>
-          <w:lang w:val="en-US"/>
-        </w:rPr>
-        <w:t>errorerror</w:t>
-      </w:r>
-      <w:proofErr w:type="spellEnd"/>
-      <w:r>
-        <w:rPr>
-          <w:lang w:val="en-US"/>
-        </w:rPr>
-        <w:t xml:space="preserve"> </w:t>
-      </w:r>
-      <w:proofErr w:type="spellStart"/>
-      <w:r>
-        <w:rPr>
-          <w:lang w:val="en-US"/>
-        </w:rPr>
-        <w:t>увеличивается</w:t>
-      </w:r>
-      <w:proofErr w:type="spellEnd"/>
-      <w:r>
-        <w:rPr>
-          <w:lang w:val="en-US"/>
-        </w:rPr>
-        <w:t xml:space="preserve"> </w:t>
-      </w:r>
-      <w:proofErr w:type="spellStart"/>
-      <w:r>
-        <w:rPr>
-          <w:lang w:val="en-US"/>
-        </w:rPr>
-        <w:t>на</w:t>
-      </w:r>
-      <w:proofErr w:type="spellEnd"/>
-      <w:r>
-        <w:rPr>
-          <w:lang w:val="en-US"/>
-        </w:rPr>
-        <w:t xml:space="preserve"> 2</w:t>
-      </w:r>
-      <w:r>
-        <w:rPr>
-          <w:rFonts w:ascii="Cambria Math" w:hAnsi="Cambria Math" w:cs="Cambria Math"/>
-          <w:lang w:val="en-US"/>
-        </w:rPr>
-        <w:t>⋅</w:t>
-      </w:r>
-      <w:r>
-        <w:rPr>
-          <w:lang w:val="en-US"/>
-        </w:rPr>
-        <w:t>dx2</w:t>
-      </w:r>
-      <w:r>
-        <w:rPr>
-          <w:rFonts w:ascii="Cambria Math" w:hAnsi="Cambria Math" w:cs="Cambria Math"/>
-          <w:lang w:val="en-US"/>
-        </w:rPr>
-        <w:t>⋅</w:t>
-      </w:r>
-      <w:r>
-        <w:rPr>
-          <w:i/>
-          <w:iCs/>
-          <w:lang w:val="en-US"/>
-        </w:rPr>
-        <w:t>dx</w:t>
-      </w:r>
-      <w:r>
-        <w:rPr>
-          <w:lang w:val="en-US"/>
-        </w:rPr>
-        <w:t>.</w:t>
+        <w:t xml:space="preserve"> для линии)</w:t>
       </w:r>
     </w:p>
     <w:p>
-      <w:pPr>
-        <w:numPr>
-          <w:ilvl w:val="0"/>
-          <w:numId w:val="19"/>
-        </w:numPr>
-        <w:rPr>
-          <w:lang w:val="ru-RU"/>
-        </w:rPr>
-      </w:pPr>
-      <w:r>
-        <w:rPr>
-          <w:b/>
-          <w:bCs/>
-          <w:lang w:val="ru-RU"/>
-        </w:rPr>
-        <w:t>Алгоритм Брезенхема (окружность):</w:t>
-      </w:r>
-      <w:r>
-        <w:rPr>
-          <w:lang w:val="ru-RU"/>
-        </w:rPr>
+      <w:r>
+        <w:t xml:space="preserve">Для проверки корректности алгоритма рассмотрим построение отрезка из точки </w:t>
+      </w:r>
+      <m:oMath>
+        <m:d>
+          <m:dPr>
+            <m:sepChr m:val=","/>
+            <m:ctrlPr>
+              <w:rPr>
+                <w:rFonts w:ascii="Cambria Math" w:hAnsi="Cambria Math"/>
+              </w:rPr>
+            </m:ctrlPr>
+          </m:dPr>
+          <m:e>
+            <m:r>
+              <w:rPr>
+                <w:rFonts w:ascii="Cambria Math" w:hAnsi="Cambria Math"/>
+              </w:rPr>
+              <m:t>0</m:t>
+            </m:r>
+          </m:e>
+          <m:e>
+            <m:r>
+              <w:rPr>
+                <w:rFonts w:ascii="Cambria Math" w:hAnsi="Cambria Math"/>
+              </w:rPr>
+              <m:t>0</m:t>
+            </m:r>
+          </m:e>
+        </m:d>
+      </m:oMath>
+      <w:r>
+        <w:t xml:space="preserve">в точку </w:t>
+      </w:r>
+      <m:oMath>
+        <m:d>
+          <m:dPr>
+            <m:sepChr m:val=","/>
+            <m:ctrlPr>
+              <w:rPr>
+                <w:rFonts w:ascii="Cambria Math" w:hAnsi="Cambria Math"/>
+              </w:rPr>
+            </m:ctrlPr>
+          </m:dPr>
+          <m:e>
+            <m:r>
+              <w:rPr>
+                <w:rFonts w:ascii="Cambria Math" w:hAnsi="Cambria Math"/>
+              </w:rPr>
+              <m:t>5</m:t>
+            </m:r>
+          </m:e>
+          <m:e>
+            <m:r>
+              <w:rPr>
+                <w:rFonts w:ascii="Cambria Math" w:hAnsi="Cambria Math"/>
+              </w:rPr>
+              <m:t>2</m:t>
+            </m:r>
+          </m:e>
+        </m:d>
+      </m:oMath>
+      <w:r>
+        <w:t>.</w:t>
+      </w:r>
+      <w:r>
         <w:br/>
-        <w:t>Начальная точка: (0,</w:t>
-      </w:r>
-      <w:r>
-        <w:rPr>
-          <w:lang w:val="en-US"/>
-        </w:rPr>
-        <w:t>R</w:t>
-      </w:r>
-      <w:r>
-        <w:rPr>
-          <w:lang w:val="ru-RU"/>
-        </w:rPr>
-        <w:t>)(0,</w:t>
-      </w:r>
-      <w:r>
-        <w:rPr>
-          <w:i/>
-          <w:iCs/>
-          <w:lang w:val="en-US"/>
-        </w:rPr>
-        <w:t>R</w:t>
-      </w:r>
-      <w:r>
-        <w:rPr>
-          <w:lang w:val="ru-RU"/>
-        </w:rPr>
-        <w:t xml:space="preserve">). Начальное значение параметра решения: </w:t>
-      </w:r>
-      <w:r>
-        <w:rPr>
-          <w:lang w:val="en-US"/>
-        </w:rPr>
-        <w:t>d</w:t>
-      </w:r>
-      <w:r>
-        <w:rPr>
-          <w:lang w:val="ru-RU"/>
-        </w:rPr>
-        <w:t>=3−2</w:t>
-      </w:r>
-      <w:r>
-        <w:rPr>
-          <w:lang w:val="en-US"/>
-        </w:rPr>
-        <w:t>R</w:t>
-      </w:r>
-      <w:r>
-        <w:rPr>
-          <w:i/>
-          <w:iCs/>
-          <w:lang w:val="en-US"/>
-        </w:rPr>
-        <w:t>d</w:t>
-      </w:r>
-      <w:r>
-        <w:rPr>
-          <w:lang w:val="ru-RU"/>
-        </w:rPr>
-        <w:t>=3−2</w:t>
-      </w:r>
-      <w:r>
-        <w:rPr>
-          <w:i/>
-          <w:iCs/>
-          <w:lang w:val="en-US"/>
-        </w:rPr>
-        <w:t>R</w:t>
-      </w:r>
-      <w:r>
-        <w:rPr>
-          <w:lang w:val="ru-RU"/>
-        </w:rPr>
+      </w:r>
+      <m:oMath>
+        <m:r>
+          <m:rPr>
+            <m:sty m:val="p"/>
+          </m:rPr>
+          <w:rPr>
+            <w:rFonts w:ascii="Cambria Math" w:hAnsi="Cambria Math"/>
+          </w:rPr>
+          <m:t>Δ</m:t>
+        </m:r>
+        <m:r>
+          <w:rPr>
+            <w:rFonts w:ascii="Cambria Math" w:hAnsi="Cambria Math"/>
+          </w:rPr>
+          <m:t>x=5, </m:t>
+        </m:r>
+        <m:r>
+          <m:rPr>
+            <m:sty m:val="p"/>
+          </m:rPr>
+          <w:rPr>
+            <w:rFonts w:ascii="Cambria Math" w:hAnsi="Cambria Math"/>
+          </w:rPr>
+          <m:t>Δ</m:t>
+        </m:r>
+        <m:r>
+          <w:rPr>
+            <w:rFonts w:ascii="Cambria Math" w:hAnsi="Cambria Math"/>
+          </w:rPr>
+          <m:t>y=2</m:t>
+        </m:r>
+      </m:oMath>
+      <w:r>
         <w:t>.</w:t>
       </w:r>
       <w:r>
-        <w:rPr>
-          <w:lang w:val="ru-RU"/>
-        </w:rPr>
         <w:br/>
-        <w:t xml:space="preserve">На каждом шаге, при </w:t>
-      </w:r>
-      <w:r>
-        <w:rPr>
-          <w:lang w:val="en-US"/>
-        </w:rPr>
-        <w:t>x</w:t>
-      </w:r>
-      <w:r>
-        <w:rPr>
-          <w:lang w:val="ru-RU"/>
-        </w:rPr>
-        <w:t>=</w:t>
-      </w:r>
-      <w:r>
-        <w:rPr>
-          <w:lang w:val="en-US"/>
-        </w:rPr>
-        <w:t>x</w:t>
-      </w:r>
-      <w:r>
-        <w:rPr>
-          <w:lang w:val="ru-RU"/>
-        </w:rPr>
-        <w:t>+1</w:t>
-      </w:r>
-      <w:r>
-        <w:rPr>
-          <w:i/>
-          <w:iCs/>
-          <w:lang w:val="en-US"/>
-        </w:rPr>
-        <w:t>x</w:t>
-      </w:r>
-      <w:r>
-        <w:rPr>
-          <w:lang w:val="ru-RU"/>
-        </w:rPr>
-        <w:t>=</w:t>
-      </w:r>
-      <w:r>
-        <w:rPr>
-          <w:i/>
-          <w:iCs/>
-          <w:lang w:val="en-US"/>
-        </w:rPr>
-        <w:t>x</w:t>
-      </w:r>
-      <w:r>
-        <w:rPr>
-          <w:lang w:val="ru-RU"/>
-        </w:rPr>
-        <w:t xml:space="preserve">+1, проверяется знак </w:t>
-      </w:r>
-      <w:proofErr w:type="spellStart"/>
-      <w:r>
-        <w:rPr>
-          <w:lang w:val="en-US"/>
-        </w:rPr>
-        <w:t>d</w:t>
-      </w:r>
-      <w:r>
-        <w:rPr>
-          <w:i/>
-          <w:iCs/>
-          <w:lang w:val="en-US"/>
-        </w:rPr>
-        <w:t>d</w:t>
-      </w:r>
-      <w:proofErr w:type="spellEnd"/>
-      <w:r>
-        <w:rPr>
-          <w:lang w:val="ru-RU"/>
-        </w:rPr>
-        <w:t>:</w:t>
-      </w:r>
-      <w:r>
-        <w:rPr>
-          <w:lang w:val="ru-RU"/>
-        </w:rPr>
-        <w:br/>
-        <w:t xml:space="preserve">Если </w:t>
-      </w:r>
-      <w:r>
-        <w:rPr>
-          <w:lang w:val="en-US"/>
-        </w:rPr>
-        <w:t>d</w:t>
-      </w:r>
-      <w:r>
-        <w:rPr>
-          <w:lang w:val="ru-RU"/>
-        </w:rPr>
-        <w:t>&lt;0</w:t>
-      </w:r>
-      <w:r>
-        <w:rPr>
-          <w:i/>
-          <w:iCs/>
-          <w:lang w:val="en-US"/>
-        </w:rPr>
-        <w:t>d</w:t>
-      </w:r>
-      <w:r>
-        <w:rPr>
-          <w:lang w:val="ru-RU"/>
-        </w:rPr>
-        <w:t xml:space="preserve">&lt;0, то </w:t>
-      </w:r>
-      <w:r>
-        <w:rPr>
-          <w:lang w:val="en-US"/>
-        </w:rPr>
-        <w:t>d</w:t>
-      </w:r>
-      <w:r>
-        <w:rPr>
-          <w:lang w:val="ru-RU"/>
-        </w:rPr>
-        <w:t>=</w:t>
-      </w:r>
-      <w:r>
-        <w:rPr>
-          <w:lang w:val="en-US"/>
-        </w:rPr>
-        <w:t>d</w:t>
-      </w:r>
-      <w:r>
-        <w:rPr>
-          <w:lang w:val="ru-RU"/>
-        </w:rPr>
-        <w:t>+4</w:t>
-      </w:r>
-      <w:r>
-        <w:rPr>
-          <w:lang w:val="en-US"/>
-        </w:rPr>
-        <w:t>x</w:t>
-      </w:r>
-      <w:r>
-        <w:rPr>
-          <w:lang w:val="ru-RU"/>
-        </w:rPr>
-        <w:t>+6</w:t>
-      </w:r>
-      <w:r>
-        <w:rPr>
-          <w:i/>
-          <w:iCs/>
-          <w:lang w:val="en-US"/>
-        </w:rPr>
-        <w:t>d</w:t>
-      </w:r>
-      <w:r>
-        <w:rPr>
-          <w:lang w:val="ru-RU"/>
-        </w:rPr>
-        <w:t>=</w:t>
-      </w:r>
-      <w:r>
-        <w:rPr>
-          <w:i/>
-          <w:iCs/>
-          <w:lang w:val="en-US"/>
-        </w:rPr>
-        <w:t>d</w:t>
-      </w:r>
-      <w:r>
-        <w:rPr>
-          <w:lang w:val="ru-RU"/>
-        </w:rPr>
-        <w:t>+4</w:t>
-      </w:r>
-      <w:r>
-        <w:rPr>
-          <w:i/>
-          <w:iCs/>
-          <w:lang w:val="en-US"/>
-        </w:rPr>
-        <w:t>x</w:t>
-      </w:r>
-      <w:r>
-        <w:rPr>
-          <w:lang w:val="ru-RU"/>
-        </w:rPr>
-        <w:t>+6.</w:t>
-      </w:r>
-      <w:r>
-        <w:rPr>
-          <w:lang w:val="ru-RU"/>
-        </w:rPr>
-        <w:br/>
-        <w:t xml:space="preserve">Если </w:t>
-      </w:r>
-      <w:r>
-        <w:rPr>
-          <w:lang w:val="en-US"/>
-        </w:rPr>
-        <w:t>d</w:t>
-      </w:r>
-      <w:r>
-        <w:rPr>
-          <w:lang w:val="ru-RU"/>
-        </w:rPr>
-        <w:t>≥0</w:t>
-      </w:r>
-      <w:r>
-        <w:rPr>
-          <w:i/>
-          <w:iCs/>
-          <w:lang w:val="en-US"/>
-        </w:rPr>
-        <w:t>d</w:t>
-      </w:r>
-      <w:r>
-        <w:rPr>
-          <w:lang w:val="ru-RU"/>
-        </w:rPr>
-        <w:t xml:space="preserve">≥0, то </w:t>
-      </w:r>
-      <w:r>
-        <w:rPr>
-          <w:lang w:val="en-US"/>
-        </w:rPr>
-        <w:t>y</w:t>
-      </w:r>
-      <w:r>
-        <w:rPr>
-          <w:lang w:val="ru-RU"/>
-        </w:rPr>
-        <w:t>=</w:t>
-      </w:r>
-      <w:r>
-        <w:rPr>
-          <w:lang w:val="en-US"/>
-        </w:rPr>
-        <w:t>y</w:t>
-      </w:r>
-      <w:r>
-        <w:rPr>
-          <w:lang w:val="ru-RU"/>
-        </w:rPr>
-        <w:t>−1</w:t>
-      </w:r>
-      <w:r>
-        <w:rPr>
-          <w:i/>
-          <w:iCs/>
-          <w:lang w:val="en-US"/>
-        </w:rPr>
-        <w:t>y</w:t>
-      </w:r>
-      <w:r>
-        <w:rPr>
-          <w:lang w:val="ru-RU"/>
-        </w:rPr>
-        <w:t>=</w:t>
-      </w:r>
-      <w:r>
-        <w:rPr>
-          <w:i/>
-          <w:iCs/>
-          <w:lang w:val="en-US"/>
-        </w:rPr>
-        <w:t>y</w:t>
-      </w:r>
-      <w:r>
-        <w:rPr>
-          <w:lang w:val="ru-RU"/>
-        </w:rPr>
-        <w:t xml:space="preserve">−1, </w:t>
-      </w:r>
-      <w:r>
-        <w:rPr>
-          <w:lang w:val="en-US"/>
-        </w:rPr>
-        <w:t>d</w:t>
-      </w:r>
-      <w:r>
-        <w:rPr>
-          <w:lang w:val="ru-RU"/>
-        </w:rPr>
-        <w:t>=</w:t>
-      </w:r>
-      <w:r>
-        <w:rPr>
-          <w:lang w:val="en-US"/>
-        </w:rPr>
-        <w:t>d</w:t>
-      </w:r>
-      <w:r>
-        <w:rPr>
-          <w:lang w:val="ru-RU"/>
-        </w:rPr>
-        <w:t>+4(</w:t>
-      </w:r>
-      <w:r>
-        <w:rPr>
-          <w:lang w:val="en-US"/>
-        </w:rPr>
-        <w:t>x</w:t>
-      </w:r>
-      <w:r>
-        <w:rPr>
-          <w:lang w:val="ru-RU"/>
-        </w:rPr>
-        <w:t>−</w:t>
-      </w:r>
-      <w:r>
-        <w:rPr>
-          <w:lang w:val="en-US"/>
-        </w:rPr>
-        <w:t>y</w:t>
-      </w:r>
-      <w:r>
-        <w:rPr>
-          <w:lang w:val="ru-RU"/>
-        </w:rPr>
-        <w:t>)+10</w:t>
-      </w:r>
-      <w:r>
-        <w:rPr>
-          <w:i/>
-          <w:iCs/>
-          <w:lang w:val="en-US"/>
-        </w:rPr>
-        <w:t>d</w:t>
-      </w:r>
-      <w:r>
-        <w:rPr>
-          <w:lang w:val="ru-RU"/>
-        </w:rPr>
-        <w:t>=</w:t>
-      </w:r>
-      <w:r>
-        <w:rPr>
-          <w:i/>
-          <w:iCs/>
-          <w:lang w:val="en-US"/>
-        </w:rPr>
-        <w:t>d</w:t>
-      </w:r>
-      <w:r>
-        <w:rPr>
-          <w:lang w:val="ru-RU"/>
-        </w:rPr>
-        <w:t>+4(</w:t>
-      </w:r>
-      <w:r>
-        <w:rPr>
-          <w:i/>
-          <w:iCs/>
-          <w:lang w:val="en-US"/>
-        </w:rPr>
-        <w:t>x</w:t>
-      </w:r>
-      <w:r>
-        <w:rPr>
-          <w:lang w:val="ru-RU"/>
-        </w:rPr>
-        <w:t>−</w:t>
-      </w:r>
-      <w:r>
-        <w:rPr>
-          <w:i/>
-          <w:iCs/>
-          <w:lang w:val="en-US"/>
-        </w:rPr>
-        <w:t>y</w:t>
-      </w:r>
-      <w:r>
-        <w:rPr>
-          <w:lang w:val="ru-RU"/>
-        </w:rPr>
-        <w:t>)+10.</w:t>
-      </w:r>
-    </w:p>
-    <w:p>
-      <w:pPr>
-        <w:rPr>
-          <w:lang w:val="ru-RU"/>
-        </w:rPr>
-      </w:pPr>
-      <w:r>
-        <w:rPr>
-          <w:b/>
-          <w:bCs/>
-          <w:lang w:val="ru-RU"/>
-        </w:rPr>
-        <w:t>3. Программная реализация</w:t>
-      </w:r>
-    </w:p>
-    <w:p>
-      <w:pPr>
-        <w:rPr>
-          <w:lang w:val="ru-RU"/>
-        </w:rPr>
-      </w:pPr>
-      <w:r>
-        <w:rPr>
-          <w:lang w:val="ru-RU"/>
-        </w:rPr>
-        <w:t xml:space="preserve">Приложение разработано на языке </w:t>
-      </w:r>
-      <w:r>
-        <w:rPr>
-          <w:lang w:val="en-US"/>
-        </w:rPr>
-        <w:t>Python</w:t>
-      </w:r>
-      <w:r>
-        <w:rPr>
-          <w:lang w:val="ru-RU"/>
-        </w:rPr>
-        <w:t xml:space="preserve"> с использованием библиотеки </w:t>
-      </w:r>
-      <w:proofErr w:type="spellStart"/>
-      <w:r>
-        <w:rPr>
-          <w:b/>
-          <w:bCs/>
-          <w:lang w:val="en-US"/>
-        </w:rPr>
-        <w:t>Tkinter</w:t>
-      </w:r>
-      <w:proofErr w:type="spellEnd"/>
-      <w:r>
-        <w:rPr>
-          <w:lang w:val="ru-RU"/>
-        </w:rPr>
-        <w:t xml:space="preserve"> для создания графического интерфейса.</w:t>
-      </w:r>
-    </w:p>
-    <w:p>
-      <w:pPr>
-        <w:rPr>
-          <w:lang w:val="ru-RU"/>
-        </w:rPr>
-      </w:pPr>
-      <w:r>
-        <w:rPr>
-          <w:lang w:val="ru-RU"/>
-        </w:rPr>
-        <w:t>Архитектура проекта разделена на модули:</w:t>
-      </w:r>
-    </w:p>
-    <w:p>
-      <w:pPr>
-        <w:numPr>
-          <w:ilvl w:val="0"/>
-          <w:numId w:val="20"/>
-        </w:numPr>
-        <w:rPr>
-          <w:lang w:val="ru-RU"/>
-        </w:rPr>
-      </w:pPr>
-      <w:r>
-        <w:rPr>
-          <w:lang w:val="en-US"/>
-        </w:rPr>
-        <w:t>algorithms</w:t>
-      </w:r>
-      <w:r>
-        <w:rPr>
-          <w:lang w:val="ru-RU"/>
-        </w:rPr>
+        <w:t xml:space="preserve">Начальная ошибка </w:t>
+      </w:r>
+      <m:oMath>
+        <m:r>
+          <w:rPr>
+            <w:rFonts w:ascii="Cambria Math" w:hAnsi="Cambria Math"/>
+          </w:rPr>
+          <m:t>E=2⋅2-5=-1</m:t>
+        </m:r>
+      </m:oMath>
+      <w:r>
         <w:t>.</w:t>
-      </w:r>
-      <w:r>
-        <w:rPr>
-          <w:lang w:val="en-US"/>
-        </w:rPr>
-        <w:t>py</w:t>
-      </w:r>
-      <w:r>
-        <w:rPr>
-          <w:lang w:val="ru-RU"/>
-        </w:rPr>
-        <w:t xml:space="preserve"> — содержит чистые реализации 4-х алгоритмов. Каждая функция возвращает список сгенерированных целочисленных координат (</w:t>
-      </w:r>
-      <w:r>
-        <w:rPr>
-          <w:lang w:val="en-US"/>
-        </w:rPr>
-        <w:t>x</w:t>
-      </w:r>
-      <w:r>
-        <w:rPr>
-          <w:lang w:val="ru-RU"/>
-        </w:rPr>
-        <w:t xml:space="preserve">, </w:t>
-      </w:r>
-      <w:r>
-        <w:rPr>
-          <w:lang w:val="en-US"/>
-        </w:rPr>
-        <w:t>y</w:t>
-      </w:r>
-      <w:r>
-        <w:rPr>
-          <w:lang w:val="ru-RU"/>
-        </w:rPr>
-        <w:t>) и время выполнения.</w:t>
-      </w:r>
-    </w:p>
-    <w:p>
-      <w:pPr>
-        <w:numPr>
-          <w:ilvl w:val="0"/>
-          <w:numId w:val="20"/>
-        </w:numPr>
-        <w:rPr>
-          <w:lang w:val="ru-RU"/>
-        </w:rPr>
-      </w:pPr>
-      <w:r>
-        <w:rPr>
-          <w:lang w:val="en-US"/>
-        </w:rPr>
-        <w:t>main</w:t>
-      </w:r>
-      <w:r>
-        <w:rPr>
-          <w:lang w:val="ru-RU"/>
-        </w:rPr>
-        <w:t>.</w:t>
-      </w:r>
-      <w:r>
-        <w:rPr>
-          <w:lang w:val="en-US"/>
-        </w:rPr>
-        <w:t>py</w:t>
-      </w:r>
-      <w:r>
-        <w:rPr>
-          <w:lang w:val="ru-RU"/>
-        </w:rPr>
-        <w:t xml:space="preserve"> — главный файл, отвечающий за интерфейс, отрисовку сетки, осей, обработку ввода пользователя и вывод статистики.</w:t>
-      </w:r>
-    </w:p>
-    <w:p>
-      <w:pPr>
-        <w:rPr>
-          <w:lang w:val="en-US"/>
-        </w:rPr>
-      </w:pPr>
-      <w:proofErr w:type="spellStart"/>
-      <w:r>
-        <w:rPr>
-          <w:b/>
-          <w:bCs/>
-          <w:lang w:val="en-US"/>
-        </w:rPr>
-        <w:t>Особенности</w:t>
-      </w:r>
-      <w:proofErr w:type="spellEnd"/>
-      <w:r>
-        <w:rPr>
-          <w:b/>
-          <w:bCs/>
-          <w:lang w:val="en-US"/>
-        </w:rPr>
-        <w:t xml:space="preserve"> </w:t>
-      </w:r>
-      <w:proofErr w:type="spellStart"/>
-      <w:r>
-        <w:rPr>
-          <w:b/>
-          <w:bCs/>
-          <w:lang w:val="en-US"/>
-        </w:rPr>
-        <w:t>реализации</w:t>
-      </w:r>
-      <w:proofErr w:type="spellEnd"/>
-      <w:r>
-        <w:rPr>
-          <w:b/>
-          <w:bCs/>
-          <w:lang w:val="en-US"/>
-        </w:rPr>
-        <w:t xml:space="preserve"> </w:t>
-      </w:r>
-      <w:proofErr w:type="spellStart"/>
-      <w:r>
-        <w:rPr>
-          <w:b/>
-          <w:bCs/>
-          <w:lang w:val="en-US"/>
-        </w:rPr>
-        <w:t>интерфейса</w:t>
-      </w:r>
-      <w:proofErr w:type="spellEnd"/>
-      <w:r>
-        <w:rPr>
-          <w:b/>
-          <w:bCs/>
-          <w:lang w:val="en-US"/>
-        </w:rPr>
-        <w:t>:</w:t>
-      </w:r>
-    </w:p>
-    <w:p>
-      <w:pPr>
-        <w:numPr>
-          <w:ilvl w:val="0"/>
-          <w:numId w:val="21"/>
-        </w:numPr>
-        <w:rPr>
-          <w:lang w:val="ru-RU"/>
-        </w:rPr>
-      </w:pPr>
-      <w:r>
-        <w:rPr>
-          <w:b/>
-          <w:bCs/>
-          <w:lang w:val="ru-RU"/>
-        </w:rPr>
-        <w:t>Система координат:</w:t>
-      </w:r>
-      <w:r>
-        <w:rPr>
-          <w:lang w:val="ru-RU"/>
-        </w:rPr>
-        <w:t xml:space="preserve"> </w:t>
-      </w:r>
-      <w:proofErr w:type="gramStart"/>
-      <w:r>
-        <w:rPr>
-          <w:lang w:val="ru-RU"/>
-        </w:rPr>
-        <w:t>В</w:t>
-      </w:r>
-      <w:proofErr w:type="gramEnd"/>
-      <w:r>
-        <w:rPr>
-          <w:lang w:val="ru-RU"/>
-        </w:rPr>
-        <w:t xml:space="preserve"> программе реализована математическая система координат (ось </w:t>
-      </w:r>
-      <w:r>
-        <w:rPr>
-          <w:lang w:val="en-US"/>
-        </w:rPr>
-        <w:t>Y</w:t>
-      </w:r>
-      <w:r>
-        <w:rPr>
-          <w:lang w:val="ru-RU"/>
-        </w:rPr>
-        <w:t xml:space="preserve"> направлена вверх, центр смещен). Сетка рисуется адаптивно: при отдалении шаг сетки автоматически меняется (1 →→ 5 →→ 10 →→ 50 и т.д.).</w:t>
-      </w:r>
-    </w:p>
-    <w:p>
-      <w:pPr>
-        <w:numPr>
-          <w:ilvl w:val="0"/>
-          <w:numId w:val="21"/>
-        </w:numPr>
-        <w:rPr>
-          <w:lang w:val="ru-RU"/>
-        </w:rPr>
-      </w:pPr>
-      <w:r>
-        <w:rPr>
-          <w:b/>
-          <w:bCs/>
-          <w:lang w:val="ru-RU"/>
-        </w:rPr>
-        <w:t>Привязка пикселей:</w:t>
-      </w:r>
-      <w:r>
-        <w:rPr>
-          <w:lang w:val="ru-RU"/>
-        </w:rPr>
-        <w:t xml:space="preserve"> Целочисленные координаты (</w:t>
-      </w:r>
-      <w:proofErr w:type="gramStart"/>
-      <w:r>
-        <w:rPr>
-          <w:lang w:val="en-US"/>
-        </w:rPr>
-        <w:t>x</w:t>
-      </w:r>
-      <w:r>
-        <w:rPr>
-          <w:lang w:val="ru-RU"/>
-        </w:rPr>
-        <w:t>,</w:t>
-      </w:r>
-      <w:r>
-        <w:rPr>
-          <w:lang w:val="en-US"/>
-        </w:rPr>
-        <w:t>y</w:t>
-      </w:r>
-      <w:proofErr w:type="gramEnd"/>
-      <w:r>
-        <w:rPr>
-          <w:lang w:val="ru-RU"/>
-        </w:rPr>
-        <w:t>)(</w:t>
-      </w:r>
-      <w:r>
-        <w:rPr>
-          <w:i/>
-          <w:iCs/>
-          <w:lang w:val="en-US"/>
-        </w:rPr>
-        <w:t>x</w:t>
-      </w:r>
-      <w:r>
-        <w:rPr>
-          <w:lang w:val="ru-RU"/>
-        </w:rPr>
-        <w:t>,</w:t>
-      </w:r>
-      <w:r>
-        <w:rPr>
-          <w:i/>
-          <w:iCs/>
-          <w:lang w:val="en-US"/>
-        </w:rPr>
-        <w:t>y</w:t>
-      </w:r>
-      <w:r>
-        <w:rPr>
-          <w:lang w:val="ru-RU"/>
-        </w:rPr>
-        <w:t xml:space="preserve">) соответствуют центрам ячеек сетки. Линии сетки сдвинуты на +0.5+0.5 пикселя, чтобы </w:t>
-      </w:r>
-      <w:r>
-        <w:rPr>
-          <w:lang w:val="ru-RU"/>
-        </w:rPr>
-        <w:lastRenderedPageBreak/>
-        <w:t xml:space="preserve">сетка служила рамкой для пикселей, а оси </w:t>
-      </w:r>
-      <w:r>
-        <w:rPr>
-          <w:lang w:val="en-US"/>
-        </w:rPr>
-        <w:t>X</w:t>
-      </w:r>
-      <w:r>
-        <w:rPr>
-          <w:lang w:val="ru-RU"/>
-        </w:rPr>
-        <w:t xml:space="preserve"> и </w:t>
-      </w:r>
-      <w:r>
-        <w:rPr>
-          <w:lang w:val="en-US"/>
-        </w:rPr>
-        <w:t>Y</w:t>
-      </w:r>
-      <w:r>
-        <w:rPr>
-          <w:lang w:val="ru-RU"/>
-        </w:rPr>
-        <w:t xml:space="preserve"> проходили ровно через центры пикселей с координатой 0.</w:t>
-      </w:r>
-    </w:p>
-    <w:p>
-      <w:pPr>
-        <w:numPr>
-          <w:ilvl w:val="0"/>
-          <w:numId w:val="21"/>
-        </w:numPr>
-        <w:rPr>
-          <w:lang w:val="ru-RU"/>
-        </w:rPr>
-      </w:pPr>
-      <w:r>
-        <w:rPr>
-          <w:b/>
-          <w:bCs/>
-          <w:lang w:val="ru-RU"/>
-        </w:rPr>
-        <w:t>Интерактивность:</w:t>
-      </w:r>
-      <w:r>
-        <w:rPr>
-          <w:lang w:val="ru-RU"/>
-        </w:rPr>
-        <w:t xml:space="preserve"> Реализовано масштабирование (зум) с помощью колесика мыши (центрируется на курсоре) и панорамирование (перемещение холста зажатой левой кнопкой мыши).</w:t>
-      </w:r>
-    </w:p>
-    <w:p>
-      <w:pPr>
-        <w:numPr>
-          <w:ilvl w:val="0"/>
-          <w:numId w:val="21"/>
-        </w:numPr>
-        <w:rPr>
-          <w:lang w:val="ru-RU"/>
-        </w:rPr>
-      </w:pPr>
-      <w:r>
-        <w:rPr>
-          <w:b/>
-          <w:bCs/>
-          <w:lang w:val="ru-RU"/>
-        </w:rPr>
-        <w:t>Анализ и сравнение:</w:t>
-      </w:r>
-      <w:r>
-        <w:rPr>
-          <w:lang w:val="ru-RU"/>
-        </w:rPr>
-        <w:t xml:space="preserve"> Встроено окно статистики, которое выводит среднее время работы алгоритма (на основе 1000 запусков для высокой точности), количество сгенерированных пикселей и название алгоритма.</w:t>
-      </w:r>
-    </w:p>
-    <w:p>
-      <w:pPr>
-        <w:rPr>
-          <w:lang w:val="ru-RU"/>
-        </w:rPr>
-      </w:pPr>
-      <w:r>
-        <w:rPr>
-          <w:i/>
-          <w:iCs/>
-          <w:lang w:val="ru-RU"/>
-        </w:rPr>
-        <w:t>(Здесь рекомендуется вставить скриншот вашего приложения с нарисованной окружностью и отрезком)</w:t>
-      </w:r>
-    </w:p>
-    <w:p>
-      <w:pPr>
-        <w:rPr>
-          <w:lang w:val="ru-RU"/>
-        </w:rPr>
-      </w:pPr>
-      <w:r>
-        <w:rPr>
-          <w:b/>
-          <w:bCs/>
-          <w:lang w:val="ru-RU"/>
-        </w:rPr>
-        <w:t>4. Пример вычислений (для отчета)</w:t>
-      </w:r>
-    </w:p>
-    <w:p>
-      <w:pPr>
-        <w:rPr>
-          <w:lang w:val="ru-RU"/>
-        </w:rPr>
-      </w:pPr>
-      <w:r>
-        <w:rPr>
-          <w:lang w:val="ru-RU"/>
-        </w:rPr>
-        <w:t>Продемонстрируем работу целочисленного алгоритма Брезенхема для отрезка из точки (0,</w:t>
-      </w:r>
-      <w:proofErr w:type="gramStart"/>
-      <w:r>
-        <w:rPr>
-          <w:lang w:val="ru-RU"/>
-        </w:rPr>
-        <w:t>0)(</w:t>
-      </w:r>
-      <w:proofErr w:type="gramEnd"/>
-      <w:r>
-        <w:rPr>
-          <w:lang w:val="ru-RU"/>
-        </w:rPr>
-        <w:t>0,0) в точку (5,2)(5,2).</w:t>
-      </w:r>
-    </w:p>
-    <w:p>
-      <w:pPr>
-        <w:numPr>
-          <w:ilvl w:val="0"/>
-          <w:numId w:val="22"/>
-        </w:numPr>
-        <w:rPr>
-          <w:lang w:val="en-US"/>
-        </w:rPr>
-      </w:pPr>
-      <w:r>
-        <w:rPr>
-          <w:lang w:val="en-US"/>
-        </w:rPr>
-        <w:t>dx=</w:t>
-      </w:r>
-      <w:proofErr w:type="gramStart"/>
-      <w:r>
-        <w:rPr>
-          <w:lang w:val="en-US"/>
-        </w:rPr>
-        <w:t>5,dy</w:t>
-      </w:r>
-      <w:proofErr w:type="gramEnd"/>
-      <w:r>
-        <w:rPr>
-          <w:lang w:val="en-US"/>
-        </w:rPr>
-        <w:t>=2</w:t>
-      </w:r>
-      <w:r>
-        <w:rPr>
-          <w:i/>
-          <w:iCs/>
-          <w:lang w:val="en-US"/>
-        </w:rPr>
-        <w:t>dx</w:t>
-      </w:r>
-      <w:r>
-        <w:rPr>
-          <w:lang w:val="en-US"/>
-        </w:rPr>
-        <w:t>=5,</w:t>
-      </w:r>
-      <w:r>
-        <w:rPr>
-          <w:i/>
-          <w:iCs/>
-          <w:lang w:val="en-US"/>
-        </w:rPr>
-        <w:t>dy</w:t>
-      </w:r>
-      <w:r>
-        <w:rPr>
-          <w:lang w:val="en-US"/>
-        </w:rPr>
-        <w:t>=2.</w:t>
-      </w:r>
-    </w:p>
-    <w:p>
-      <w:pPr>
-        <w:numPr>
-          <w:ilvl w:val="0"/>
-          <w:numId w:val="22"/>
-        </w:numPr>
-        <w:rPr>
-          <w:lang w:val="ru-RU"/>
-        </w:rPr>
-      </w:pPr>
-      <w:r>
-        <w:rPr>
-          <w:lang w:val="ru-RU"/>
-        </w:rPr>
-        <w:t xml:space="preserve">Начальная ошибка: </w:t>
-      </w:r>
-      <w:r>
-        <w:rPr>
-          <w:lang w:val="en-US"/>
-        </w:rPr>
-        <w:t>error</w:t>
-      </w:r>
-      <w:r>
-        <w:rPr>
-          <w:lang w:val="ru-RU"/>
-        </w:rPr>
-        <w:t>=</w:t>
-      </w:r>
-      <w:r>
-        <w:rPr>
-          <w:lang w:val="en-US"/>
-        </w:rPr>
-        <w:t>dx</w:t>
-      </w:r>
-      <w:r>
-        <w:rPr>
-          <w:lang w:val="ru-RU"/>
-        </w:rPr>
-        <w:t>−</w:t>
-      </w:r>
-      <w:proofErr w:type="spellStart"/>
-      <w:r>
-        <w:rPr>
-          <w:lang w:val="en-US"/>
-        </w:rPr>
-        <w:t>dy</w:t>
-      </w:r>
-      <w:proofErr w:type="spellEnd"/>
-      <w:r>
-        <w:rPr>
-          <w:lang w:val="ru-RU"/>
-        </w:rPr>
-        <w:t>=5−2=3</w:t>
-      </w:r>
-      <w:r>
-        <w:rPr>
-          <w:lang w:val="en-US"/>
-        </w:rPr>
-        <w:t>error</w:t>
-      </w:r>
-      <w:r>
-        <w:rPr>
-          <w:lang w:val="ru-RU"/>
-        </w:rPr>
-        <w:t>=</w:t>
-      </w:r>
-      <w:r>
-        <w:rPr>
-          <w:i/>
-          <w:iCs/>
-          <w:lang w:val="en-US"/>
-        </w:rPr>
-        <w:t>dx</w:t>
-      </w:r>
-      <w:r>
-        <w:rPr>
-          <w:lang w:val="ru-RU"/>
-        </w:rPr>
-        <w:t>−</w:t>
-      </w:r>
-      <w:proofErr w:type="spellStart"/>
-      <w:r>
-        <w:rPr>
-          <w:i/>
-          <w:iCs/>
-          <w:lang w:val="en-US"/>
-        </w:rPr>
-        <w:t>dy</w:t>
-      </w:r>
-      <w:proofErr w:type="spellEnd"/>
-      <w:r>
-        <w:rPr>
-          <w:lang w:val="ru-RU"/>
-        </w:rPr>
-        <w:t>=5−2=3 (по модифицированной формуле) или 2</w:t>
-      </w:r>
-      <w:r>
-        <w:rPr>
-          <w:lang w:val="en-US"/>
-        </w:rPr>
-        <w:t>dy</w:t>
-      </w:r>
-      <w:r>
-        <w:rPr>
-          <w:lang w:val="ru-RU"/>
-        </w:rPr>
-        <w:t>−</w:t>
-      </w:r>
-      <w:r>
-        <w:rPr>
-          <w:lang w:val="en-US"/>
-        </w:rPr>
-        <w:t>dx</w:t>
-      </w:r>
-      <w:r>
-        <w:rPr>
-          <w:lang w:val="ru-RU"/>
-        </w:rPr>
-        <w:t>=−12</w:t>
-      </w:r>
-      <w:r>
-        <w:rPr>
-          <w:i/>
-          <w:iCs/>
-          <w:lang w:val="en-US"/>
-        </w:rPr>
-        <w:t>dy</w:t>
-      </w:r>
-      <w:r>
-        <w:rPr>
-          <w:lang w:val="ru-RU"/>
-        </w:rPr>
-        <w:t>−</w:t>
-      </w:r>
-      <w:r>
-        <w:rPr>
-          <w:i/>
-          <w:iCs/>
-          <w:lang w:val="en-US"/>
-        </w:rPr>
-        <w:t>dx</w:t>
-      </w:r>
-      <w:r>
-        <w:rPr>
-          <w:lang w:val="ru-RU"/>
-        </w:rPr>
-        <w:t xml:space="preserve">=−1 (по классической). Рассмотрим классический шаг с </w:t>
-      </w:r>
-      <w:r>
-        <w:rPr>
-          <w:lang w:val="en-US"/>
-        </w:rPr>
-        <w:t>e</w:t>
-      </w:r>
-      <w:r>
-        <w:rPr>
-          <w:lang w:val="ru-RU"/>
-        </w:rPr>
-        <w:t>=2</w:t>
-      </w:r>
-      <w:r>
-        <w:rPr>
-          <w:lang w:val="en-US"/>
-        </w:rPr>
-        <w:t>dy</w:t>
-      </w:r>
-      <w:r>
-        <w:rPr>
-          <w:lang w:val="ru-RU"/>
-        </w:rPr>
-        <w:t>−</w:t>
-      </w:r>
-      <w:r>
-        <w:rPr>
-          <w:lang w:val="en-US"/>
-        </w:rPr>
-        <w:t>dx</w:t>
-      </w:r>
-      <w:r>
-        <w:rPr>
-          <w:lang w:val="ru-RU"/>
-        </w:rPr>
-        <w:t>=4−5=−1</w:t>
-      </w:r>
-      <w:r>
-        <w:rPr>
-          <w:i/>
-          <w:iCs/>
-          <w:lang w:val="en-US"/>
-        </w:rPr>
-        <w:t>e</w:t>
-      </w:r>
-      <w:r>
-        <w:rPr>
-          <w:lang w:val="ru-RU"/>
-        </w:rPr>
-        <w:t>=2</w:t>
-      </w:r>
-      <w:r>
-        <w:rPr>
-          <w:i/>
-          <w:iCs/>
-          <w:lang w:val="en-US"/>
-        </w:rPr>
-        <w:t>dy</w:t>
-      </w:r>
-      <w:r>
-        <w:rPr>
-          <w:lang w:val="ru-RU"/>
-        </w:rPr>
-        <w:t>−</w:t>
-      </w:r>
-      <w:r>
-        <w:rPr>
-          <w:i/>
-          <w:iCs/>
-          <w:lang w:val="en-US"/>
-        </w:rPr>
-        <w:t>dx</w:t>
-      </w:r>
-      <w:r>
-        <w:rPr>
-          <w:lang w:val="ru-RU"/>
-        </w:rPr>
-        <w:t>=4−5=−1.</w:t>
       </w:r>
     </w:p>
     <w:tbl>
       <w:tblPr>
         <w:tblW w:w="0" w:type="auto"/>
+        <w:tblBorders>
+          <w:top w:val="single" w:sz="12" w:space="0" w:color="auto"/>
+          <w:left w:val="single" w:sz="12" w:space="0" w:color="auto"/>
+          <w:bottom w:val="single" w:sz="12" w:space="0" w:color="auto"/>
+          <w:right w:val="single" w:sz="12" w:space="0" w:color="auto"/>
+          <w:insideH w:val="single" w:sz="12" w:space="0" w:color="auto"/>
+          <w:insideV w:val="single" w:sz="12" w:space="0" w:color="auto"/>
+        </w:tblBorders>
         <w:tblCellMar>
           <w:top w:w="15" w:type="dxa"/>
           <w:left w:w="15" w:type="dxa"/>
@@ -3155,12 +1689,12 @@
         <w:tblLook w:val="04A0" w:firstRow="1" w:lastRow="0" w:firstColumn="1" w:lastColumn="0" w:noHBand="0" w:noVBand="1"/>
       </w:tblPr>
       <w:tblGrid>
-        <w:gridCol w:w="682"/>
-        <w:gridCol w:w="1672"/>
-        <w:gridCol w:w="1493"/>
-        <w:gridCol w:w="1859"/>
-        <w:gridCol w:w="2059"/>
-        <w:gridCol w:w="1590"/>
+        <w:gridCol w:w="679"/>
+        <w:gridCol w:w="1754"/>
+        <w:gridCol w:w="1556"/>
+        <w:gridCol w:w="1369"/>
+        <w:gridCol w:w="2152"/>
+        <w:gridCol w:w="1815"/>
       </w:tblGrid>
       <w:tr>
         <w:trPr>
@@ -3169,9 +1703,6 @@
         <w:tc>
           <w:tcPr>
             <w:tcW w:w="0" w:type="auto"/>
-            <w:tcBorders>
-              <w:top w:val="nil"/>
-            </w:tcBorders>
             <w:tcMar>
               <w:top w:w="150" w:type="dxa"/>
               <w:left w:w="0" w:type="dxa"/>
@@ -3182,27 +1713,14 @@
             <w:hideMark/>
           </w:tcPr>
           <w:p>
-            <w:pPr>
-              <w:rPr>
-                <w:lang w:val="en-US"/>
-              </w:rPr>
-            </w:pPr>
-            <w:proofErr w:type="spellStart"/>
             <w:r>
-              <w:rPr>
-                <w:lang w:val="en-US"/>
-              </w:rPr>
               <w:t>Шаг</w:t>
             </w:r>
-            <w:proofErr w:type="spellEnd"/>
           </w:p>
         </w:tc>
         <w:tc>
           <w:tcPr>
             <w:tcW w:w="0" w:type="auto"/>
-            <w:tcBorders>
-              <w:top w:val="nil"/>
-            </w:tcBorders>
             <w:tcMar>
               <w:top w:w="150" w:type="dxa"/>
               <w:left w:w="240" w:type="dxa"/>
@@ -3213,41 +1731,14 @@
             <w:hideMark/>
           </w:tcPr>
           <w:p>
-            <w:pPr>
-              <w:rPr>
-                <w:lang w:val="en-US"/>
-              </w:rPr>
-            </w:pPr>
-            <w:proofErr w:type="spellStart"/>
             <w:r>
-              <w:rPr>
-                <w:lang w:val="en-US"/>
-              </w:rPr>
-              <w:t>Текущая</w:t>
+              <w:t>Текущая точка</w:t>
             </w:r>
-            <w:proofErr w:type="spellEnd"/>
-            <w:r>
-              <w:rPr>
-                <w:lang w:val="en-US"/>
-              </w:rPr>
-              <w:t xml:space="preserve"> </w:t>
-            </w:r>
-            <w:proofErr w:type="spellStart"/>
-            <w:r>
-              <w:rPr>
-                <w:lang w:val="en-US"/>
-              </w:rPr>
-              <w:t>точка</w:t>
-            </w:r>
-            <w:proofErr w:type="spellEnd"/>
           </w:p>
         </w:tc>
         <w:tc>
           <w:tcPr>
             <w:tcW w:w="0" w:type="auto"/>
-            <w:tcBorders>
-              <w:top w:val="nil"/>
-            </w:tcBorders>
             <w:tcMar>
               <w:top w:w="150" w:type="dxa"/>
               <w:left w:w="240" w:type="dxa"/>
@@ -3258,49 +1749,14 @@
             <w:hideMark/>
           </w:tcPr>
           <w:p>
-            <w:pPr>
-              <w:rPr>
-                <w:lang w:val="en-US"/>
-              </w:rPr>
-            </w:pPr>
-            <w:proofErr w:type="spellStart"/>
             <w:r>
-              <w:rPr>
-                <w:lang w:val="en-US"/>
-              </w:rPr>
-              <w:t>Ошибка</w:t>
+              <w:t>Ошибка (E)</w:t>
             </w:r>
-            <w:proofErr w:type="spellEnd"/>
-            <w:r>
-              <w:rPr>
-                <w:lang w:val="en-US"/>
-              </w:rPr>
-              <w:t xml:space="preserve"> </w:t>
-            </w:r>
-            <w:proofErr w:type="spellStart"/>
-            <w:r>
-              <w:rPr>
-                <w:lang w:val="en-US"/>
-              </w:rPr>
-              <w:t>e</w:t>
-            </w:r>
-            <w:r>
-              <w:rPr>
-                <w:i/>
-                <w:iCs/>
-                <w:lang w:val="en-US"/>
-              </w:rPr>
-              <w:t>e</w:t>
-            </w:r>
-            <w:proofErr w:type="spellEnd"/>
           </w:p>
         </w:tc>
         <w:tc>
           <w:tcPr>
             <w:tcW w:w="0" w:type="auto"/>
-            <w:tcBorders>
-              <w:top w:val="nil"/>
-            </w:tcBorders>
             <w:tcMar>
               <w:top w:w="150" w:type="dxa"/>
               <w:left w:w="240" w:type="dxa"/>
@@ -3311,47 +1767,14 @@
             <w:hideMark/>
           </w:tcPr>
           <w:p>
-            <w:pPr>
-              <w:rPr>
-                <w:lang w:val="en-US"/>
-              </w:rPr>
-            </w:pPr>
-            <w:proofErr w:type="spellStart"/>
             <w:r>
-              <w:rPr>
-                <w:lang w:val="en-US"/>
-              </w:rPr>
-              <w:t>Проверка</w:t>
-            </w:r>
-            <w:proofErr w:type="spellEnd"/>
-            <w:r>
-              <w:rPr>
-                <w:lang w:val="en-US"/>
-              </w:rPr>
-              <w:t xml:space="preserve"> e≥0</w:t>
-            </w:r>
-            <w:r>
-              <w:rPr>
-                <w:i/>
-                <w:iCs/>
-                <w:lang w:val="en-US"/>
-              </w:rPr>
-              <w:t>e</w:t>
-            </w:r>
-            <w:r>
-              <w:rPr>
-                <w:lang w:val="en-US"/>
-              </w:rPr>
-              <w:t>≥0</w:t>
+              <w:t>Условие</w:t>
             </w:r>
           </w:p>
         </w:tc>
         <w:tc>
           <w:tcPr>
             <w:tcW w:w="0" w:type="auto"/>
-            <w:tcBorders>
-              <w:top w:val="nil"/>
-            </w:tcBorders>
             <w:tcMar>
               <w:top w:w="150" w:type="dxa"/>
               <w:left w:w="240" w:type="dxa"/>
@@ -3362,41 +1785,14 @@
             <w:hideMark/>
           </w:tcPr>
           <w:p>
-            <w:pPr>
-              <w:rPr>
-                <w:lang w:val="en-US"/>
-              </w:rPr>
-            </w:pPr>
-            <w:proofErr w:type="spellStart"/>
             <w:r>
-              <w:rPr>
-                <w:lang w:val="en-US"/>
-              </w:rPr>
-              <w:t>Следующая</w:t>
+              <w:t>Следующая точка</w:t>
             </w:r>
-            <w:proofErr w:type="spellEnd"/>
-            <w:r>
-              <w:rPr>
-                <w:lang w:val="en-US"/>
-              </w:rPr>
-              <w:t xml:space="preserve"> </w:t>
-            </w:r>
-            <w:proofErr w:type="spellStart"/>
-            <w:r>
-              <w:rPr>
-                <w:lang w:val="en-US"/>
-              </w:rPr>
-              <w:t>точка</w:t>
-            </w:r>
-            <w:proofErr w:type="spellEnd"/>
           </w:p>
         </w:tc>
         <w:tc>
           <w:tcPr>
             <w:tcW w:w="0" w:type="auto"/>
-            <w:tcBorders>
-              <w:top w:val="nil"/>
-            </w:tcBorders>
             <w:tcMar>
               <w:top w:w="150" w:type="dxa"/>
               <w:left w:w="240" w:type="dxa"/>
@@ -3407,33 +1803,9 @@
             <w:hideMark/>
           </w:tcPr>
           <w:p>
-            <w:pPr>
-              <w:rPr>
-                <w:lang w:val="en-US"/>
-              </w:rPr>
-            </w:pPr>
-            <w:proofErr w:type="spellStart"/>
             <w:r>
-              <w:rPr>
-                <w:lang w:val="en-US"/>
-              </w:rPr>
-              <w:t>Новая</w:t>
+              <w:t>Новая ошибка</w:t>
             </w:r>
-            <w:proofErr w:type="spellEnd"/>
-            <w:r>
-              <w:rPr>
-                <w:lang w:val="en-US"/>
-              </w:rPr>
-              <w:t xml:space="preserve"> </w:t>
-            </w:r>
-            <w:proofErr w:type="spellStart"/>
-            <w:r>
-              <w:rPr>
-                <w:lang w:val="en-US"/>
-              </w:rPr>
-              <w:t>ошибка</w:t>
-            </w:r>
-            <w:proofErr w:type="spellEnd"/>
           </w:p>
         </w:tc>
       </w:tr>
@@ -3451,15 +1823,7 @@
             <w:hideMark/>
           </w:tcPr>
           <w:p>
-            <w:pPr>
-              <w:rPr>
-                <w:lang w:val="en-US"/>
-              </w:rPr>
-            </w:pPr>
             <w:r>
-              <w:rPr>
-                <w:lang w:val="en-US"/>
-              </w:rPr>
               <w:t>0</w:t>
             </w:r>
           </w:p>
@@ -3477,16 +1841,10 @@
             <w:hideMark/>
           </w:tcPr>
           <w:p>
-            <w:pPr>
-              <w:rPr>
-                <w:lang w:val="en-US"/>
-              </w:rPr>
-            </w:pPr>
             <w:r>
               <w:rPr>
                 <w:b/>
                 <w:bCs/>
-                <w:lang w:val="en-US"/>
               </w:rPr>
               <w:t>(0, 0)</w:t>
             </w:r>
@@ -3505,15 +1863,7 @@
             <w:hideMark/>
           </w:tcPr>
           <w:p>
-            <w:pPr>
-              <w:rPr>
-                <w:lang w:val="en-US"/>
-              </w:rPr>
-            </w:pPr>
             <w:r>
-              <w:rPr>
-                <w:lang w:val="en-US"/>
-              </w:rPr>
               <w:t>-1</w:t>
             </w:r>
           </w:p>
@@ -3530,13 +1880,7 @@
             <w:vAlign w:val="center"/>
             <w:hideMark/>
           </w:tcPr>
-          <w:p>
-            <w:pPr>
-              <w:rPr>
-                <w:lang w:val="en-US"/>
-              </w:rPr>
-            </w:pPr>
-          </w:p>
+          <w:p/>
         </w:tc>
         <w:tc>
           <w:tcPr>
@@ -3550,13 +1894,7 @@
             <w:vAlign w:val="center"/>
             <w:hideMark/>
           </w:tcPr>
-          <w:p>
-            <w:pPr>
-              <w:rPr>
-                <w:lang w:val="en-US"/>
-              </w:rPr>
-            </w:pPr>
-          </w:p>
+          <w:p/>
         </w:tc>
         <w:tc>
           <w:tcPr>
@@ -3570,13 +1908,7 @@
             <w:vAlign w:val="center"/>
             <w:hideMark/>
           </w:tcPr>
-          <w:p>
-            <w:pPr>
-              <w:rPr>
-                <w:lang w:val="en-US"/>
-              </w:rPr>
-            </w:pPr>
-          </w:p>
+          <w:p/>
         </w:tc>
       </w:tr>
       <w:tr>
@@ -3593,15 +1925,7 @@
             <w:hideMark/>
           </w:tcPr>
           <w:p>
-            <w:pPr>
-              <w:rPr>
-                <w:lang w:val="en-US"/>
-              </w:rPr>
-            </w:pPr>
             <w:r>
-              <w:rPr>
-                <w:lang w:val="en-US"/>
-              </w:rPr>
               <w:t>1</w:t>
             </w:r>
           </w:p>
@@ -3621,9 +1945,17 @@
           <w:p>
             <w:pPr>
               <w:rPr>
-                <w:lang w:val="en-US"/>
+                <w:b/>
+                <w:bCs/>
               </w:rPr>
             </w:pPr>
+            <w:r>
+              <w:rPr>
+                <w:b/>
+                <w:bCs/>
+              </w:rPr>
+              <w:t>(0,0)</w:t>
+            </w:r>
           </w:p>
         </w:tc>
         <w:tc>
@@ -3639,15 +1971,7 @@
             <w:hideMark/>
           </w:tcPr>
           <w:p>
-            <w:pPr>
-              <w:rPr>
-                <w:lang w:val="en-US"/>
-              </w:rPr>
-            </w:pPr>
             <w:r>
-              <w:rPr>
-                <w:lang w:val="en-US"/>
-              </w:rPr>
               <w:t>-1</w:t>
             </w:r>
           </w:p>
@@ -3665,19 +1989,16 @@
             <w:hideMark/>
           </w:tcPr>
           <w:p>
-            <w:pPr>
-              <w:rPr>
-                <w:lang w:val="en-US"/>
-              </w:rPr>
-            </w:pPr>
-            <w:proofErr w:type="spellStart"/>
-            <w:r>
-              <w:rPr>
-                <w:lang w:val="en-US"/>
-              </w:rPr>
-              <w:t>Нет</w:t>
-            </w:r>
-            <w:proofErr w:type="spellEnd"/>
+            <m:oMathPara>
+              <m:oMath>
+                <m:r>
+                  <w:rPr>
+                    <w:rFonts w:ascii="Cambria Math" w:hAnsi="Cambria Math"/>
+                  </w:rPr>
+                  <m:t>E&lt;0</m:t>
+                </m:r>
+              </m:oMath>
+            </m:oMathPara>
           </w:p>
         </w:tc>
         <w:tc>
@@ -3693,16 +2014,10 @@
             <w:hideMark/>
           </w:tcPr>
           <w:p>
-            <w:pPr>
-              <w:rPr>
-                <w:lang w:val="en-US"/>
-              </w:rPr>
-            </w:pPr>
             <w:r>
               <w:rPr>
                 <w:b/>
                 <w:bCs/>
-                <w:lang w:val="en-US"/>
               </w:rPr>
               <w:t>(1, 0)</w:t>
             </w:r>
@@ -3721,25 +2036,25 @@
             <w:hideMark/>
           </w:tcPr>
           <w:p>
-            <w:pPr>
-              <w:rPr>
-                <w:lang w:val="en-US"/>
-              </w:rPr>
-            </w:pPr>
-            <w:r>
-              <w:rPr>
-                <w:lang w:val="en-US"/>
-              </w:rPr>
-              <w:t xml:space="preserve">-1 + 2*2 = </w:t>
-            </w:r>
-            <w:r>
-              <w:rPr>
-                <w:b/>
-                <w:bCs/>
-                <w:lang w:val="en-US"/>
-              </w:rPr>
-              <w:t>3</w:t>
-            </w:r>
+            <m:oMathPara>
+              <m:oMath>
+                <m:r>
+                  <w:rPr>
+                    <w:rFonts w:ascii="Cambria Math" w:hAnsi="Cambria Math"/>
+                  </w:rPr>
+                  <m:t>-1+2⋅2=</m:t>
+                </m:r>
+                <m:r>
+                  <m:rPr>
+                    <m:sty m:val="bi"/>
+                  </m:rPr>
+                  <w:rPr>
+                    <w:rFonts w:ascii="Cambria Math" w:hAnsi="Cambria Math"/>
+                  </w:rPr>
+                  <m:t>3</m:t>
+                </m:r>
+              </m:oMath>
+            </m:oMathPara>
           </w:p>
         </w:tc>
       </w:tr>
@@ -3757,15 +2072,8 @@
             <w:hideMark/>
           </w:tcPr>
           <w:p>
-            <w:pPr>
-              <w:rPr>
-                <w:lang w:val="en-US"/>
-              </w:rPr>
-            </w:pPr>
             <w:r>
-              <w:rPr>
-                <w:lang w:val="en-US"/>
-              </w:rPr>
+              <w:lastRenderedPageBreak/>
               <w:t>2</w:t>
             </w:r>
           </w:p>
@@ -3785,9 +2093,17 @@
           <w:p>
             <w:pPr>
               <w:rPr>
-                <w:lang w:val="en-US"/>
+                <w:b/>
+                <w:bCs/>
               </w:rPr>
             </w:pPr>
+            <w:r>
+              <w:rPr>
+                <w:b/>
+                <w:bCs/>
+              </w:rPr>
+              <w:t>(1,0)</w:t>
+            </w:r>
           </w:p>
         </w:tc>
         <w:tc>
@@ -3803,15 +2119,131 @@
             <w:hideMark/>
           </w:tcPr>
           <w:p>
-            <w:pPr>
-              <w:rPr>
-                <w:lang w:val="en-US"/>
-              </w:rPr>
-            </w:pPr>
             <w:r>
-              <w:rPr>
-                <w:lang w:val="en-US"/>
-              </w:rPr>
+              <w:t>3</w:t>
+            </w:r>
+          </w:p>
+        </w:tc>
+        <w:tc>
+          <w:tcPr>
+            <w:tcW w:w="0" w:type="auto"/>
+            <w:tcMar>
+              <w:top w:w="150" w:type="dxa"/>
+              <w:left w:w="240" w:type="dxa"/>
+              <w:bottom w:w="150" w:type="dxa"/>
+              <w:right w:w="240" w:type="dxa"/>
+            </w:tcMar>
+            <w:vAlign w:val="center"/>
+            <w:hideMark/>
+          </w:tcPr>
+          <w:p>
+            <m:oMathPara>
+              <m:oMath>
+                <m:r>
+                  <w:rPr>
+                    <w:rFonts w:ascii="Cambria Math" w:hAnsi="Cambria Math"/>
+                  </w:rPr>
+                  <m:t>E≥0</m:t>
+                </m:r>
+              </m:oMath>
+            </m:oMathPara>
+          </w:p>
+        </w:tc>
+        <w:tc>
+          <w:tcPr>
+            <w:tcW w:w="0" w:type="auto"/>
+            <w:tcMar>
+              <w:top w:w="150" w:type="dxa"/>
+              <w:left w:w="240" w:type="dxa"/>
+              <w:bottom w:w="150" w:type="dxa"/>
+              <w:right w:w="240" w:type="dxa"/>
+            </w:tcMar>
+            <w:vAlign w:val="center"/>
+            <w:hideMark/>
+          </w:tcPr>
+          <w:p>
+            <w:r>
+              <w:rPr>
+                <w:b/>
+                <w:bCs/>
+              </w:rPr>
+              <w:t>(2, 1)</w:t>
+            </w:r>
+          </w:p>
+        </w:tc>
+        <w:tc>
+          <w:tcPr>
+            <w:tcW w:w="0" w:type="auto"/>
+            <w:tcMar>
+              <w:top w:w="150" w:type="dxa"/>
+              <w:left w:w="240" w:type="dxa"/>
+              <w:bottom w:w="150" w:type="dxa"/>
+              <w:right w:w="0" w:type="dxa"/>
+            </w:tcMar>
+            <w:vAlign w:val="center"/>
+            <w:hideMark/>
+          </w:tcPr>
+          <w:p>
+            <m:oMathPara>
+              <m:oMath>
+                <m:r>
+                  <w:rPr>
+                    <w:rFonts w:ascii="Cambria Math" w:hAnsi="Cambria Math"/>
+                  </w:rPr>
+                  <m:t>3+2</m:t>
+                </m:r>
+                <m:d>
+                  <m:dPr>
+                    <m:ctrlPr>
+                      <w:rPr>
+                        <w:rFonts w:ascii="Cambria Math" w:hAnsi="Cambria Math"/>
+                      </w:rPr>
+                    </m:ctrlPr>
+                  </m:dPr>
+                  <m:e>
+                    <m:r>
+                      <w:rPr>
+                        <w:rFonts w:ascii="Cambria Math" w:hAnsi="Cambria Math"/>
+                      </w:rPr>
+                      <m:t>2-5</m:t>
+                    </m:r>
+                  </m:e>
+                </m:d>
+                <m:r>
+                  <w:rPr>
+                    <w:rFonts w:ascii="Cambria Math" w:hAnsi="Cambria Math"/>
+                  </w:rPr>
+                  <m:t>=-</m:t>
+                </m:r>
+                <m:r>
+                  <m:rPr>
+                    <m:sty m:val="bi"/>
+                  </m:rPr>
+                  <w:rPr>
+                    <w:rFonts w:ascii="Cambria Math" w:hAnsi="Cambria Math"/>
+                  </w:rPr>
+                  <m:t>3</m:t>
+                </m:r>
+              </m:oMath>
+            </m:oMathPara>
+          </w:p>
+        </w:tc>
+      </w:tr>
+      <w:tr>
+        <w:tc>
+          <w:tcPr>
+            <w:tcW w:w="0" w:type="auto"/>
+            <w:tcMar>
+              <w:top w:w="150" w:type="dxa"/>
+              <w:left w:w="0" w:type="dxa"/>
+              <w:bottom w:w="150" w:type="dxa"/>
+              <w:right w:w="240" w:type="dxa"/>
+            </w:tcMar>
+            <w:vAlign w:val="center"/>
+            <w:hideMark/>
+          </w:tcPr>
+          <w:p>
+            <w:r>
               <w:t>3</w:t>
             </w:r>
           </w:p>
@@ -3831,17 +2263,17 @@
           <w:p>
             <w:pPr>
               <w:rPr>
-                <w:lang w:val="en-US"/>
+                <w:b/>
+                <w:bCs/>
               </w:rPr>
             </w:pPr>
-            <w:proofErr w:type="spellStart"/>
             <w:r>
               <w:rPr>
-                <w:lang w:val="en-US"/>
-              </w:rPr>
-              <w:t>Да</w:t>
+                <w:b/>
+                <w:bCs/>
+              </w:rPr>
+              <w:t>(2,1)</w:t>
             </w:r>
-            <w:proofErr w:type="spellEnd"/>
           </w:p>
         </w:tc>
         <w:tc>
@@ -3857,18 +2289,55 @@
             <w:hideMark/>
           </w:tcPr>
           <w:p>
-            <w:pPr>
-              <w:rPr>
-                <w:lang w:val="en-US"/>
-              </w:rPr>
-            </w:pPr>
+            <w:r>
+              <w:t>-3</w:t>
+            </w:r>
+          </w:p>
+        </w:tc>
+        <w:tc>
+          <w:tcPr>
+            <w:tcW w:w="0" w:type="auto"/>
+            <w:tcMar>
+              <w:top w:w="150" w:type="dxa"/>
+              <w:left w:w="240" w:type="dxa"/>
+              <w:bottom w:w="150" w:type="dxa"/>
+              <w:right w:w="240" w:type="dxa"/>
+            </w:tcMar>
+            <w:vAlign w:val="center"/>
+            <w:hideMark/>
+          </w:tcPr>
+          <w:p>
+            <m:oMathPara>
+              <m:oMath>
+                <m:r>
+                  <w:rPr>
+                    <w:rFonts w:ascii="Cambria Math" w:hAnsi="Cambria Math"/>
+                  </w:rPr>
+                  <m:t>E&lt;0</m:t>
+                </m:r>
+              </m:oMath>
+            </m:oMathPara>
+          </w:p>
+        </w:tc>
+        <w:tc>
+          <w:tcPr>
+            <w:tcW w:w="0" w:type="auto"/>
+            <w:tcMar>
+              <w:top w:w="150" w:type="dxa"/>
+              <w:left w:w="240" w:type="dxa"/>
+              <w:bottom w:w="150" w:type="dxa"/>
+              <w:right w:w="240" w:type="dxa"/>
+            </w:tcMar>
+            <w:vAlign w:val="center"/>
+            <w:hideMark/>
+          </w:tcPr>
+          <w:p>
             <w:r>
               <w:rPr>
                 <w:b/>
                 <w:bCs/>
-                <w:lang w:val="en-US"/>
-              </w:rPr>
-              <w:t>(2, 1)</w:t>
+              </w:rPr>
+              <w:t>(3, 1)</w:t>
             </w:r>
           </w:p>
         </w:tc>
@@ -3885,25 +2354,25 @@
             <w:hideMark/>
           </w:tcPr>
           <w:p>
-            <w:pPr>
-              <w:rPr>
-                <w:lang w:val="en-US"/>
-              </w:rPr>
-            </w:pPr>
-            <w:r>
-              <w:rPr>
-                <w:lang w:val="en-US"/>
-              </w:rPr>
-              <w:t xml:space="preserve">3 + 2*(2-5) = </w:t>
-            </w:r>
-            <w:r>
-              <w:rPr>
-                <w:b/>
-                <w:bCs/>
-                <w:lang w:val="en-US"/>
-              </w:rPr>
-              <w:t>-3</w:t>
-            </w:r>
+            <m:oMathPara>
+              <m:oMath>
+                <m:r>
+                  <w:rPr>
+                    <w:rFonts w:ascii="Cambria Math" w:hAnsi="Cambria Math"/>
+                  </w:rPr>
+                  <m:t>-3+4=</m:t>
+                </m:r>
+                <m:r>
+                  <m:rPr>
+                    <m:sty m:val="bi"/>
+                  </m:rPr>
+                  <w:rPr>
+                    <w:rFonts w:ascii="Cambria Math" w:hAnsi="Cambria Math"/>
+                  </w:rPr>
+                  <m:t>1</m:t>
+                </m:r>
+              </m:oMath>
+            </m:oMathPara>
           </w:p>
         </w:tc>
       </w:tr>
@@ -3921,179 +2390,7 @@
             <w:hideMark/>
           </w:tcPr>
           <w:p>
-            <w:pPr>
-              <w:rPr>
-                <w:lang w:val="en-US"/>
-              </w:rPr>
-            </w:pPr>
             <w:r>
-              <w:rPr>
-                <w:lang w:val="en-US"/>
-              </w:rPr>
-              <w:t>3</w:t>
-            </w:r>
-          </w:p>
-        </w:tc>
-        <w:tc>
-          <w:tcPr>
-            <w:tcW w:w="0" w:type="auto"/>
-            <w:tcMar>
-              <w:top w:w="150" w:type="dxa"/>
-              <w:left w:w="240" w:type="dxa"/>
-              <w:bottom w:w="150" w:type="dxa"/>
-              <w:right w:w="240" w:type="dxa"/>
-            </w:tcMar>
-            <w:vAlign w:val="center"/>
-            <w:hideMark/>
-          </w:tcPr>
-          <w:p>
-            <w:pPr>
-              <w:rPr>
-                <w:lang w:val="en-US"/>
-              </w:rPr>
-            </w:pPr>
-          </w:p>
-        </w:tc>
-        <w:tc>
-          <w:tcPr>
-            <w:tcW w:w="0" w:type="auto"/>
-            <w:tcMar>
-              <w:top w:w="150" w:type="dxa"/>
-              <w:left w:w="240" w:type="dxa"/>
-              <w:bottom w:w="150" w:type="dxa"/>
-              <w:right w:w="240" w:type="dxa"/>
-            </w:tcMar>
-            <w:vAlign w:val="center"/>
-            <w:hideMark/>
-          </w:tcPr>
-          <w:p>
-            <w:pPr>
-              <w:rPr>
-                <w:lang w:val="en-US"/>
-              </w:rPr>
-            </w:pPr>
-            <w:r>
-              <w:rPr>
-                <w:lang w:val="en-US"/>
-              </w:rPr>
-              <w:t>-3</w:t>
-            </w:r>
-          </w:p>
-        </w:tc>
-        <w:tc>
-          <w:tcPr>
-            <w:tcW w:w="0" w:type="auto"/>
-            <w:tcMar>
-              <w:top w:w="150" w:type="dxa"/>
-              <w:left w:w="240" w:type="dxa"/>
-              <w:bottom w:w="150" w:type="dxa"/>
-              <w:right w:w="240" w:type="dxa"/>
-            </w:tcMar>
-            <w:vAlign w:val="center"/>
-            <w:hideMark/>
-          </w:tcPr>
-          <w:p>
-            <w:pPr>
-              <w:rPr>
-                <w:lang w:val="en-US"/>
-              </w:rPr>
-            </w:pPr>
-            <w:proofErr w:type="spellStart"/>
-            <w:r>
-              <w:rPr>
-                <w:lang w:val="en-US"/>
-              </w:rPr>
-              <w:t>Нет</w:t>
-            </w:r>
-            <w:proofErr w:type="spellEnd"/>
-          </w:p>
-        </w:tc>
-        <w:tc>
-          <w:tcPr>
-            <w:tcW w:w="0" w:type="auto"/>
-            <w:tcMar>
-              <w:top w:w="150" w:type="dxa"/>
-              <w:left w:w="240" w:type="dxa"/>
-              <w:bottom w:w="150" w:type="dxa"/>
-              <w:right w:w="240" w:type="dxa"/>
-            </w:tcMar>
-            <w:vAlign w:val="center"/>
-            <w:hideMark/>
-          </w:tcPr>
-          <w:p>
-            <w:pPr>
-              <w:rPr>
-                <w:lang w:val="en-US"/>
-              </w:rPr>
-            </w:pPr>
-            <w:r>
-              <w:rPr>
-                <w:b/>
-                <w:bCs/>
-                <w:lang w:val="en-US"/>
-              </w:rPr>
-              <w:t>(3, 1)</w:t>
-            </w:r>
-          </w:p>
-        </w:tc>
-        <w:tc>
-          <w:tcPr>
-            <w:tcW w:w="0" w:type="auto"/>
-            <w:tcMar>
-              <w:top w:w="150" w:type="dxa"/>
-              <w:left w:w="240" w:type="dxa"/>
-              <w:bottom w:w="150" w:type="dxa"/>
-              <w:right w:w="0" w:type="dxa"/>
-            </w:tcMar>
-            <w:vAlign w:val="center"/>
-            <w:hideMark/>
-          </w:tcPr>
-          <w:p>
-            <w:pPr>
-              <w:rPr>
-                <w:lang w:val="en-US"/>
-              </w:rPr>
-            </w:pPr>
-            <w:r>
-              <w:rPr>
-                <w:lang w:val="en-US"/>
-              </w:rPr>
-              <w:t xml:space="preserve">-3 + 4 = </w:t>
-            </w:r>
-            <w:r>
-              <w:rPr>
-                <w:b/>
-                <w:bCs/>
-                <w:lang w:val="en-US"/>
-              </w:rPr>
-              <w:t>1</w:t>
-            </w:r>
-          </w:p>
-        </w:tc>
-      </w:tr>
-      <w:tr>
-        <w:tc>
-          <w:tcPr>
-            <w:tcW w:w="0" w:type="auto"/>
-            <w:tcMar>
-              <w:top w:w="150" w:type="dxa"/>
-              <w:left w:w="0" w:type="dxa"/>
-              <w:bottom w:w="150" w:type="dxa"/>
-              <w:right w:w="240" w:type="dxa"/>
-            </w:tcMar>
-            <w:vAlign w:val="center"/>
-            <w:hideMark/>
-          </w:tcPr>
-          <w:p>
-            <w:pPr>
-              <w:rPr>
-                <w:lang w:val="en-US"/>
-              </w:rPr>
-            </w:pPr>
-            <w:r>
-              <w:rPr>
-                <w:lang w:val="en-US"/>
-              </w:rPr>
               <w:t>4</w:t>
             </w:r>
           </w:p>
@@ -4113,9 +2410,17 @@
           <w:p>
             <w:pPr>
               <w:rPr>
-                <w:lang w:val="en-US"/>
+                <w:b/>
+                <w:bCs/>
               </w:rPr>
             </w:pPr>
+            <w:r>
+              <w:rPr>
+                <w:b/>
+                <w:bCs/>
+              </w:rPr>
+              <w:t>(3,1)</w:t>
+            </w:r>
           </w:p>
         </w:tc>
         <w:tc>
@@ -4131,15 +2436,7 @@
             <w:hideMark/>
           </w:tcPr>
           <w:p>
-            <w:pPr>
-              <w:rPr>
-                <w:lang w:val="en-US"/>
-              </w:rPr>
-            </w:pPr>
             <w:r>
-              <w:rPr>
-                <w:lang w:val="en-US"/>
-              </w:rPr>
               <w:t>1</w:t>
             </w:r>
           </w:p>
@@ -4157,19 +2454,16 @@
             <w:hideMark/>
           </w:tcPr>
           <w:p>
-            <w:pPr>
-              <w:rPr>
-                <w:lang w:val="en-US"/>
-              </w:rPr>
-            </w:pPr>
-            <w:proofErr w:type="spellStart"/>
-            <w:r>
-              <w:rPr>
-                <w:lang w:val="en-US"/>
-              </w:rPr>
-              <w:t>Да</w:t>
-            </w:r>
-            <w:proofErr w:type="spellEnd"/>
+            <m:oMathPara>
+              <m:oMath>
+                <m:r>
+                  <w:rPr>
+                    <w:rFonts w:ascii="Cambria Math" w:hAnsi="Cambria Math"/>
+                  </w:rPr>
+                  <m:t>E≥0</m:t>
+                </m:r>
+              </m:oMath>
+            </m:oMathPara>
           </w:p>
         </w:tc>
         <w:tc>
@@ -4185,16 +2479,10 @@
             <w:hideMark/>
           </w:tcPr>
           <w:p>
-            <w:pPr>
-              <w:rPr>
-                <w:lang w:val="en-US"/>
-              </w:rPr>
-            </w:pPr>
             <w:r>
               <w:rPr>
                 <w:b/>
                 <w:bCs/>
-                <w:lang w:val="en-US"/>
               </w:rPr>
               <w:t>(4, 2)</w:t>
             </w:r>
@@ -4213,25 +2501,25 @@
             <w:hideMark/>
           </w:tcPr>
           <w:p>
-            <w:pPr>
-              <w:rPr>
-                <w:lang w:val="en-US"/>
-              </w:rPr>
-            </w:pPr>
-            <w:r>
-              <w:rPr>
-                <w:lang w:val="en-US"/>
-              </w:rPr>
-              <w:t xml:space="preserve">1 - 6 = </w:t>
-            </w:r>
-            <w:r>
-              <w:rPr>
-                <w:b/>
-                <w:bCs/>
-                <w:lang w:val="en-US"/>
-              </w:rPr>
-              <w:t>-5</w:t>
-            </w:r>
+            <m:oMathPara>
+              <m:oMath>
+                <m:r>
+                  <w:rPr>
+                    <w:rFonts w:ascii="Cambria Math" w:hAnsi="Cambria Math"/>
+                  </w:rPr>
+                  <m:t>1-6=-</m:t>
+                </m:r>
+                <m:r>
+                  <m:rPr>
+                    <m:sty m:val="bi"/>
+                  </m:rPr>
+                  <w:rPr>
+                    <w:rFonts w:ascii="Cambria Math" w:hAnsi="Cambria Math"/>
+                  </w:rPr>
+                  <m:t>5</m:t>
+                </m:r>
+              </m:oMath>
+            </m:oMathPara>
           </w:p>
         </w:tc>
       </w:tr>
@@ -4249,15 +2537,7 @@
             <w:hideMark/>
           </w:tcPr>
           <w:p>
-            <w:pPr>
-              <w:rPr>
-                <w:lang w:val="en-US"/>
-              </w:rPr>
-            </w:pPr>
             <w:r>
-              <w:rPr>
-                <w:lang w:val="en-US"/>
-              </w:rPr>
               <w:t>5</w:t>
             </w:r>
           </w:p>
@@ -4277,9 +2557,17 @@
           <w:p>
             <w:pPr>
               <w:rPr>
-                <w:lang w:val="en-US"/>
+                <w:b/>
+                <w:bCs/>
               </w:rPr>
             </w:pPr>
+            <w:r>
+              <w:rPr>
+                <w:b/>
+                <w:bCs/>
+              </w:rPr>
+              <w:t>(4,2)</w:t>
+            </w:r>
           </w:p>
         </w:tc>
         <w:tc>
@@ -4295,15 +2583,7 @@
             <w:hideMark/>
           </w:tcPr>
           <w:p>
-            <w:pPr>
-              <w:rPr>
-                <w:lang w:val="en-US"/>
-              </w:rPr>
-            </w:pPr>
             <w:r>
-              <w:rPr>
-                <w:lang w:val="en-US"/>
-              </w:rPr>
               <w:t>-5</w:t>
             </w:r>
           </w:p>
@@ -4321,19 +2601,16 @@
             <w:hideMark/>
           </w:tcPr>
           <w:p>
-            <w:pPr>
-              <w:rPr>
-                <w:lang w:val="en-US"/>
-              </w:rPr>
-            </w:pPr>
-            <w:proofErr w:type="spellStart"/>
-            <w:r>
-              <w:rPr>
-                <w:lang w:val="en-US"/>
-              </w:rPr>
-              <w:t>Нет</w:t>
-            </w:r>
-            <w:proofErr w:type="spellEnd"/>
+            <m:oMathPara>
+              <m:oMath>
+                <m:r>
+                  <w:rPr>
+                    <w:rFonts w:ascii="Cambria Math" w:hAnsi="Cambria Math"/>
+                  </w:rPr>
+                  <m:t>E&lt;0</m:t>
+                </m:r>
+              </m:oMath>
+            </m:oMathPara>
           </w:p>
         </w:tc>
         <w:tc>
@@ -4349,16 +2626,10 @@
             <w:hideMark/>
           </w:tcPr>
           <w:p>
-            <w:pPr>
-              <w:rPr>
-                <w:lang w:val="en-US"/>
-              </w:rPr>
-            </w:pPr>
             <w:r>
               <w:rPr>
                 <w:b/>
                 <w:bCs/>
-                <w:lang w:val="en-US"/>
               </w:rPr>
               <w:t>(5, 2)</w:t>
             </w:r>
@@ -4377,335 +2648,585 @@
             <w:hideMark/>
           </w:tcPr>
           <w:p>
-            <w:pPr>
-              <w:rPr>
-                <w:lang w:val="en-US"/>
-              </w:rPr>
-            </w:pPr>
-            <w:r>
-              <w:rPr>
-                <w:lang w:val="en-US"/>
-              </w:rPr>
-              <w:t xml:space="preserve">-5 + 4 = </w:t>
-            </w:r>
-            <w:r>
-              <w:rPr>
-                <w:b/>
-                <w:bCs/>
-                <w:lang w:val="en-US"/>
-              </w:rPr>
-              <w:t>-1</w:t>
-            </w:r>
+            <m:oMathPara>
+              <m:oMath>
+                <m:r>
+                  <w:rPr>
+                    <w:rFonts w:ascii="Cambria Math" w:hAnsi="Cambria Math"/>
+                  </w:rPr>
+                  <m:t>-5+4=-1</m:t>
+                </m:r>
+              </m:oMath>
+            </m:oMathPara>
           </w:p>
         </w:tc>
       </w:tr>
     </w:tbl>
     <w:p>
-      <w:pPr>
-        <w:rPr>
-          <w:lang w:val="ru-RU"/>
-        </w:rPr>
-      </w:pPr>
-      <w:r>
-        <w:rPr>
-          <w:lang w:val="ru-RU"/>
-        </w:rPr>
-        <w:t>Итоговый набор пикселей: (0,0), (1,0), (2,1), (3,1), (4,2), (5,2). Линия является непрерывной и 8-связной.</w:t>
+      <w:r>
+        <w:t>Полученный набор пикселей: (0,0), (1,0), (2,1), (3,1), (4,2), (5,2). Линия является 8-связной, разрывов нет.</w:t>
       </w:r>
     </w:p>
     <w:p>
       <w:pPr>
-        <w:rPr>
-          <w:lang w:val="ru-RU"/>
-        </w:rPr>
-      </w:pPr>
-      <w:r>
         <w:rPr>
           <w:b/>
           <w:bCs/>
-          <w:lang w:val="ru-RU"/>
-        </w:rPr>
-        <w:t>5. Временные характеристики алгоритмов</w:t>
-      </w:r>
-    </w:p>
-    <w:p>
-      <w:pPr>
-        <w:rPr>
-          <w:lang w:val="ru-RU"/>
-        </w:rPr>
-      </w:pPr>
-      <w:r>
-        <w:rPr>
-          <w:lang w:val="ru-RU"/>
-        </w:rPr>
-        <w:lastRenderedPageBreak/>
-        <w:t>В приложении реализован замер среднего времени выполнения (на основе 1000 последовательных вызовов функции). Результаты замеров для отрезка длиной 100 пикселей и окружности радиусом 100 пикселей:</w:t>
-      </w:r>
-    </w:p>
-    <w:p>
-      <w:pPr>
-        <w:numPr>
-          <w:ilvl w:val="0"/>
-          <w:numId w:val="23"/>
-        </w:numPr>
-        <w:rPr>
-          <w:lang w:val="ru-RU"/>
         </w:rPr>
       </w:pPr>
       <w:r>
         <w:rPr>
           <w:b/>
           <w:bCs/>
-          <w:lang w:val="ru-RU"/>
         </w:rPr>
-        <w:t>Пошаговый алгоритм:</w:t>
-      </w:r>
-      <w:r>
-        <w:rPr>
-          <w:lang w:val="ru-RU"/>
-        </w:rPr>
-        <w:t xml:space="preserve"> ~ 0.0150 мс (использует </w:t>
-      </w:r>
-      <w:r>
-        <w:rPr>
-          <w:lang w:val="en-US"/>
-        </w:rPr>
-        <w:t>float</w:t>
-      </w:r>
-      <w:r>
-        <w:rPr>
-          <w:lang w:val="ru-RU"/>
-        </w:rPr>
-        <w:t xml:space="preserve"> и </w:t>
-      </w:r>
-      <w:r>
-        <w:rPr>
-          <w:lang w:val="en-US"/>
-        </w:rPr>
-        <w:t>round</w:t>
-      </w:r>
-      <w:r>
-        <w:rPr>
-          <w:lang w:val="ru-RU"/>
-        </w:rPr>
-        <w:t>).</w:t>
+        <w:t>4. Программная реализация</w:t>
       </w:r>
     </w:p>
     <w:p>
-      <w:pPr>
-        <w:numPr>
-          <w:ilvl w:val="0"/>
-          <w:numId w:val="23"/>
-        </w:numPr>
-        <w:rPr>
-          <w:lang w:val="ru-RU"/>
-        </w:rPr>
-      </w:pPr>
+      <w:r>
+        <w:t xml:space="preserve">Приложение разработано на языке Python с использованием стандартной библиотеки </w:t>
+      </w:r>
+      <w:proofErr w:type="spellStart"/>
       <w:r>
         <w:rPr>
           <w:b/>
           <w:bCs/>
-          <w:lang w:val="ru-RU"/>
         </w:rPr>
-        <w:t>Алгоритм ЦДА:</w:t>
-      </w:r>
-      <w:r>
-        <w:rPr>
-          <w:lang w:val="ru-RU"/>
-        </w:rPr>
-        <w:t xml:space="preserve"> ~ 0.0100 мс (использует </w:t>
-      </w:r>
-      <w:r>
-        <w:rPr>
-          <w:lang w:val="en-US"/>
-        </w:rPr>
-        <w:t>float</w:t>
-      </w:r>
-      <w:r>
-        <w:rPr>
-          <w:lang w:val="ru-RU"/>
-        </w:rPr>
-        <w:t>).</w:t>
+        <w:t>Tkinter</w:t>
+      </w:r>
+      <w:proofErr w:type="spellEnd"/>
+      <w:r>
+        <w:t xml:space="preserve"> для создания десктопного интерфейса. Архитектура проекта разделена на модули:</w:t>
       </w:r>
     </w:p>
     <w:p>
       <w:pPr>
         <w:numPr>
           <w:ilvl w:val="0"/>
-          <w:numId w:val="23"/>
+          <w:numId w:val="27"/>
         </w:numPr>
-        <w:rPr>
-          <w:lang w:val="ru-RU"/>
-        </w:rPr>
       </w:pPr>
       <w:r>
         <w:rPr>
           <w:b/>
           <w:bCs/>
-          <w:lang w:val="ru-RU"/>
         </w:rPr>
-        <w:t>Брезенхем (линия):</w:t>
-      </w:r>
-      <w:r>
-        <w:rPr>
-          <w:lang w:val="ru-RU"/>
-        </w:rPr>
-        <w:t xml:space="preserve"> ~ 0.0030 мс (только целочисленная арифметика).</w:t>
+        <w:t>algorithms.py</w:t>
+      </w:r>
+      <w:r>
+        <w:t xml:space="preserve"> — содержит чистые реализации четырех алгоритмов (пошаговый, ЦДА, </w:t>
+      </w:r>
+      <w:proofErr w:type="spellStart"/>
+      <w:r>
+        <w:t>Брезенхем</w:t>
+      </w:r>
+      <w:proofErr w:type="spellEnd"/>
+      <w:r>
+        <w:t xml:space="preserve"> для линий и окружностей). Функции возвращают список целочисленных координат пикселей и время выполнения.</w:t>
       </w:r>
     </w:p>
     <w:p>
       <w:pPr>
         <w:numPr>
           <w:ilvl w:val="0"/>
-          <w:numId w:val="23"/>
+          <w:numId w:val="27"/>
         </w:numPr>
-        <w:rPr>
-          <w:lang w:val="ru-RU"/>
-        </w:rPr>
       </w:pPr>
       <w:r>
         <w:rPr>
           <w:b/>
           <w:bCs/>
-          <w:lang w:val="ru-RU"/>
         </w:rPr>
-        <w:t>Брезенхем (окружность):</w:t>
-      </w:r>
-      <w:r>
-        <w:rPr>
-          <w:lang w:val="ru-RU"/>
-        </w:rPr>
-        <w:t xml:space="preserve"> ~ 0.0015 мс (только целочисленная арифметика, используется симметрия).</w:t>
+        <w:t>main.py</w:t>
+      </w:r>
+      <w:r>
+        <w:t xml:space="preserve"> — главный файл, содержащий логику графического интерфейса, отрисовку сетки, осей, обработку событий мыши (зум, панорамирование) и вывод статистики.</w:t>
       </w:r>
     </w:p>
     <w:p>
-      <w:pPr>
-        <w:rPr>
-          <w:lang w:val="ru-RU"/>
-        </w:rPr>
-      </w:pPr>
-      <w:r>
-        <w:rPr>
-          <w:i/>
-          <w:iCs/>
-          <w:lang w:val="ru-RU"/>
-        </w:rPr>
-        <w:t>(Внимание: замените эти значения на те, что выдаст ваша программа при запуске, так как они зависят от мощности вашего компьютера)</w:t>
-      </w:r>
-    </w:p>
-    <w:p>
-      <w:pPr>
-        <w:rPr>
-          <w:lang w:val="en-US"/>
-        </w:rPr>
-      </w:pPr>
       <w:r>
         <w:rPr>
           <w:b/>
           <w:bCs/>
-          <w:lang w:val="en-US"/>
         </w:rPr>
-        <w:t>ВЫВОДЫ</w:t>
+        <w:t>Особенности реализации интерфейса:</w:t>
       </w:r>
     </w:p>
     <w:p>
       <w:pPr>
         <w:numPr>
           <w:ilvl w:val="0"/>
-          <w:numId w:val="24"/>
+          <w:numId w:val="28"/>
         </w:numPr>
-        <w:rPr>
-          <w:lang w:val="ru-RU"/>
-        </w:rPr>
       </w:pPr>
       <w:r>
         <w:rPr>
           <w:b/>
           <w:bCs/>
-          <w:lang w:val="ru-RU"/>
         </w:rPr>
-        <w:t>Сравнение алгоритмов для отрезков:</w:t>
-      </w:r>
-      <w:r>
-        <w:rPr>
-          <w:lang w:val="ru-RU"/>
-        </w:rPr>
-        <w:t xml:space="preserve"> Пошаговый алгоритм и ЦДА просты в реализации, но используют вещественную арифметику и операции округления, что делает их самыми медленными. Целочисленный алгоритм Брезенхема показал наилучшую скорость, так как оперирует только целыми числами и сдвигами, что критически важно для аппаратной или низкоуровневой графики.</w:t>
+        <w:t>Привязка к дискретной сетке:</w:t>
+      </w:r>
+      <w:r>
+        <w:t xml:space="preserve"> Координата </w:t>
+      </w:r>
+      <m:oMath>
+        <m:d>
+          <m:dPr>
+            <m:sepChr m:val=","/>
+            <m:ctrlPr>
+              <w:rPr>
+                <w:rFonts w:ascii="Cambria Math" w:hAnsi="Cambria Math"/>
+              </w:rPr>
+            </m:ctrlPr>
+          </m:dPr>
+          <m:e>
+            <m:r>
+              <w:rPr>
+                <w:rFonts w:ascii="Cambria Math" w:hAnsi="Cambria Math"/>
+              </w:rPr>
+              <m:t>0</m:t>
+            </m:r>
+          </m:e>
+          <m:e>
+            <m:r>
+              <w:rPr>
+                <w:rFonts w:ascii="Cambria Math" w:hAnsi="Cambria Math"/>
+              </w:rPr>
+              <m:t>0</m:t>
+            </m:r>
+          </m:e>
+        </m:d>
+      </m:oMath>
+      <w:r>
+        <w:t xml:space="preserve">находится в центре пикселя. Чтобы сетка не перечеркивала закрашенные квадраты, линии сетки смещены на </w:t>
+      </w:r>
+      <m:oMath>
+        <m:r>
+          <w:rPr>
+            <w:rFonts w:ascii="Cambria Math" w:hAnsi="Cambria Math"/>
+          </w:rPr>
+          <m:t>+0.5</m:t>
+        </m:r>
+      </m:oMath>
+      <w:r>
+        <w:t xml:space="preserve">пикселя. Таким образом, линии сетки являются визуальными границами пикселей, а оси </w:t>
+      </w:r>
+      <m:oMath>
+        <m:r>
+          <w:rPr>
+            <w:rFonts w:ascii="Cambria Math" w:hAnsi="Cambria Math"/>
+          </w:rPr>
+          <m:t>X</m:t>
+        </m:r>
+      </m:oMath>
+      <w:r>
+        <w:t xml:space="preserve">и </w:t>
+      </w:r>
+      <m:oMath>
+        <m:r>
+          <w:rPr>
+            <w:rFonts w:ascii="Cambria Math" w:hAnsi="Cambria Math"/>
+          </w:rPr>
+          <m:t>Y</m:t>
+        </m:r>
+      </m:oMath>
+      <w:r>
+        <w:t>проходят ровно через их центры.</w:t>
       </w:r>
     </w:p>
     <w:p>
       <w:pPr>
         <w:numPr>
           <w:ilvl w:val="0"/>
-          <w:numId w:val="24"/>
+          <w:numId w:val="28"/>
         </w:numPr>
-        <w:rPr>
-          <w:lang w:val="ru-RU"/>
-        </w:rPr>
       </w:pPr>
       <w:r>
         <w:rPr>
           <w:b/>
           <w:bCs/>
-          <w:lang w:val="ru-RU"/>
         </w:rPr>
-        <w:t>Растеризация окружности:</w:t>
-      </w:r>
-      <w:r>
-        <w:rPr>
-          <w:lang w:val="ru-RU"/>
-        </w:rPr>
-        <w:t xml:space="preserve"> Алгоритм Брезенхема для окружности эффективно использует симметрию. Вычисление дуги только в одном октанте с последующим зеркальным отображением точек позволило значительно сократить количество вычислений и время работы.</w:t>
+        <w:t>Адаптивный масштаб:</w:t>
+      </w:r>
+      <w:r>
+        <w:t xml:space="preserve"> При отдалении (зум-аут) шаг сетки автоматически меняется с </w:t>
+      </w:r>
+      <m:oMath>
+        <m:r>
+          <w:rPr>
+            <w:rFonts w:ascii="Cambria Math" w:hAnsi="Cambria Math"/>
+          </w:rPr>
+          <m:t>1</m:t>
+        </m:r>
+      </m:oMath>
+      <w:r>
+        <w:t xml:space="preserve">на </w:t>
+      </w:r>
+      <m:oMath>
+        <m:r>
+          <w:rPr>
+            <w:rFonts w:ascii="Cambria Math" w:hAnsi="Cambria Math"/>
+          </w:rPr>
+          <m:t>5</m:t>
+        </m:r>
+      </m:oMath>
+      <w:r>
+        <w:t xml:space="preserve">, затем на </w:t>
+      </w:r>
+      <m:oMath>
+        <m:r>
+          <w:rPr>
+            <w:rFonts w:ascii="Cambria Math" w:hAnsi="Cambria Math"/>
+          </w:rPr>
+          <m:t>10</m:t>
+        </m:r>
+      </m:oMath>
+      <w:r>
+        <w:t xml:space="preserve">, </w:t>
+      </w:r>
+      <m:oMath>
+        <m:r>
+          <w:rPr>
+            <w:rFonts w:ascii="Cambria Math" w:hAnsi="Cambria Math"/>
+          </w:rPr>
+          <m:t>50</m:t>
+        </m:r>
+      </m:oMath>
+      <w:r>
+        <w:t xml:space="preserve">, </w:t>
+      </w:r>
+      <m:oMath>
+        <m:r>
+          <w:rPr>
+            <w:rFonts w:ascii="Cambria Math" w:hAnsi="Cambria Math"/>
+          </w:rPr>
+          <m:t>100</m:t>
+        </m:r>
+      </m:oMath>
+      <w:r>
+        <w:t>и т.д., чтобы линии не сливались в сплошное пятно.</w:t>
       </w:r>
     </w:p>
     <w:p>
       <w:pPr>
         <w:numPr>
           <w:ilvl w:val="0"/>
-          <w:numId w:val="24"/>
+          <w:numId w:val="28"/>
         </w:numPr>
-        <w:rPr>
-          <w:lang w:val="ru-RU"/>
-        </w:rPr>
       </w:pPr>
       <w:r>
         <w:rPr>
           <w:b/>
           <w:bCs/>
-          <w:lang w:val="ru-RU"/>
         </w:rPr>
-        <w:t>Визуализация и привязка координат:</w:t>
-      </w:r>
-      <w:r>
-        <w:rPr>
-          <w:lang w:val="ru-RU"/>
-        </w:rPr>
-        <w:t xml:space="preserve"> Правильная привязка целочисленных координат к сетке (когда пиксель — это ячейка, а координата — её центр) имеет решающее значение для визуального восприятия. Адаптивная сетка и масштабирование позволяют детально рассмотреть структуру растровой линии (ступеньки) при сильном зуме и оценить её связность.</w:t>
+        <w:t>Управление:</w:t>
+      </w:r>
+      <w:r>
+        <w:t xml:space="preserve"> Масштабирование осуществляется колесиком мыши (зум происходит относительно курсора), а панорамирование — зажатием левой кнопки мыши (ЛКМ) и перетаскиванием.</w:t>
       </w:r>
     </w:p>
     <w:p>
       <w:pPr>
         <w:numPr>
           <w:ilvl w:val="0"/>
-          <w:numId w:val="24"/>
+          <w:numId w:val="28"/>
         </w:numPr>
-        <w:rPr>
-          <w:lang w:val="ru-RU"/>
-        </w:rPr>
       </w:pPr>
       <w:r>
         <w:rPr>
           <w:b/>
           <w:bCs/>
-          <w:lang w:val="ru-RU"/>
         </w:rPr>
-        <w:t>Практическая ценность:</w:t>
+        <w:lastRenderedPageBreak/>
+        <w:t>Модуль статистики:</w:t>
+      </w:r>
+      <w:r>
+        <w:t xml:space="preserve"> При нажатии на кнопку «Нарисовать» алгоритм запускается </w:t>
       </w:r>
       <w:r>
         <w:rPr>
-          <w:lang w:val="ru-RU"/>
+          <w:b/>
+          <w:bCs/>
         </w:rPr>
-        <w:t xml:space="preserve"> Созданное десктопное приложение с удобным интерфейсом и встроенным блоком статистики позволяет наглядно убедиться в различии скоростей алгоритмов и визуально оценить качество аппроксимации кривых на растровой сетке.</w:t>
+        <w:t>1000 раз</w:t>
+      </w:r>
+      <w:r>
+        <w:t xml:space="preserve"> в фоновом режиме. В специальное текстовое окно выводится: название алгоритма, </w:t>
+      </w:r>
+      <w:r>
+        <w:rPr>
+          <w:b/>
+          <w:bCs/>
+        </w:rPr>
+        <w:t>среднее время работы</w:t>
+      </w:r>
+      <w:r>
+        <w:t>, количество сгенерированных пикселей и тип связности.</w:t>
+      </w:r>
+    </w:p>
+    <w:p>
+      <w:pPr>
+        <w:rPr>
+          <w:b/>
+          <w:bCs/>
+        </w:rPr>
+      </w:pPr>
+      <w:r>
+        <w:rPr>
+          <w:b/>
+          <w:bCs/>
+        </w:rPr>
+        <w:t>ВЫВОДЫ</w:t>
+      </w:r>
+    </w:p>
+    <w:p>
+      <w:pPr>
+        <w:numPr>
+          <w:ilvl w:val="0"/>
+          <w:numId w:val="29"/>
+        </w:numPr>
+      </w:pPr>
+      <w:r>
+        <w:rPr>
+          <w:b/>
+          <w:bCs/>
+        </w:rPr>
+        <w:t>Сравнение производительности алгоритмов:</w:t>
+      </w:r>
+      <w:r>
+        <w:t xml:space="preserve"> По результатам замеров (усредненных по 1000 запусков) алгоритм </w:t>
+      </w:r>
+      <w:proofErr w:type="spellStart"/>
+      <w:r>
+        <w:t>Брезенхема</w:t>
+      </w:r>
+      <w:proofErr w:type="spellEnd"/>
+      <w:r>
+        <w:t xml:space="preserve"> для построения отрезков показал наивысшую скорость. Это обусловлено тем, что он использует исключительно целочисленную арифметику (сложение, вычитание, сдвиги) и не требует операций деления и округления. Пошаговый алгоритм и ЦДА работают медленнее из-за использования вещественных чисел с плавающей точкой и функции округления </w:t>
+      </w:r>
+      <w:proofErr w:type="spellStart"/>
+      <w:r>
+        <w:t>round</w:t>
+      </w:r>
+      <w:proofErr w:type="spellEnd"/>
+      <w:r>
+        <w:t>().</w:t>
+      </w:r>
+    </w:p>
+    <w:p>
+      <w:pPr>
+        <w:numPr>
+          <w:ilvl w:val="0"/>
+          <w:numId w:val="29"/>
+        </w:numPr>
+      </w:pPr>
+      <w:r>
+        <w:rPr>
+          <w:b/>
+          <w:bCs/>
+        </w:rPr>
+        <w:t>Качество линий:</w:t>
+      </w:r>
+      <w:r>
+        <w:t xml:space="preserve"> Все реализованные алгоритмы строят 8-связные линии, что гарантирует отсутствие разрывов даже для крутых углов наклона (когда </w:t>
+      </w:r>
+      <m:oMath>
+        <m:r>
+          <w:rPr>
+            <w:rFonts w:ascii="Cambria Math" w:hAnsi="Cambria Math"/>
+          </w:rPr>
+          <m:t>∣</m:t>
+        </m:r>
+        <m:r>
+          <m:rPr>
+            <m:sty m:val="p"/>
+          </m:rPr>
+          <w:rPr>
+            <w:rFonts w:ascii="Cambria Math" w:hAnsi="Cambria Math"/>
+          </w:rPr>
+          <m:t>Δ</m:t>
+        </m:r>
+        <m:r>
+          <w:rPr>
+            <w:rFonts w:ascii="Cambria Math" w:hAnsi="Cambria Math"/>
+          </w:rPr>
+          <m:t>y∣&gt;∣</m:t>
+        </m:r>
+        <m:r>
+          <m:rPr>
+            <m:sty m:val="p"/>
+          </m:rPr>
+          <w:rPr>
+            <w:rFonts w:ascii="Cambria Math" w:hAnsi="Cambria Math"/>
+          </w:rPr>
+          <m:t>Δ</m:t>
+        </m:r>
+        <m:r>
+          <w:rPr>
+            <w:rFonts w:ascii="Cambria Math" w:hAnsi="Cambria Math"/>
+          </w:rPr>
+          <m:t>x∣</m:t>
+        </m:r>
+      </m:oMath>
+      <w:r>
+        <w:t xml:space="preserve">). В пошаговом алгоритме и ЦДА для этого реализована логика обмена осей </w:t>
+      </w:r>
+      <m:oMath>
+        <m:r>
+          <w:rPr>
+            <w:rFonts w:ascii="Cambria Math" w:hAnsi="Cambria Math"/>
+          </w:rPr>
+          <m:t>X</m:t>
+        </m:r>
+      </m:oMath>
+      <w:r>
+        <w:t xml:space="preserve">и </w:t>
+      </w:r>
+      <m:oMath>
+        <m:r>
+          <w:rPr>
+            <w:rFonts w:ascii="Cambria Math" w:hAnsi="Cambria Math"/>
+          </w:rPr>
+          <m:t>Y</m:t>
+        </m:r>
+      </m:oMath>
+      <w:r>
+        <w:t>для крутых отрезков.</w:t>
+      </w:r>
+    </w:p>
+    <w:p>
+      <w:pPr>
+        <w:numPr>
+          <w:ilvl w:val="0"/>
+          <w:numId w:val="29"/>
+        </w:numPr>
+      </w:pPr>
+      <w:r>
+        <w:rPr>
+          <w:b/>
+          <w:bCs/>
+        </w:rPr>
+        <w:t>Особенности построения окружности:</w:t>
+      </w:r>
+      <w:r>
+        <w:t xml:space="preserve"> Алгоритм </w:t>
+      </w:r>
+      <w:proofErr w:type="spellStart"/>
+      <w:r>
+        <w:t>Брезенхема</w:t>
+      </w:r>
+      <w:proofErr w:type="spellEnd"/>
+      <w:r>
+        <w:t xml:space="preserve"> для окружности оказался очень эффективным за счет использования свойства симметрии (8-кратное отражение). Это позволяет вычислять только одну дугу (от </w:t>
+      </w:r>
+      <m:oMath>
+        <m:sSup>
+          <m:sSupPr>
+            <m:ctrlPr>
+              <w:rPr>
+                <w:rFonts w:ascii="Cambria Math" w:hAnsi="Cambria Math"/>
+              </w:rPr>
+            </m:ctrlPr>
+          </m:sSupPr>
+          <m:e>
+            <m:r>
+              <w:rPr>
+                <w:rFonts w:ascii="Cambria Math" w:hAnsi="Cambria Math"/>
+              </w:rPr>
+              <m:t>90</m:t>
+            </m:r>
+          </m:e>
+          <m:sup>
+            <m:r>
+              <w:rPr>
+                <w:rFonts w:ascii="Cambria Math" w:hAnsi="Cambria Math"/>
+              </w:rPr>
+              <m:t>∘</m:t>
+            </m:r>
+          </m:sup>
+        </m:sSup>
+      </m:oMath>
+      <w:r>
+        <w:t xml:space="preserve">до </w:t>
+      </w:r>
+      <m:oMath>
+        <m:sSup>
+          <m:sSupPr>
+            <m:ctrlPr>
+              <w:rPr>
+                <w:rFonts w:ascii="Cambria Math" w:hAnsi="Cambria Math"/>
+              </w:rPr>
+            </m:ctrlPr>
+          </m:sSupPr>
+          <m:e>
+            <m:r>
+              <w:rPr>
+                <w:rFonts w:ascii="Cambria Math" w:hAnsi="Cambria Math"/>
+              </w:rPr>
+              <m:t>45</m:t>
+            </m:r>
+          </m:e>
+          <m:sup>
+            <m:r>
+              <w:rPr>
+                <w:rFonts w:ascii="Cambria Math" w:hAnsi="Cambria Math"/>
+              </w:rPr>
+              <m:t>∘</m:t>
+            </m:r>
+          </m:sup>
+        </m:sSup>
+      </m:oMath>
+      <w:r>
+        <w:t>), что делает алгоритм быстрым и точным.</w:t>
+      </w:r>
+    </w:p>
+    <w:p>
+      <w:pPr>
+        <w:numPr>
+          <w:ilvl w:val="0"/>
+          <w:numId w:val="29"/>
+        </w:numPr>
+      </w:pPr>
+      <w:r>
+        <w:rPr>
+          <w:b/>
+          <w:bCs/>
+        </w:rPr>
+        <w:t>Визуализация:</w:t>
+      </w:r>
+      <w:r>
+        <w:t xml:space="preserve"> Правильная привязка целочисленных координат к дискретной сетке (когда </w:t>
+      </w:r>
+      <m:oMath>
+        <m:d>
+          <m:dPr>
+            <m:sepChr m:val=","/>
+            <m:ctrlPr>
+              <w:rPr>
+                <w:rFonts w:ascii="Cambria Math" w:hAnsi="Cambria Math"/>
+              </w:rPr>
+            </m:ctrlPr>
+          </m:dPr>
+          <m:e>
+            <m:r>
+              <w:rPr>
+                <w:rFonts w:ascii="Cambria Math" w:hAnsi="Cambria Math"/>
+              </w:rPr>
+              <m:t>0</m:t>
+            </m:r>
+          </m:e>
+          <m:e>
+            <m:r>
+              <w:rPr>
+                <w:rFonts w:ascii="Cambria Math" w:hAnsi="Cambria Math"/>
+              </w:rPr>
+              <m:t>0</m:t>
+            </m:r>
+          </m:e>
+        </m:d>
+      </m:oMath>
+      <w:r>
+        <w:t>— это центр ячейки, а не ее левый верхний угол) критически важна для правильного визуального восприятия. Адаптивный масштаб и зум позволяют детально рассмотреть каждый сгенерированный пиксель, а окно статистики дает объективные данные для сравнения эффективности алгоритмов.</w:t>
       </w:r>
     </w:p>
     <w:p/>
@@ -4720,7 +3241,7 @@
 </file>
 
 <file path=word/numbering.xml><?xml version="1.0" encoding="utf-8"?>
-<w:numbering xmlns:wpc="http://schemas.microsoft.com/office/word/2010/wordprocessingCanvas" xmlns:cx="http://schemas.microsoft.com/office/drawing/2014/chartex" xmlns:mc="http://schemas.openxmlformats.org/markup-compatibility/2006" xmlns:o="urn:schemas-microsoft-com:office:office" xmlns:r="http://schemas.openxmlformats.org/officeDocument/2006/relationships" xmlns:m="http://schemas.openxmlformats.org/officeDocument/2006/math" xmlns:v="urn:schemas-microsoft-com:vml" xmlns:wp14="http://schemas.microsoft.com/office/word/2010/wordprocessingDrawing" xmlns:wp="http://schemas.openxmlformats.org/drawingml/2006/wordprocessingDrawing" xmlns:w10="urn:schemas-microsoft-com:office:word" xmlns:w="http://schemas.openxmlformats.org/wordprocessingml/2006/main" xmlns:w14="http://schemas.microsoft.com/office/word/2010/wordml" xmlns:w15="http://schemas.microsoft.com/office/word/2012/wordml" xmlns:w16se="http://schemas.microsoft.com/office/word/2015/wordml/symex" xmlns:wpg="http://schemas.microsoft.com/office/word/2010/wordprocessingGroup" xmlns:wpi="http://schemas.microsoft.com/office/word/2010/wordprocessingInk" xmlns:wne="http://schemas.microsoft.com/office/word/2006/wordml" xmlns:wps="http://schemas.microsoft.com/office/word/2010/wordprocessingShape" mc:Ignorable="w14 w15 w16se wp14">
+<w:numbering xmlns:wpc="http://schemas.microsoft.com/office/word/2010/wordprocessingCanvas" xmlns:cx="http://schemas.microsoft.com/office/drawing/2014/chartex" xmlns:cx1="http://schemas.microsoft.com/office/drawing/2015/9/8/chartex" xmlns:cx2="http://schemas.microsoft.com/office/drawing/2015/10/21/chartex" xmlns:cx3="http://schemas.microsoft.com/office/drawing/2016/5/9/chartex" xmlns:cx4="http://schemas.microsoft.com/office/drawing/2016/5/10/chartex" xmlns:cx5="http://schemas.microsoft.com/office/drawing/2016/5/11/chartex" xmlns:cx6="http://schemas.microsoft.com/office/drawing/2016/5/12/chartex" xmlns:cx7="http://schemas.microsoft.com/office/drawing/2016/5/13/chartex" xmlns:cx8="http://schemas.microsoft.com/office/drawing/2016/5/14/chartex" xmlns:mc="http://schemas.openxmlformats.org/markup-compatibility/2006" xmlns:aink="http://schemas.microsoft.com/office/drawing/2016/ink" xmlns:am3d="http://schemas.microsoft.com/office/drawing/2017/model3d" xmlns:o="urn:schemas-microsoft-com:office:office" xmlns:oel="http://schemas.microsoft.com/office/2019/extlst" xmlns:r="http://schemas.openxmlformats.org/officeDocument/2006/relationships" xmlns:m="http://schemas.openxmlformats.org/officeDocument/2006/math" xmlns:v="urn:schemas-microsoft-com:vml" xmlns:wp14="http://schemas.microsoft.com/office/word/2010/wordprocessingDrawing" xmlns:wp="http://schemas.openxmlformats.org/drawingml/2006/wordprocessingDrawing" xmlns:w10="urn:schemas-microsoft-com:office:word" xmlns:w="http://schemas.openxmlformats.org/wordprocessingml/2006/main" xmlns:w14="http://schemas.microsoft.com/office/word/2010/wordml" xmlns:w15="http://schemas.microsoft.com/office/word/2012/wordml" xmlns:w16cex="http://schemas.microsoft.com/office/word/2018/wordml/cex" xmlns:w16cid="http://schemas.microsoft.com/office/word/2016/wordml/cid" xmlns:w16="http://schemas.microsoft.com/office/word/2018/wordml" xmlns:w16du="http://schemas.microsoft.com/office/word/2023/wordml/word16du" xmlns:w16sdtdh="http://schemas.microsoft.com/office/word/2020/wordml/sdtdatahash" xmlns:w16sdtfl="http://schemas.microsoft.com/office/word/2024/wordml/sdtformatlock" xmlns:w16se="http://schemas.microsoft.com/office/word/2015/wordml/symex" xmlns:wpg="http://schemas.microsoft.com/office/word/2010/wordprocessingGroup" xmlns:wpi="http://schemas.microsoft.com/office/word/2010/wordprocessingInk" xmlns:wne="http://schemas.microsoft.com/office/word/2006/wordml" xmlns:wps="http://schemas.microsoft.com/office/word/2010/wordprocessingShape" mc:Ignorable="w14 w15 w16se w16cid w16 w16cex w16sdtdh w16sdtfl w16du wp14">
   <w:abstractNum w:abstractNumId="0" w15:restartNumberingAfterBreak="0">
     <w:nsid w:val="03DA777B"/>
     <w:multiLevelType w:val="multilevel"/>
@@ -5020,6 +3541,119 @@
     </w:lvl>
   </w:abstractNum>
   <w:abstractNum w:abstractNumId="2" w15:restartNumberingAfterBreak="0">
+    <w:nsid w:val="09E12DDB"/>
+    <w:multiLevelType w:val="multilevel"/>
+    <w:tmpl w:val="B234F4E2"/>
+    <w:lvl w:ilvl="0">
+      <w:start w:val="1"/>
+      <w:numFmt w:val="decimal"/>
+      <w:lvlText w:val="%1."/>
+      <w:lvlJc w:val="left"/>
+      <w:pPr>
+        <w:tabs>
+          <w:tab w:val="num" w:pos="720"/>
+        </w:tabs>
+        <w:ind w:left="720" w:hanging="360"/>
+      </w:pPr>
+    </w:lvl>
+    <w:lvl w:ilvl="1" w:tentative="1">
+      <w:start w:val="1"/>
+      <w:numFmt w:val="decimal"/>
+      <w:lvlText w:val="%2."/>
+      <w:lvlJc w:val="left"/>
+      <w:pPr>
+        <w:tabs>
+          <w:tab w:val="num" w:pos="1440"/>
+        </w:tabs>
+        <w:ind w:left="1440" w:hanging="360"/>
+      </w:pPr>
+    </w:lvl>
+    <w:lvl w:ilvl="2" w:tentative="1">
+      <w:start w:val="1"/>
+      <w:numFmt w:val="decimal"/>
+      <w:lvlText w:val="%3."/>
+      <w:lvlJc w:val="left"/>
+      <w:pPr>
+        <w:tabs>
+          <w:tab w:val="num" w:pos="2160"/>
+        </w:tabs>
+        <w:ind w:left="2160" w:hanging="360"/>
+      </w:pPr>
+    </w:lvl>
+    <w:lvl w:ilvl="3" w:tentative="1">
+      <w:start w:val="1"/>
+      <w:numFmt w:val="decimal"/>
+      <w:lvlText w:val="%4."/>
+      <w:lvlJc w:val="left"/>
+      <w:pPr>
+        <w:tabs>
+          <w:tab w:val="num" w:pos="2880"/>
+        </w:tabs>
+        <w:ind w:left="2880" w:hanging="360"/>
+      </w:pPr>
+    </w:lvl>
+    <w:lvl w:ilvl="4" w:tentative="1">
+      <w:start w:val="1"/>
+      <w:numFmt w:val="decimal"/>
+      <w:lvlText w:val="%5."/>
+      <w:lvlJc w:val="left"/>
+      <w:pPr>
+        <w:tabs>
+          <w:tab w:val="num" w:pos="3600"/>
+        </w:tabs>
+        <w:ind w:left="3600" w:hanging="360"/>
+      </w:pPr>
+    </w:lvl>
+    <w:lvl w:ilvl="5" w:tentative="1">
+      <w:start w:val="1"/>
+      <w:numFmt w:val="decimal"/>
+      <w:lvlText w:val="%6."/>
+      <w:lvlJc w:val="left"/>
+      <w:pPr>
+        <w:tabs>
+          <w:tab w:val="num" w:pos="4320"/>
+        </w:tabs>
+        <w:ind w:left="4320" w:hanging="360"/>
+      </w:pPr>
+    </w:lvl>
+    <w:lvl w:ilvl="6" w:tentative="1">
+      <w:start w:val="1"/>
+      <w:numFmt w:val="decimal"/>
+      <w:lvlText w:val="%7."/>
+      <w:lvlJc w:val="left"/>
+      <w:pPr>
+        <w:tabs>
+          <w:tab w:val="num" w:pos="5040"/>
+        </w:tabs>
+        <w:ind w:left="5040" w:hanging="360"/>
+      </w:pPr>
+    </w:lvl>
+    <w:lvl w:ilvl="7" w:tentative="1">
+      <w:start w:val="1"/>
+      <w:numFmt w:val="decimal"/>
+      <w:lvlText w:val="%8."/>
+      <w:lvlJc w:val="left"/>
+      <w:pPr>
+        <w:tabs>
+          <w:tab w:val="num" w:pos="5760"/>
+        </w:tabs>
+        <w:ind w:left="5760" w:hanging="360"/>
+      </w:pPr>
+    </w:lvl>
+    <w:lvl w:ilvl="8" w:tentative="1">
+      <w:start w:val="1"/>
+      <w:numFmt w:val="decimal"/>
+      <w:lvlText w:val="%9."/>
+      <w:lvlJc w:val="left"/>
+      <w:pPr>
+        <w:tabs>
+          <w:tab w:val="num" w:pos="6480"/>
+        </w:tabs>
+        <w:ind w:left="6480" w:hanging="360"/>
+      </w:pPr>
+    </w:lvl>
+  </w:abstractNum>
+  <w:abstractNum w:abstractNumId="3" w15:restartNumberingAfterBreak="0">
     <w:nsid w:val="0AE764DE"/>
     <w:multiLevelType w:val="multilevel"/>
     <w:tmpl w:val="ED380DFE"/>
@@ -5132,7 +3766,7 @@
       </w:pPr>
     </w:lvl>
   </w:abstractNum>
-  <w:abstractNum w:abstractNumId="3" w15:restartNumberingAfterBreak="0">
+  <w:abstractNum w:abstractNumId="4" w15:restartNumberingAfterBreak="0">
     <w:nsid w:val="0D0C47F0"/>
     <w:multiLevelType w:val="multilevel"/>
     <w:tmpl w:val="F0A0D6FC"/>
@@ -5281,7 +3915,7 @@
       </w:rPr>
     </w:lvl>
   </w:abstractNum>
-  <w:abstractNum w:abstractNumId="4" w15:restartNumberingAfterBreak="0">
+  <w:abstractNum w:abstractNumId="5" w15:restartNumberingAfterBreak="0">
     <w:nsid w:val="1A5C69F8"/>
     <w:multiLevelType w:val="multilevel"/>
     <w:tmpl w:val="324611C6"/>
@@ -5430,7 +4064,7 @@
       </w:rPr>
     </w:lvl>
   </w:abstractNum>
-  <w:abstractNum w:abstractNumId="5" w15:restartNumberingAfterBreak="0">
+  <w:abstractNum w:abstractNumId="6" w15:restartNumberingAfterBreak="0">
     <w:nsid w:val="1C3E31DC"/>
     <w:multiLevelType w:val="multilevel"/>
     <w:tmpl w:val="05D2BDE2"/>
@@ -5579,7 +4213,7 @@
       </w:rPr>
     </w:lvl>
   </w:abstractNum>
-  <w:abstractNum w:abstractNumId="6" w15:restartNumberingAfterBreak="0">
+  <w:abstractNum w:abstractNumId="7" w15:restartNumberingAfterBreak="0">
     <w:nsid w:val="21557423"/>
     <w:multiLevelType w:val="multilevel"/>
     <w:tmpl w:val="7ECCCC38"/>
@@ -5728,7 +4362,269 @@
       </w:rPr>
     </w:lvl>
   </w:abstractNum>
-  <w:abstractNum w:abstractNumId="7" w15:restartNumberingAfterBreak="0">
+  <w:abstractNum w:abstractNumId="8" w15:restartNumberingAfterBreak="0">
+    <w:nsid w:val="2427196A"/>
+    <w:multiLevelType w:val="multilevel"/>
+    <w:tmpl w:val="6A14174A"/>
+    <w:lvl w:ilvl="0">
+      <w:start w:val="1"/>
+      <w:numFmt w:val="bullet"/>
+      <w:lvlText w:val=""/>
+      <w:lvlJc w:val="left"/>
+      <w:pPr>
+        <w:tabs>
+          <w:tab w:val="num" w:pos="720"/>
+        </w:tabs>
+        <w:ind w:left="720" w:hanging="360"/>
+      </w:pPr>
+      <w:rPr>
+        <w:rFonts w:ascii="Symbol" w:hAnsi="Symbol" w:hint="default"/>
+        <w:sz w:val="20"/>
+      </w:rPr>
+    </w:lvl>
+    <w:lvl w:ilvl="1" w:tentative="1">
+      <w:start w:val="1"/>
+      <w:numFmt w:val="bullet"/>
+      <w:lvlText w:val="o"/>
+      <w:lvlJc w:val="left"/>
+      <w:pPr>
+        <w:tabs>
+          <w:tab w:val="num" w:pos="1440"/>
+        </w:tabs>
+        <w:ind w:left="1440" w:hanging="360"/>
+      </w:pPr>
+      <w:rPr>
+        <w:rFonts w:ascii="Courier New" w:hAnsi="Courier New" w:hint="default"/>
+        <w:sz w:val="20"/>
+      </w:rPr>
+    </w:lvl>
+    <w:lvl w:ilvl="2" w:tentative="1">
+      <w:start w:val="1"/>
+      <w:numFmt w:val="bullet"/>
+      <w:lvlText w:val=""/>
+      <w:lvlJc w:val="left"/>
+      <w:pPr>
+        <w:tabs>
+          <w:tab w:val="num" w:pos="2160"/>
+        </w:tabs>
+        <w:ind w:left="2160" w:hanging="360"/>
+      </w:pPr>
+      <w:rPr>
+        <w:rFonts w:ascii="Wingdings" w:hAnsi="Wingdings" w:hint="default"/>
+        <w:sz w:val="20"/>
+      </w:rPr>
+    </w:lvl>
+    <w:lvl w:ilvl="3" w:tentative="1">
+      <w:start w:val="1"/>
+      <w:numFmt w:val="bullet"/>
+      <w:lvlText w:val=""/>
+      <w:lvlJc w:val="left"/>
+      <w:pPr>
+        <w:tabs>
+          <w:tab w:val="num" w:pos="2880"/>
+        </w:tabs>
+        <w:ind w:left="2880" w:hanging="360"/>
+      </w:pPr>
+      <w:rPr>
+        <w:rFonts w:ascii="Wingdings" w:hAnsi="Wingdings" w:hint="default"/>
+        <w:sz w:val="20"/>
+      </w:rPr>
+    </w:lvl>
+    <w:lvl w:ilvl="4" w:tentative="1">
+      <w:start w:val="1"/>
+      <w:numFmt w:val="bullet"/>
+      <w:lvlText w:val=""/>
+      <w:lvlJc w:val="left"/>
+      <w:pPr>
+        <w:tabs>
+          <w:tab w:val="num" w:pos="3600"/>
+        </w:tabs>
+        <w:ind w:left="3600" w:hanging="360"/>
+      </w:pPr>
+      <w:rPr>
+        <w:rFonts w:ascii="Wingdings" w:hAnsi="Wingdings" w:hint="default"/>
+        <w:sz w:val="20"/>
+      </w:rPr>
+    </w:lvl>
+    <w:lvl w:ilvl="5" w:tentative="1">
+      <w:start w:val="1"/>
+      <w:numFmt w:val="bullet"/>
+      <w:lvlText w:val=""/>
+      <w:lvlJc w:val="left"/>
+      <w:pPr>
+        <w:tabs>
+          <w:tab w:val="num" w:pos="4320"/>
+        </w:tabs>
+        <w:ind w:left="4320" w:hanging="360"/>
+      </w:pPr>
+      <w:rPr>
+        <w:rFonts w:ascii="Wingdings" w:hAnsi="Wingdings" w:hint="default"/>
+        <w:sz w:val="20"/>
+      </w:rPr>
+    </w:lvl>
+    <w:lvl w:ilvl="6" w:tentative="1">
+      <w:start w:val="1"/>
+      <w:numFmt w:val="bullet"/>
+      <w:lvlText w:val=""/>
+      <w:lvlJc w:val="left"/>
+      <w:pPr>
+        <w:tabs>
+          <w:tab w:val="num" w:pos="5040"/>
+        </w:tabs>
+        <w:ind w:left="5040" w:hanging="360"/>
+      </w:pPr>
+      <w:rPr>
+        <w:rFonts w:ascii="Wingdings" w:hAnsi="Wingdings" w:hint="default"/>
+        <w:sz w:val="20"/>
+      </w:rPr>
+    </w:lvl>
+    <w:lvl w:ilvl="7" w:tentative="1">
+      <w:start w:val="1"/>
+      <w:numFmt w:val="bullet"/>
+      <w:lvlText w:val=""/>
+      <w:lvlJc w:val="left"/>
+      <w:pPr>
+        <w:tabs>
+          <w:tab w:val="num" w:pos="5760"/>
+        </w:tabs>
+        <w:ind w:left="5760" w:hanging="360"/>
+      </w:pPr>
+      <w:rPr>
+        <w:rFonts w:ascii="Wingdings" w:hAnsi="Wingdings" w:hint="default"/>
+        <w:sz w:val="20"/>
+      </w:rPr>
+    </w:lvl>
+    <w:lvl w:ilvl="8" w:tentative="1">
+      <w:start w:val="1"/>
+      <w:numFmt w:val="bullet"/>
+      <w:lvlText w:val=""/>
+      <w:lvlJc w:val="left"/>
+      <w:pPr>
+        <w:tabs>
+          <w:tab w:val="num" w:pos="6480"/>
+        </w:tabs>
+        <w:ind w:left="6480" w:hanging="360"/>
+      </w:pPr>
+      <w:rPr>
+        <w:rFonts w:ascii="Wingdings" w:hAnsi="Wingdings" w:hint="default"/>
+        <w:sz w:val="20"/>
+      </w:rPr>
+    </w:lvl>
+  </w:abstractNum>
+  <w:abstractNum w:abstractNumId="9" w15:restartNumberingAfterBreak="0">
+    <w:nsid w:val="273B296B"/>
+    <w:multiLevelType w:val="multilevel"/>
+    <w:tmpl w:val="2C6C728A"/>
+    <w:lvl w:ilvl="0">
+      <w:start w:val="1"/>
+      <w:numFmt w:val="decimal"/>
+      <w:lvlText w:val="%1."/>
+      <w:lvlJc w:val="left"/>
+      <w:pPr>
+        <w:tabs>
+          <w:tab w:val="num" w:pos="720"/>
+        </w:tabs>
+        <w:ind w:left="720" w:hanging="360"/>
+      </w:pPr>
+    </w:lvl>
+    <w:lvl w:ilvl="1" w:tentative="1">
+      <w:start w:val="1"/>
+      <w:numFmt w:val="decimal"/>
+      <w:lvlText w:val="%2."/>
+      <w:lvlJc w:val="left"/>
+      <w:pPr>
+        <w:tabs>
+          <w:tab w:val="num" w:pos="1440"/>
+        </w:tabs>
+        <w:ind w:left="1440" w:hanging="360"/>
+      </w:pPr>
+    </w:lvl>
+    <w:lvl w:ilvl="2" w:tentative="1">
+      <w:start w:val="1"/>
+      <w:numFmt w:val="decimal"/>
+      <w:lvlText w:val="%3."/>
+      <w:lvlJc w:val="left"/>
+      <w:pPr>
+        <w:tabs>
+          <w:tab w:val="num" w:pos="2160"/>
+        </w:tabs>
+        <w:ind w:left="2160" w:hanging="360"/>
+      </w:pPr>
+    </w:lvl>
+    <w:lvl w:ilvl="3" w:tentative="1">
+      <w:start w:val="1"/>
+      <w:numFmt w:val="decimal"/>
+      <w:lvlText w:val="%4."/>
+      <w:lvlJc w:val="left"/>
+      <w:pPr>
+        <w:tabs>
+          <w:tab w:val="num" w:pos="2880"/>
+        </w:tabs>
+        <w:ind w:left="2880" w:hanging="360"/>
+      </w:pPr>
+    </w:lvl>
+    <w:lvl w:ilvl="4" w:tentative="1">
+      <w:start w:val="1"/>
+      <w:numFmt w:val="decimal"/>
+      <w:lvlText w:val="%5."/>
+      <w:lvlJc w:val="left"/>
+      <w:pPr>
+        <w:tabs>
+          <w:tab w:val="num" w:pos="3600"/>
+        </w:tabs>
+        <w:ind w:left="3600" w:hanging="360"/>
+      </w:pPr>
+    </w:lvl>
+    <w:lvl w:ilvl="5" w:tentative="1">
+      <w:start w:val="1"/>
+      <w:numFmt w:val="decimal"/>
+      <w:lvlText w:val="%6."/>
+      <w:lvlJc w:val="left"/>
+      <w:pPr>
+        <w:tabs>
+          <w:tab w:val="num" w:pos="4320"/>
+        </w:tabs>
+        <w:ind w:left="4320" w:hanging="360"/>
+      </w:pPr>
+    </w:lvl>
+    <w:lvl w:ilvl="6" w:tentative="1">
+      <w:start w:val="1"/>
+      <w:numFmt w:val="decimal"/>
+      <w:lvlText w:val="%7."/>
+      <w:lvlJc w:val="left"/>
+      <w:pPr>
+        <w:tabs>
+          <w:tab w:val="num" w:pos="5040"/>
+        </w:tabs>
+        <w:ind w:left="5040" w:hanging="360"/>
+      </w:pPr>
+    </w:lvl>
+    <w:lvl w:ilvl="7" w:tentative="1">
+      <w:start w:val="1"/>
+      <w:numFmt w:val="decimal"/>
+      <w:lvlText w:val="%8."/>
+      <w:lvlJc w:val="left"/>
+      <w:pPr>
+        <w:tabs>
+          <w:tab w:val="num" w:pos="5760"/>
+        </w:tabs>
+        <w:ind w:left="5760" w:hanging="360"/>
+      </w:pPr>
+    </w:lvl>
+    <w:lvl w:ilvl="8" w:tentative="1">
+      <w:start w:val="1"/>
+      <w:numFmt w:val="decimal"/>
+      <w:lvlText w:val="%9."/>
+      <w:lvlJc w:val="left"/>
+      <w:pPr>
+        <w:tabs>
+          <w:tab w:val="num" w:pos="6480"/>
+        </w:tabs>
+        <w:ind w:left="6480" w:hanging="360"/>
+      </w:pPr>
+    </w:lvl>
+  </w:abstractNum>
+  <w:abstractNum w:abstractNumId="10" w15:restartNumberingAfterBreak="0">
     <w:nsid w:val="29850475"/>
     <w:multiLevelType w:val="multilevel"/>
     <w:tmpl w:val="59F8DD18"/>
@@ -5877,7 +4773,7 @@
       </w:rPr>
     </w:lvl>
   </w:abstractNum>
-  <w:abstractNum w:abstractNumId="8" w15:restartNumberingAfterBreak="0">
+  <w:abstractNum w:abstractNumId="11" w15:restartNumberingAfterBreak="0">
     <w:nsid w:val="2B74368E"/>
     <w:multiLevelType w:val="multilevel"/>
     <w:tmpl w:val="433E2538"/>
@@ -6026,7 +4922,7 @@
       </w:rPr>
     </w:lvl>
   </w:abstractNum>
-  <w:abstractNum w:abstractNumId="9" w15:restartNumberingAfterBreak="0">
+  <w:abstractNum w:abstractNumId="12" w15:restartNumberingAfterBreak="0">
     <w:nsid w:val="324E1118"/>
     <w:multiLevelType w:val="multilevel"/>
     <w:tmpl w:val="12C68066"/>
@@ -6139,7 +5035,7 @@
       </w:pPr>
     </w:lvl>
   </w:abstractNum>
-  <w:abstractNum w:abstractNumId="10" w15:restartNumberingAfterBreak="0">
+  <w:abstractNum w:abstractNumId="13" w15:restartNumberingAfterBreak="0">
     <w:nsid w:val="33132FDE"/>
     <w:multiLevelType w:val="multilevel"/>
     <w:tmpl w:val="0D6C3B7C"/>
@@ -6252,7 +5148,7 @@
       </w:pPr>
     </w:lvl>
   </w:abstractNum>
-  <w:abstractNum w:abstractNumId="11" w15:restartNumberingAfterBreak="0">
+  <w:abstractNum w:abstractNumId="14" w15:restartNumberingAfterBreak="0">
     <w:nsid w:val="36EC3415"/>
     <w:multiLevelType w:val="multilevel"/>
     <w:tmpl w:val="6D6C2B58"/>
@@ -6401,7 +5297,7 @@
       </w:rPr>
     </w:lvl>
   </w:abstractNum>
-  <w:abstractNum w:abstractNumId="12" w15:restartNumberingAfterBreak="0">
+  <w:abstractNum w:abstractNumId="15" w15:restartNumberingAfterBreak="0">
     <w:nsid w:val="3F752AEC"/>
     <w:multiLevelType w:val="multilevel"/>
     <w:tmpl w:val="A90A92AE"/>
@@ -6514,7 +5410,7 @@
       </w:pPr>
     </w:lvl>
   </w:abstractNum>
-  <w:abstractNum w:abstractNumId="13" w15:restartNumberingAfterBreak="0">
+  <w:abstractNum w:abstractNumId="16" w15:restartNumberingAfterBreak="0">
     <w:nsid w:val="493E142A"/>
     <w:multiLevelType w:val="multilevel"/>
     <w:tmpl w:val="871CC430"/>
@@ -6627,7 +5523,7 @@
       </w:pPr>
     </w:lvl>
   </w:abstractNum>
-  <w:abstractNum w:abstractNumId="14" w15:restartNumberingAfterBreak="0">
+  <w:abstractNum w:abstractNumId="17" w15:restartNumberingAfterBreak="0">
     <w:nsid w:val="49F879D8"/>
     <w:multiLevelType w:val="multilevel"/>
     <w:tmpl w:val="67000B02"/>
@@ -6776,7 +5672,7 @@
       </w:rPr>
     </w:lvl>
   </w:abstractNum>
-  <w:abstractNum w:abstractNumId="15" w15:restartNumberingAfterBreak="0">
+  <w:abstractNum w:abstractNumId="18" w15:restartNumberingAfterBreak="0">
     <w:nsid w:val="4C85570A"/>
     <w:multiLevelType w:val="multilevel"/>
     <w:tmpl w:val="CC349DB8"/>
@@ -6889,7 +5785,7 @@
       </w:pPr>
     </w:lvl>
   </w:abstractNum>
-  <w:abstractNum w:abstractNumId="16" w15:restartNumberingAfterBreak="0">
+  <w:abstractNum w:abstractNumId="19" w15:restartNumberingAfterBreak="0">
     <w:nsid w:val="56D43CE6"/>
     <w:multiLevelType w:val="multilevel"/>
     <w:tmpl w:val="1E34FC14"/>
@@ -7002,7 +5898,7 @@
       </w:pPr>
     </w:lvl>
   </w:abstractNum>
-  <w:abstractNum w:abstractNumId="17" w15:restartNumberingAfterBreak="0">
+  <w:abstractNum w:abstractNumId="20" w15:restartNumberingAfterBreak="0">
     <w:nsid w:val="593472AA"/>
     <w:multiLevelType w:val="multilevel"/>
     <w:tmpl w:val="7F28ADFA"/>
@@ -7151,7 +6047,7 @@
       </w:rPr>
     </w:lvl>
   </w:abstractNum>
-  <w:abstractNum w:abstractNumId="18" w15:restartNumberingAfterBreak="0">
+  <w:abstractNum w:abstractNumId="21" w15:restartNumberingAfterBreak="0">
     <w:nsid w:val="594E4463"/>
     <w:multiLevelType w:val="multilevel"/>
     <w:tmpl w:val="93D02334"/>
@@ -7264,7 +6160,7 @@
       </w:pPr>
     </w:lvl>
   </w:abstractNum>
-  <w:abstractNum w:abstractNumId="19" w15:restartNumberingAfterBreak="0">
+  <w:abstractNum w:abstractNumId="22" w15:restartNumberingAfterBreak="0">
     <w:nsid w:val="724E7D7A"/>
     <w:multiLevelType w:val="multilevel"/>
     <w:tmpl w:val="E64ED454"/>
@@ -7377,7 +6273,7 @@
       </w:pPr>
     </w:lvl>
   </w:abstractNum>
-  <w:abstractNum w:abstractNumId="20" w15:restartNumberingAfterBreak="0">
+  <w:abstractNum w:abstractNumId="23" w15:restartNumberingAfterBreak="0">
     <w:nsid w:val="72643DF2"/>
     <w:multiLevelType w:val="multilevel"/>
     <w:tmpl w:val="7A3E0594"/>
@@ -7526,7 +6422,7 @@
       </w:rPr>
     </w:lvl>
   </w:abstractNum>
-  <w:abstractNum w:abstractNumId="21" w15:restartNumberingAfterBreak="0">
+  <w:abstractNum w:abstractNumId="24" w15:restartNumberingAfterBreak="0">
     <w:nsid w:val="757B3673"/>
     <w:multiLevelType w:val="multilevel"/>
     <w:tmpl w:val="0DFE2086"/>
@@ -7675,7 +6571,7 @@
       </w:rPr>
     </w:lvl>
   </w:abstractNum>
-  <w:abstractNum w:abstractNumId="22" w15:restartNumberingAfterBreak="0">
+  <w:abstractNum w:abstractNumId="25" w15:restartNumberingAfterBreak="0">
     <w:nsid w:val="78F34D8C"/>
     <w:multiLevelType w:val="multilevel"/>
     <w:tmpl w:val="53569530"/>
@@ -7788,7 +6684,7 @@
       </w:pPr>
     </w:lvl>
   </w:abstractNum>
-  <w:abstractNum w:abstractNumId="23" w15:restartNumberingAfterBreak="0">
+  <w:abstractNum w:abstractNumId="26" w15:restartNumberingAfterBreak="0">
     <w:nsid w:val="7A172753"/>
     <w:multiLevelType w:val="multilevel"/>
     <w:tmpl w:val="87B83988"/>
@@ -7901,84 +6797,361 @@
       </w:pPr>
     </w:lvl>
   </w:abstractNum>
-  <w:num w:numId="1">
+  <w:abstractNum w:abstractNumId="27" w15:restartNumberingAfterBreak="0">
+    <w:nsid w:val="7A846381"/>
+    <w:multiLevelType w:val="multilevel"/>
+    <w:tmpl w:val="26608D32"/>
+    <w:lvl w:ilvl="0">
+      <w:start w:val="1"/>
+      <w:numFmt w:val="bullet"/>
+      <w:lvlText w:val=""/>
+      <w:lvlJc w:val="left"/>
+      <w:pPr>
+        <w:tabs>
+          <w:tab w:val="num" w:pos="720"/>
+        </w:tabs>
+        <w:ind w:left="720" w:hanging="360"/>
+      </w:pPr>
+      <w:rPr>
+        <w:rFonts w:ascii="Symbol" w:hAnsi="Symbol" w:hint="default"/>
+        <w:sz w:val="20"/>
+      </w:rPr>
+    </w:lvl>
+    <w:lvl w:ilvl="1" w:tentative="1">
+      <w:start w:val="1"/>
+      <w:numFmt w:val="bullet"/>
+      <w:lvlText w:val="o"/>
+      <w:lvlJc w:val="left"/>
+      <w:pPr>
+        <w:tabs>
+          <w:tab w:val="num" w:pos="1440"/>
+        </w:tabs>
+        <w:ind w:left="1440" w:hanging="360"/>
+      </w:pPr>
+      <w:rPr>
+        <w:rFonts w:ascii="Courier New" w:hAnsi="Courier New" w:hint="default"/>
+        <w:sz w:val="20"/>
+      </w:rPr>
+    </w:lvl>
+    <w:lvl w:ilvl="2" w:tentative="1">
+      <w:start w:val="1"/>
+      <w:numFmt w:val="bullet"/>
+      <w:lvlText w:val=""/>
+      <w:lvlJc w:val="left"/>
+      <w:pPr>
+        <w:tabs>
+          <w:tab w:val="num" w:pos="2160"/>
+        </w:tabs>
+        <w:ind w:left="2160" w:hanging="360"/>
+      </w:pPr>
+      <w:rPr>
+        <w:rFonts w:ascii="Wingdings" w:hAnsi="Wingdings" w:hint="default"/>
+        <w:sz w:val="20"/>
+      </w:rPr>
+    </w:lvl>
+    <w:lvl w:ilvl="3" w:tentative="1">
+      <w:start w:val="1"/>
+      <w:numFmt w:val="bullet"/>
+      <w:lvlText w:val=""/>
+      <w:lvlJc w:val="left"/>
+      <w:pPr>
+        <w:tabs>
+          <w:tab w:val="num" w:pos="2880"/>
+        </w:tabs>
+        <w:ind w:left="2880" w:hanging="360"/>
+      </w:pPr>
+      <w:rPr>
+        <w:rFonts w:ascii="Wingdings" w:hAnsi="Wingdings" w:hint="default"/>
+        <w:sz w:val="20"/>
+      </w:rPr>
+    </w:lvl>
+    <w:lvl w:ilvl="4" w:tentative="1">
+      <w:start w:val="1"/>
+      <w:numFmt w:val="bullet"/>
+      <w:lvlText w:val=""/>
+      <w:lvlJc w:val="left"/>
+      <w:pPr>
+        <w:tabs>
+          <w:tab w:val="num" w:pos="3600"/>
+        </w:tabs>
+        <w:ind w:left="3600" w:hanging="360"/>
+      </w:pPr>
+      <w:rPr>
+        <w:rFonts w:ascii="Wingdings" w:hAnsi="Wingdings" w:hint="default"/>
+        <w:sz w:val="20"/>
+      </w:rPr>
+    </w:lvl>
+    <w:lvl w:ilvl="5" w:tentative="1">
+      <w:start w:val="1"/>
+      <w:numFmt w:val="bullet"/>
+      <w:lvlText w:val=""/>
+      <w:lvlJc w:val="left"/>
+      <w:pPr>
+        <w:tabs>
+          <w:tab w:val="num" w:pos="4320"/>
+        </w:tabs>
+        <w:ind w:left="4320" w:hanging="360"/>
+      </w:pPr>
+      <w:rPr>
+        <w:rFonts w:ascii="Wingdings" w:hAnsi="Wingdings" w:hint="default"/>
+        <w:sz w:val="20"/>
+      </w:rPr>
+    </w:lvl>
+    <w:lvl w:ilvl="6" w:tentative="1">
+      <w:start w:val="1"/>
+      <w:numFmt w:val="bullet"/>
+      <w:lvlText w:val=""/>
+      <w:lvlJc w:val="left"/>
+      <w:pPr>
+        <w:tabs>
+          <w:tab w:val="num" w:pos="5040"/>
+        </w:tabs>
+        <w:ind w:left="5040" w:hanging="360"/>
+      </w:pPr>
+      <w:rPr>
+        <w:rFonts w:ascii="Wingdings" w:hAnsi="Wingdings" w:hint="default"/>
+        <w:sz w:val="20"/>
+      </w:rPr>
+    </w:lvl>
+    <w:lvl w:ilvl="7" w:tentative="1">
+      <w:start w:val="1"/>
+      <w:numFmt w:val="bullet"/>
+      <w:lvlText w:val=""/>
+      <w:lvlJc w:val="left"/>
+      <w:pPr>
+        <w:tabs>
+          <w:tab w:val="num" w:pos="5760"/>
+        </w:tabs>
+        <w:ind w:left="5760" w:hanging="360"/>
+      </w:pPr>
+      <w:rPr>
+        <w:rFonts w:ascii="Wingdings" w:hAnsi="Wingdings" w:hint="default"/>
+        <w:sz w:val="20"/>
+      </w:rPr>
+    </w:lvl>
+    <w:lvl w:ilvl="8" w:tentative="1">
+      <w:start w:val="1"/>
+      <w:numFmt w:val="bullet"/>
+      <w:lvlText w:val=""/>
+      <w:lvlJc w:val="left"/>
+      <w:pPr>
+        <w:tabs>
+          <w:tab w:val="num" w:pos="6480"/>
+        </w:tabs>
+        <w:ind w:left="6480" w:hanging="360"/>
+      </w:pPr>
+      <w:rPr>
+        <w:rFonts w:ascii="Wingdings" w:hAnsi="Wingdings" w:hint="default"/>
+        <w:sz w:val="20"/>
+      </w:rPr>
+    </w:lvl>
+  </w:abstractNum>
+  <w:abstractNum w:abstractNumId="28" w15:restartNumberingAfterBreak="0">
+    <w:nsid w:val="7E2474A9"/>
+    <w:multiLevelType w:val="multilevel"/>
+    <w:tmpl w:val="9D5416A4"/>
+    <w:lvl w:ilvl="0">
+      <w:start w:val="1"/>
+      <w:numFmt w:val="decimal"/>
+      <w:lvlText w:val="%1."/>
+      <w:lvlJc w:val="left"/>
+      <w:pPr>
+        <w:tabs>
+          <w:tab w:val="num" w:pos="720"/>
+        </w:tabs>
+        <w:ind w:left="720" w:hanging="360"/>
+      </w:pPr>
+    </w:lvl>
+    <w:lvl w:ilvl="1" w:tentative="1">
+      <w:start w:val="1"/>
+      <w:numFmt w:val="decimal"/>
+      <w:lvlText w:val="%2."/>
+      <w:lvlJc w:val="left"/>
+      <w:pPr>
+        <w:tabs>
+          <w:tab w:val="num" w:pos="1440"/>
+        </w:tabs>
+        <w:ind w:left="1440" w:hanging="360"/>
+      </w:pPr>
+    </w:lvl>
+    <w:lvl w:ilvl="2" w:tentative="1">
+      <w:start w:val="1"/>
+      <w:numFmt w:val="decimal"/>
+      <w:lvlText w:val="%3."/>
+      <w:lvlJc w:val="left"/>
+      <w:pPr>
+        <w:tabs>
+          <w:tab w:val="num" w:pos="2160"/>
+        </w:tabs>
+        <w:ind w:left="2160" w:hanging="360"/>
+      </w:pPr>
+    </w:lvl>
+    <w:lvl w:ilvl="3" w:tentative="1">
+      <w:start w:val="1"/>
+      <w:numFmt w:val="decimal"/>
+      <w:lvlText w:val="%4."/>
+      <w:lvlJc w:val="left"/>
+      <w:pPr>
+        <w:tabs>
+          <w:tab w:val="num" w:pos="2880"/>
+        </w:tabs>
+        <w:ind w:left="2880" w:hanging="360"/>
+      </w:pPr>
+    </w:lvl>
+    <w:lvl w:ilvl="4" w:tentative="1">
+      <w:start w:val="1"/>
+      <w:numFmt w:val="decimal"/>
+      <w:lvlText w:val="%5."/>
+      <w:lvlJc w:val="left"/>
+      <w:pPr>
+        <w:tabs>
+          <w:tab w:val="num" w:pos="3600"/>
+        </w:tabs>
+        <w:ind w:left="3600" w:hanging="360"/>
+      </w:pPr>
+    </w:lvl>
+    <w:lvl w:ilvl="5" w:tentative="1">
+      <w:start w:val="1"/>
+      <w:numFmt w:val="decimal"/>
+      <w:lvlText w:val="%6."/>
+      <w:lvlJc w:val="left"/>
+      <w:pPr>
+        <w:tabs>
+          <w:tab w:val="num" w:pos="4320"/>
+        </w:tabs>
+        <w:ind w:left="4320" w:hanging="360"/>
+      </w:pPr>
+    </w:lvl>
+    <w:lvl w:ilvl="6" w:tentative="1">
+      <w:start w:val="1"/>
+      <w:numFmt w:val="decimal"/>
+      <w:lvlText w:val="%7."/>
+      <w:lvlJc w:val="left"/>
+      <w:pPr>
+        <w:tabs>
+          <w:tab w:val="num" w:pos="5040"/>
+        </w:tabs>
+        <w:ind w:left="5040" w:hanging="360"/>
+      </w:pPr>
+    </w:lvl>
+    <w:lvl w:ilvl="7" w:tentative="1">
+      <w:start w:val="1"/>
+      <w:numFmt w:val="decimal"/>
+      <w:lvlText w:val="%8."/>
+      <w:lvlJc w:val="left"/>
+      <w:pPr>
+        <w:tabs>
+          <w:tab w:val="num" w:pos="5760"/>
+        </w:tabs>
+        <w:ind w:left="5760" w:hanging="360"/>
+      </w:pPr>
+    </w:lvl>
+    <w:lvl w:ilvl="8" w:tentative="1">
+      <w:start w:val="1"/>
+      <w:numFmt w:val="decimal"/>
+      <w:lvlText w:val="%9."/>
+      <w:lvlJc w:val="left"/>
+      <w:pPr>
+        <w:tabs>
+          <w:tab w:val="num" w:pos="6480"/>
+        </w:tabs>
+        <w:ind w:left="6480" w:hanging="360"/>
+      </w:pPr>
+    </w:lvl>
+  </w:abstractNum>
+  <w:num w:numId="1" w16cid:durableId="1892693586">
+    <w:abstractNumId w:val="26"/>
+  </w:num>
+  <w:num w:numId="2" w16cid:durableId="70782360">
+    <w:abstractNumId w:val="5"/>
+  </w:num>
+  <w:num w:numId="3" w16cid:durableId="245191629">
+    <w:abstractNumId w:val="16"/>
+  </w:num>
+  <w:num w:numId="4" w16cid:durableId="1015115299">
+    <w:abstractNumId w:val="17"/>
+  </w:num>
+  <w:num w:numId="5" w16cid:durableId="885095269">
+    <w:abstractNumId w:val="0"/>
+  </w:num>
+  <w:num w:numId="6" w16cid:durableId="1257207022">
+    <w:abstractNumId w:val="21"/>
+  </w:num>
+  <w:num w:numId="7" w16cid:durableId="571548449">
+    <w:abstractNumId w:val="22"/>
+  </w:num>
+  <w:num w:numId="8" w16cid:durableId="440611471">
+    <w:abstractNumId w:val="15"/>
+  </w:num>
+  <w:num w:numId="9" w16cid:durableId="768965963">
+    <w:abstractNumId w:val="10"/>
+  </w:num>
+  <w:num w:numId="10" w16cid:durableId="1500273214">
+    <w:abstractNumId w:val="13"/>
+  </w:num>
+  <w:num w:numId="11" w16cid:durableId="1316836414">
+    <w:abstractNumId w:val="11"/>
+  </w:num>
+  <w:num w:numId="12" w16cid:durableId="850149340">
+    <w:abstractNumId w:val="14"/>
+  </w:num>
+  <w:num w:numId="13" w16cid:durableId="1586723760">
+    <w:abstractNumId w:val="18"/>
+  </w:num>
+  <w:num w:numId="14" w16cid:durableId="812874133">
+    <w:abstractNumId w:val="25"/>
+  </w:num>
+  <w:num w:numId="15" w16cid:durableId="2049184561">
+    <w:abstractNumId w:val="19"/>
+  </w:num>
+  <w:num w:numId="16" w16cid:durableId="1702852603">
+    <w:abstractNumId w:val="4"/>
+  </w:num>
+  <w:num w:numId="17" w16cid:durableId="844786599">
+    <w:abstractNumId w:val="1"/>
+  </w:num>
+  <w:num w:numId="18" w16cid:durableId="686559246">
+    <w:abstractNumId w:val="20"/>
+  </w:num>
+  <w:num w:numId="19" w16cid:durableId="1106122469">
+    <w:abstractNumId w:val="24"/>
+  </w:num>
+  <w:num w:numId="20" w16cid:durableId="1171607458">
+    <w:abstractNumId w:val="6"/>
+  </w:num>
+  <w:num w:numId="21" w16cid:durableId="832330882">
+    <w:abstractNumId w:val="3"/>
+  </w:num>
+  <w:num w:numId="22" w16cid:durableId="933518518">
+    <w:abstractNumId w:val="7"/>
+  </w:num>
+  <w:num w:numId="23" w16cid:durableId="125709664">
     <w:abstractNumId w:val="23"/>
   </w:num>
-  <w:num w:numId="2">
-    <w:abstractNumId w:val="4"/>
-  </w:num>
-  <w:num w:numId="3">
-    <w:abstractNumId w:val="13"/>
-  </w:num>
-  <w:num w:numId="4">
-    <w:abstractNumId w:val="14"/>
-  </w:num>
-  <w:num w:numId="5">
-    <w:abstractNumId w:val="0"/>
-  </w:num>
-  <w:num w:numId="6">
-    <w:abstractNumId w:val="18"/>
-  </w:num>
-  <w:num w:numId="7">
-    <w:abstractNumId w:val="19"/>
-  </w:num>
-  <w:num w:numId="8">
+  <w:num w:numId="24" w16cid:durableId="1792436303">
     <w:abstractNumId w:val="12"/>
   </w:num>
-  <w:num w:numId="9">
-    <w:abstractNumId w:val="7"/>
+  <w:num w:numId="25" w16cid:durableId="2129666674">
+    <w:abstractNumId w:val="28"/>
   </w:num>
-  <w:num w:numId="10">
-    <w:abstractNumId w:val="10"/>
-  </w:num>
-  <w:num w:numId="11">
+  <w:num w:numId="26" w16cid:durableId="1469860035">
     <w:abstractNumId w:val="8"/>
   </w:num>
-  <w:num w:numId="12">
-    <w:abstractNumId w:val="11"/>
+  <w:num w:numId="27" w16cid:durableId="693724474">
+    <w:abstractNumId w:val="27"/>
   </w:num>
-  <w:num w:numId="13">
-    <w:abstractNumId w:val="15"/>
+  <w:num w:numId="28" w16cid:durableId="1067992972">
+    <w:abstractNumId w:val="9"/>
   </w:num>
-  <w:num w:numId="14">
-    <w:abstractNumId w:val="22"/>
-  </w:num>
-  <w:num w:numId="15">
-    <w:abstractNumId w:val="16"/>
-  </w:num>
-  <w:num w:numId="16">
-    <w:abstractNumId w:val="3"/>
-  </w:num>
-  <w:num w:numId="17">
-    <w:abstractNumId w:val="1"/>
-  </w:num>
-  <w:num w:numId="18">
-    <w:abstractNumId w:val="17"/>
-  </w:num>
-  <w:num w:numId="19">
-    <w:abstractNumId w:val="21"/>
-  </w:num>
-  <w:num w:numId="20">
-    <w:abstractNumId w:val="5"/>
-  </w:num>
-  <w:num w:numId="21">
+  <w:num w:numId="29" w16cid:durableId="513610468">
     <w:abstractNumId w:val="2"/>
-  </w:num>
-  <w:num w:numId="22">
-    <w:abstractNumId w:val="6"/>
-  </w:num>
-  <w:num w:numId="23">
-    <w:abstractNumId w:val="20"/>
-  </w:num>
-  <w:num w:numId="24">
-    <w:abstractNumId w:val="9"/>
   </w:num>
   <w:numIdMacAtCleanup w:val="7"/>
 </w:numbering>
 </file>
 
 <file path=word/styles.xml><?xml version="1.0" encoding="utf-8"?>
-<w:styles xmlns:mc="http://schemas.openxmlformats.org/markup-compatibility/2006" xmlns:r="http://schemas.openxmlformats.org/officeDocument/2006/relationships" xmlns:w="http://schemas.openxmlformats.org/wordprocessingml/2006/main" xmlns:w14="http://schemas.microsoft.com/office/word/2010/wordml" xmlns:w15="http://schemas.microsoft.com/office/word/2012/wordml" xmlns:w16se="http://schemas.microsoft.com/office/word/2015/wordml/symex" mc:Ignorable="w14 w15 w16se">
+<w:styles xmlns:mc="http://schemas.openxmlformats.org/markup-compatibility/2006" xmlns:r="http://schemas.openxmlformats.org/officeDocument/2006/relationships" xmlns:w="http://schemas.openxmlformats.org/wordprocessingml/2006/main" xmlns:w14="http://schemas.microsoft.com/office/word/2010/wordml" xmlns:w15="http://schemas.microsoft.com/office/word/2012/wordml" xmlns:w16cex="http://schemas.microsoft.com/office/word/2018/wordml/cex" xmlns:w16cid="http://schemas.microsoft.com/office/word/2016/wordml/cid" xmlns:w16="http://schemas.microsoft.com/office/word/2018/wordml" xmlns:w16du="http://schemas.microsoft.com/office/word/2023/wordml/word16du" xmlns:w16sdtdh="http://schemas.microsoft.com/office/word/2020/wordml/sdtdatahash" xmlns:w16sdtfl="http://schemas.microsoft.com/office/word/2024/wordml/sdtformatlock" xmlns:w16se="http://schemas.microsoft.com/office/word/2015/wordml/symex" mc:Ignorable="w14 w15 w16se w16cid w16 w16cex w16sdtdh w16sdtfl w16du">
   <w:docDefaults>
     <w:rPrDefault>
       <w:rPr>
@@ -7986,7 +7159,7 @@
         <w:kern w:val="2"/>
         <w:sz w:val="24"/>
         <w:szCs w:val="24"/>
-        <w:lang w:eastAsia="en-US" w:bidi="ar-SA"/>
+        <w:lang w:val="ru-BY" w:eastAsia="en-US" w:bidi="ar-SA"/>
         <w14:ligatures w14:val="standardContextual"/>
       </w:rPr>
     </w:rPrDefault>
@@ -7996,7 +7169,7 @@
       </w:pPr>
     </w:pPrDefault>
   </w:docDefaults>
-  <w:latentStyles w:defLockedState="0" w:defUIPriority="99" w:defSemiHidden="0" w:defUnhideWhenUsed="0" w:defQFormat="0" w:count="371">
+  <w:latentStyles w:defLockedState="0" w:defUIPriority="99" w:defSemiHidden="0" w:defUnhideWhenUsed="0" w:defQFormat="0" w:count="376">
     <w:lsdException w:name="Normal" w:uiPriority="0" w:qFormat="1"/>
     <w:lsdException w:name="heading 1" w:uiPriority="9" w:qFormat="1"/>
     <w:lsdException w:name="heading 2" w:semiHidden="1" w:uiPriority="9" w:unhideWhenUsed="1" w:qFormat="1"/>
@@ -8368,6 +7541,11 @@
     <w:lsdException w:name="List Table 5 Dark Accent 6" w:uiPriority="50"/>
     <w:lsdException w:name="List Table 6 Colorful Accent 6" w:uiPriority="51"/>
     <w:lsdException w:name="List Table 7 Colorful Accent 6" w:uiPriority="52"/>
+    <w:lsdException w:name="Mention" w:semiHidden="1" w:unhideWhenUsed="1"/>
+    <w:lsdException w:name="Smart Hyperlink" w:semiHidden="1" w:unhideWhenUsed="1"/>
+    <w:lsdException w:name="Hashtag" w:semiHidden="1" w:unhideWhenUsed="1"/>
+    <w:lsdException w:name="Unresolved Mention" w:semiHidden="1" w:unhideWhenUsed="1"/>
+    <w:lsdException w:name="Smart Link" w:semiHidden="1" w:unhideWhenUsed="1"/>
   </w:latentStyles>
   <w:style w:type="paragraph" w:default="1" w:styleId="a">
     <w:name w:val="Normal"/>
